--- a/bfs-mda.docx
+++ b/bfs-mda.docx
@@ -4,7 +4,323 @@
   <w:background w:color="1F3763" w:themeColor="accent5" w:themeShade="7F"/>
   <w:body>
     <w:p>
-      <w:bookmarkStart w:id="0" w:name="_GoBack"/>
+      <w:r>
+        <w:rPr>
+          <w:noProof/>
+        </w:rPr>
+        <mc:AlternateContent>
+          <mc:Choice Requires="wps">
+            <w:drawing>
+              <wp:anchor distT="0" distB="0" distL="114300" distR="114300" simplePos="0" relativeHeight="251659264" behindDoc="0" locked="0" layoutInCell="1" allowOverlap="1" wp14:anchorId="50DC1229" wp14:editId="25B1940D">
+                <wp:simplePos x="0" y="0"/>
+                <wp:positionH relativeFrom="margin">
+                  <wp:align>left</wp:align>
+                </wp:positionH>
+                <wp:positionV relativeFrom="paragraph">
+                  <wp:posOffset>884263</wp:posOffset>
+                </wp:positionV>
+                <wp:extent cx="8996289" cy="3962299"/>
+                <wp:effectExtent l="0" t="0" r="0" b="635"/>
+                <wp:wrapNone/>
+                <wp:docPr id="29" name="Text Box 29"/>
+                <wp:cNvGraphicFramePr/>
+                <a:graphic xmlns:a="http://schemas.openxmlformats.org/drawingml/2006/main">
+                  <a:graphicData uri="http://schemas.microsoft.com/office/word/2010/wordprocessingShape">
+                    <wps:wsp>
+                      <wps:cNvSpPr txBox="1"/>
+                      <wps:spPr>
+                        <a:xfrm>
+                          <a:off x="0" y="0"/>
+                          <a:ext cx="8996289" cy="3962299"/>
+                        </a:xfrm>
+                        <a:prstGeom prst="rect">
+                          <a:avLst/>
+                        </a:prstGeom>
+                        <a:noFill/>
+                        <a:ln w="6350">
+                          <a:noFill/>
+                        </a:ln>
+                        <a:effectLst/>
+                      </wps:spPr>
+                      <wps:style>
+                        <a:lnRef idx="0">
+                          <a:schemeClr val="accent1"/>
+                        </a:lnRef>
+                        <a:fillRef idx="0">
+                          <a:schemeClr val="accent1"/>
+                        </a:fillRef>
+                        <a:effectRef idx="0">
+                          <a:schemeClr val="accent1"/>
+                        </a:effectRef>
+                        <a:fontRef idx="minor">
+                          <a:schemeClr val="dk1"/>
+                        </a:fontRef>
+                      </wps:style>
+                      <wps:txbx>
+                        <w:txbxContent>
+                          <w:p>
+                            <w:pPr>
+                              <w:rPr>
+                                <w:rFonts w:ascii="Arial Black" w:hAnsi="Arial Black"/>
+                                <w:b/>
+                                <w:outline/>
+                                <w:color w:val="4472C4" w:themeColor="accent5"/>
+                                <w:sz w:val="180"/>
+                                <w:szCs w:val="144"/>
+                                <w14:shadow w14:blurRad="38100" w14:dist="22860" w14:dir="5400000" w14:sx="100000" w14:sy="100000" w14:kx="0" w14:ky="0" w14:algn="tl">
+                                  <w14:srgbClr w14:val="000000">
+                                    <w14:alpha w14:val="70000"/>
+                                  </w14:srgbClr>
+                                </w14:shadow>
+                                <w14:textOutline w14:w="10160" w14:cap="flat" w14:cmpd="sng" w14:algn="ctr">
+                                  <w14:solidFill>
+                                    <w14:schemeClr w14:val="accent5">
+                                      <w14:alpha w14:val="54000"/>
+                                    </w14:schemeClr>
+                                  </w14:solidFill>
+                                  <w14:prstDash w14:val="solid"/>
+                                  <w14:round/>
+                                </w14:textOutline>
+                                <w14:textFill>
+                                  <w14:noFill/>
+                                </w14:textFill>
+                              </w:rPr>
+                            </w:pPr>
+                            <w:r>
+                              <w:rPr>
+                                <w:rFonts w:ascii="Arial Black" w:hAnsi="Arial Black"/>
+                                <w:b/>
+                                <w:outline/>
+                                <w:color w:val="4472C4" w:themeColor="accent5"/>
+                                <w:sz w:val="180"/>
+                                <w:szCs w:val="144"/>
+                                <w14:shadow w14:blurRad="38100" w14:dist="22860" w14:dir="5400000" w14:sx="100000" w14:sy="100000" w14:kx="0" w14:ky="0" w14:algn="tl">
+                                  <w14:srgbClr w14:val="000000">
+                                    <w14:alpha w14:val="70000"/>
+                                  </w14:srgbClr>
+                                </w14:shadow>
+                                <w14:textOutline w14:w="10160" w14:cap="flat" w14:cmpd="sng" w14:algn="ctr">
+                                  <w14:solidFill>
+                                    <w14:schemeClr w14:val="accent5">
+                                      <w14:alpha w14:val="54000"/>
+                                    </w14:schemeClr>
+                                  </w14:solidFill>
+                                  <w14:prstDash w14:val="solid"/>
+                                  <w14:round/>
+                                </w14:textOutline>
+                                <w14:textFill>
+                                  <w14:noFill/>
+                                </w14:textFill>
+                              </w:rPr>
+                              <w:t xml:space="preserve">Copyright </w:t>
+                            </w:r>
+                            <w:r>
+                              <w:rPr>
+                                <w:rFonts w:ascii="Arial Black" w:hAnsi="Arial Black"/>
+                                <w:b/>
+                                <w:outline/>
+                                <w:color w:val="4472C4" w:themeColor="accent5"/>
+                                <w:sz w:val="180"/>
+                                <w:szCs w:val="144"/>
+                                <w14:shadow w14:blurRad="38100" w14:dist="22860" w14:dir="5400000" w14:sx="100000" w14:sy="100000" w14:kx="0" w14:ky="0" w14:algn="tl">
+                                  <w14:srgbClr w14:val="000000">
+                                    <w14:alpha w14:val="70000"/>
+                                  </w14:srgbClr>
+                                </w14:shadow>
+                                <w14:textOutline w14:w="10160" w14:cap="flat" w14:cmpd="sng" w14:algn="ctr">
+                                  <w14:solidFill>
+                                    <w14:schemeClr w14:val="accent5">
+                                      <w14:alpha w14:val="54000"/>
+                                    </w14:schemeClr>
+                                  </w14:solidFill>
+                                  <w14:prstDash w14:val="solid"/>
+                                  <w14:round/>
+                                </w14:textOutline>
+                                <w14:textFill>
+                                  <w14:noFill/>
+                                </w14:textFill>
+                              </w:rPr>
+                              <w:t xml:space="preserve">© </w:t>
+                            </w:r>
+                            <w:r>
+                              <w:rPr>
+                                <w:rFonts w:ascii="Arial Black" w:hAnsi="Arial Black"/>
+                                <w:b/>
+                                <w:outline/>
+                                <w:color w:val="4472C4" w:themeColor="accent5"/>
+                                <w:sz w:val="180"/>
+                                <w:szCs w:val="144"/>
+                                <w14:shadow w14:blurRad="38100" w14:dist="22860" w14:dir="5400000" w14:sx="100000" w14:sy="100000" w14:kx="0" w14:ky="0" w14:algn="tl">
+                                  <w14:srgbClr w14:val="000000">
+                                    <w14:alpha w14:val="70000"/>
+                                  </w14:srgbClr>
+                                </w14:shadow>
+                                <w14:textOutline w14:w="10160" w14:cap="flat" w14:cmpd="sng" w14:algn="ctr">
+                                  <w14:solidFill>
+                                    <w14:schemeClr w14:val="accent5">
+                                      <w14:alpha w14:val="54000"/>
+                                    </w14:schemeClr>
+                                  </w14:solidFill>
+                                  <w14:prstDash w14:val="solid"/>
+                                  <w14:round/>
+                                </w14:textOutline>
+                                <w14:textFill>
+                                  <w14:noFill/>
+                                </w14:textFill>
+                              </w:rPr>
+                              <w:t>Prashant SG</w:t>
+                            </w:r>
+                          </w:p>
+                        </w:txbxContent>
+                      </wps:txbx>
+                      <wps:bodyPr rot="0" spcFirstLastPara="0" vertOverflow="overflow" horzOverflow="overflow" vert="horz" wrap="square" lIns="91440" tIns="45720" rIns="91440" bIns="45720" numCol="1" spcCol="0" rtlCol="0" fromWordArt="0" anchor="t" anchorCtr="0" forceAA="0" compatLnSpc="1">
+                        <a:prstTxWarp prst="textNoShape">
+                          <a:avLst/>
+                        </a:prstTxWarp>
+                        <a:noAutofit/>
+                      </wps:bodyPr>
+                    </wps:wsp>
+                  </a:graphicData>
+                </a:graphic>
+                <wp14:sizeRelH relativeFrom="margin">
+                  <wp14:pctWidth>0</wp14:pctWidth>
+                </wp14:sizeRelH>
+                <wp14:sizeRelV relativeFrom="margin">
+                  <wp14:pctHeight>0</wp14:pctHeight>
+                </wp14:sizeRelV>
+              </wp:anchor>
+            </w:drawing>
+          </mc:Choice>
+          <mc:Fallback>
+            <w:pict>
+              <v:shapetype w14:anchorId="50DC1229" id="_x0000_t202" coordsize="21600,21600" o:spt="202" path="m,l,21600r21600,l21600,xe">
+                <v:stroke joinstyle="miter"/>
+                <v:path gradientshapeok="t" o:connecttype="rect"/>
+              </v:shapetype>
+              <v:shape id="Text Box 29" o:spid="_x0000_s1026" type="#_x0000_t202" style="position:absolute;margin-left:0;margin-top:69.65pt;width:708.35pt;height:312pt;z-index:251659264;visibility:visible;mso-wrap-style:square;mso-width-percent:0;mso-height-percent:0;mso-wrap-distance-left:9pt;mso-wrap-distance-top:0;mso-wrap-distance-right:9pt;mso-wrap-distance-bottom:0;mso-position-horizontal:left;mso-position-horizontal-relative:margin;mso-position-vertical:absolute;mso-position-vertical-relative:text;mso-width-percent:0;mso-height-percent:0;mso-width-relative:margin;mso-height-relative:margin;v-text-anchor:top" o:gfxdata="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" filled="f" stroked="f" strokeweight=".5pt">
+                <v:textbox>
+                  <w:txbxContent>
+                    <w:p>
+                      <w:pPr>
+                        <w:rPr>
+                          <w:rFonts w:ascii="Arial Black" w:hAnsi="Arial Black"/>
+                          <w:b/>
+                          <w:outline/>
+                          <w:color w:val="4472C4" w:themeColor="accent5"/>
+                          <w:sz w:val="180"/>
+                          <w:szCs w:val="144"/>
+                          <w14:shadow w14:blurRad="38100" w14:dist="22860" w14:dir="5400000" w14:sx="100000" w14:sy="100000" w14:kx="0" w14:ky="0" w14:algn="tl">
+                            <w14:srgbClr w14:val="000000">
+                              <w14:alpha w14:val="70000"/>
+                            </w14:srgbClr>
+                          </w14:shadow>
+                          <w14:textOutline w14:w="10160" w14:cap="flat" w14:cmpd="sng" w14:algn="ctr">
+                            <w14:solidFill>
+                              <w14:schemeClr w14:val="accent5">
+                                <w14:alpha w14:val="54000"/>
+                              </w14:schemeClr>
+                            </w14:solidFill>
+                            <w14:prstDash w14:val="solid"/>
+                            <w14:round/>
+                          </w14:textOutline>
+                          <w14:textFill>
+                            <w14:noFill/>
+                          </w14:textFill>
+                        </w:rPr>
+                      </w:pPr>
+                      <w:r>
+                        <w:rPr>
+                          <w:rFonts w:ascii="Arial Black" w:hAnsi="Arial Black"/>
+                          <w:b/>
+                          <w:outline/>
+                          <w:color w:val="4472C4" w:themeColor="accent5"/>
+                          <w:sz w:val="180"/>
+                          <w:szCs w:val="144"/>
+                          <w14:shadow w14:blurRad="38100" w14:dist="22860" w14:dir="5400000" w14:sx="100000" w14:sy="100000" w14:kx="0" w14:ky="0" w14:algn="tl">
+                            <w14:srgbClr w14:val="000000">
+                              <w14:alpha w14:val="70000"/>
+                            </w14:srgbClr>
+                          </w14:shadow>
+                          <w14:textOutline w14:w="10160" w14:cap="flat" w14:cmpd="sng" w14:algn="ctr">
+                            <w14:solidFill>
+                              <w14:schemeClr w14:val="accent5">
+                                <w14:alpha w14:val="54000"/>
+                              </w14:schemeClr>
+                            </w14:solidFill>
+                            <w14:prstDash w14:val="solid"/>
+                            <w14:round/>
+                          </w14:textOutline>
+                          <w14:textFill>
+                            <w14:noFill/>
+                          </w14:textFill>
+                        </w:rPr>
+                        <w:t xml:space="preserve">Copyright </w:t>
+                      </w:r>
+                      <w:r>
+                        <w:rPr>
+                          <w:rFonts w:ascii="Arial Black" w:hAnsi="Arial Black"/>
+                          <w:b/>
+                          <w:outline/>
+                          <w:color w:val="4472C4" w:themeColor="accent5"/>
+                          <w:sz w:val="180"/>
+                          <w:szCs w:val="144"/>
+                          <w14:shadow w14:blurRad="38100" w14:dist="22860" w14:dir="5400000" w14:sx="100000" w14:sy="100000" w14:kx="0" w14:ky="0" w14:algn="tl">
+                            <w14:srgbClr w14:val="000000">
+                              <w14:alpha w14:val="70000"/>
+                            </w14:srgbClr>
+                          </w14:shadow>
+                          <w14:textOutline w14:w="10160" w14:cap="flat" w14:cmpd="sng" w14:algn="ctr">
+                            <w14:solidFill>
+                              <w14:schemeClr w14:val="accent5">
+                                <w14:alpha w14:val="54000"/>
+                              </w14:schemeClr>
+                            </w14:solidFill>
+                            <w14:prstDash w14:val="solid"/>
+                            <w14:round/>
+                          </w14:textOutline>
+                          <w14:textFill>
+                            <w14:noFill/>
+                          </w14:textFill>
+                        </w:rPr>
+                        <w:t xml:space="preserve">© </w:t>
+                      </w:r>
+                      <w:r>
+                        <w:rPr>
+                          <w:rFonts w:ascii="Arial Black" w:hAnsi="Arial Black"/>
+                          <w:b/>
+                          <w:outline/>
+                          <w:color w:val="4472C4" w:themeColor="accent5"/>
+                          <w:sz w:val="180"/>
+                          <w:szCs w:val="144"/>
+                          <w14:shadow w14:blurRad="38100" w14:dist="22860" w14:dir="5400000" w14:sx="100000" w14:sy="100000" w14:kx="0" w14:ky="0" w14:algn="tl">
+                            <w14:srgbClr w14:val="000000">
+                              <w14:alpha w14:val="70000"/>
+                            </w14:srgbClr>
+                          </w14:shadow>
+                          <w14:textOutline w14:w="10160" w14:cap="flat" w14:cmpd="sng" w14:algn="ctr">
+                            <w14:solidFill>
+                              <w14:schemeClr w14:val="accent5">
+                                <w14:alpha w14:val="54000"/>
+                              </w14:schemeClr>
+                            </w14:solidFill>
+                            <w14:prstDash w14:val="solid"/>
+                            <w14:round/>
+                          </w14:textOutline>
+                          <w14:textFill>
+                            <w14:noFill/>
+                          </w14:textFill>
+                        </w:rPr>
+                        <w:t>Prashant SG</w:t>
+                      </w:r>
+                    </w:p>
+                  </w:txbxContent>
+                </v:textbox>
+                <w10:wrap anchorx="margin"/>
+              </v:shape>
+            </w:pict>
+          </mc:Fallback>
+        </mc:AlternateContent>
+      </w:r>
       <w:r>
         <w:rPr>
           <w:noProof/>
@@ -13,8 +329,8 @@
           <mc:Choice Requires="wpc">
             <w:drawing>
               <wp:inline distT="0" distB="0" distL="0" distR="0">
-                <wp:extent cx="9137864" cy="4522470"/>
-                <wp:effectExtent l="0" t="0" r="0" b="0"/>
+                <wp:extent cx="8989060" cy="5190979"/>
+                <wp:effectExtent l="0" t="0" r="2540" b="0"/>
                 <wp:docPr id="10" name="Canvas 10"/>
                 <wp:cNvGraphicFramePr>
                   <a:graphicFrameLocks xmlns:a="http://schemas.openxmlformats.org/drawingml/2006/main" noChangeAspect="1"/>
@@ -29,7 +345,7 @@
                         <wpg:cNvGrpSpPr/>
                         <wpg:grpSpPr>
                           <a:xfrm>
-                            <a:off x="2283405" y="1578554"/>
+                            <a:off x="2247695" y="1453988"/>
                             <a:ext cx="630073" cy="511639"/>
                             <a:chOff x="180000" y="180000"/>
                             <a:chExt cx="735965" cy="786130"/>
@@ -48,16 +364,14 @@
                             </a:prstGeom>
                           </wps:spPr>
                           <wps:style>
-                            <a:lnRef idx="2">
-                              <a:schemeClr val="accent1">
-                                <a:shade val="50000"/>
-                              </a:schemeClr>
+                            <a:lnRef idx="0">
+                              <a:schemeClr val="accent3"/>
                             </a:lnRef>
-                            <a:fillRef idx="1">
-                              <a:schemeClr val="accent1"/>
+                            <a:fillRef idx="3">
+                              <a:schemeClr val="accent3"/>
                             </a:fillRef>
-                            <a:effectRef idx="0">
-                              <a:schemeClr val="accent1"/>
+                            <a:effectRef idx="3">
+                              <a:schemeClr val="accent3"/>
                             </a:effectRef>
                             <a:fontRef idx="minor">
                               <a:schemeClr val="lt1"/>
@@ -83,16 +397,14 @@
                             </a:prstGeom>
                           </wps:spPr>
                           <wps:style>
-                            <a:lnRef idx="2">
-                              <a:schemeClr val="accent1">
-                                <a:shade val="50000"/>
-                              </a:schemeClr>
+                            <a:lnRef idx="0">
+                              <a:schemeClr val="accent3"/>
                             </a:lnRef>
-                            <a:fillRef idx="1">
-                              <a:schemeClr val="accent1"/>
+                            <a:fillRef idx="3">
+                              <a:schemeClr val="accent3"/>
                             </a:fillRef>
-                            <a:effectRef idx="0">
-                              <a:schemeClr val="accent1"/>
+                            <a:effectRef idx="3">
+                              <a:schemeClr val="accent3"/>
                             </a:effectRef>
                             <a:fontRef idx="minor">
                               <a:schemeClr val="lt1"/>
@@ -118,16 +430,14 @@
                             </a:prstGeom>
                           </wps:spPr>
                           <wps:style>
-                            <a:lnRef idx="2">
-                              <a:schemeClr val="accent1">
-                                <a:shade val="50000"/>
-                              </a:schemeClr>
+                            <a:lnRef idx="0">
+                              <a:schemeClr val="accent3"/>
                             </a:lnRef>
-                            <a:fillRef idx="1">
-                              <a:schemeClr val="accent1"/>
+                            <a:fillRef idx="3">
+                              <a:schemeClr val="accent3"/>
                             </a:fillRef>
-                            <a:effectRef idx="0">
-                              <a:schemeClr val="accent1"/>
+                            <a:effectRef idx="3">
+                              <a:schemeClr val="accent3"/>
                             </a:effectRef>
                             <a:fontRef idx="minor">
                               <a:schemeClr val="lt1"/>
@@ -153,16 +463,14 @@
                             </a:prstGeom>
                           </wps:spPr>
                           <wps:style>
-                            <a:lnRef idx="2">
-                              <a:schemeClr val="accent1">
-                                <a:shade val="50000"/>
-                              </a:schemeClr>
+                            <a:lnRef idx="0">
+                              <a:schemeClr val="accent3"/>
                             </a:lnRef>
-                            <a:fillRef idx="1">
-                              <a:schemeClr val="accent1"/>
+                            <a:fillRef idx="3">
+                              <a:schemeClr val="accent3"/>
                             </a:fillRef>
-                            <a:effectRef idx="0">
-                              <a:schemeClr val="accent1"/>
+                            <a:effectRef idx="3">
+                              <a:schemeClr val="accent3"/>
                             </a:effectRef>
                             <a:fontRef idx="minor">
                               <a:schemeClr val="lt1"/>
@@ -188,16 +496,14 @@
                             </a:prstGeom>
                           </wps:spPr>
                           <wps:style>
-                            <a:lnRef idx="2">
-                              <a:schemeClr val="accent1">
-                                <a:shade val="50000"/>
-                              </a:schemeClr>
+                            <a:lnRef idx="0">
+                              <a:schemeClr val="accent3"/>
                             </a:lnRef>
-                            <a:fillRef idx="1">
-                              <a:schemeClr val="accent1"/>
+                            <a:fillRef idx="3">
+                              <a:schemeClr val="accent3"/>
                             </a:fillRef>
-                            <a:effectRef idx="0">
-                              <a:schemeClr val="accent1"/>
+                            <a:effectRef idx="3">
+                              <a:schemeClr val="accent3"/>
                             </a:effectRef>
                             <a:fontRef idx="minor">
                               <a:schemeClr val="lt1"/>
@@ -223,16 +529,14 @@
                             </a:prstGeom>
                           </wps:spPr>
                           <wps:style>
-                            <a:lnRef idx="2">
-                              <a:schemeClr val="accent1">
-                                <a:shade val="50000"/>
-                              </a:schemeClr>
+                            <a:lnRef idx="0">
+                              <a:schemeClr val="accent3"/>
                             </a:lnRef>
-                            <a:fillRef idx="1">
-                              <a:schemeClr val="accent1"/>
+                            <a:fillRef idx="3">
+                              <a:schemeClr val="accent3"/>
                             </a:fillRef>
-                            <a:effectRef idx="0">
-                              <a:schemeClr val="accent1"/>
+                            <a:effectRef idx="3">
+                              <a:schemeClr val="accent3"/>
                             </a:effectRef>
                             <a:fontRef idx="minor">
                               <a:schemeClr val="lt1"/>
@@ -258,16 +562,14 @@
                             </a:prstGeom>
                           </wps:spPr>
                           <wps:style>
-                            <a:lnRef idx="2">
-                              <a:schemeClr val="accent1">
-                                <a:shade val="50000"/>
-                              </a:schemeClr>
+                            <a:lnRef idx="0">
+                              <a:schemeClr val="accent3"/>
                             </a:lnRef>
-                            <a:fillRef idx="1">
-                              <a:schemeClr val="accent1"/>
+                            <a:fillRef idx="3">
+                              <a:schemeClr val="accent3"/>
                             </a:fillRef>
-                            <a:effectRef idx="0">
-                              <a:schemeClr val="accent1"/>
+                            <a:effectRef idx="3">
+                              <a:schemeClr val="accent3"/>
                             </a:effectRef>
                             <a:fontRef idx="minor">
                               <a:schemeClr val="lt1"/>
@@ -293,16 +595,14 @@
                             </a:prstGeom>
                           </wps:spPr>
                           <wps:style>
-                            <a:lnRef idx="2">
-                              <a:schemeClr val="accent1">
-                                <a:shade val="50000"/>
-                              </a:schemeClr>
+                            <a:lnRef idx="0">
+                              <a:schemeClr val="accent3"/>
                             </a:lnRef>
-                            <a:fillRef idx="1">
-                              <a:schemeClr val="accent1"/>
+                            <a:fillRef idx="3">
+                              <a:schemeClr val="accent3"/>
                             </a:fillRef>
-                            <a:effectRef idx="0">
-                              <a:schemeClr val="accent1"/>
+                            <a:effectRef idx="3">
+                              <a:schemeClr val="accent3"/>
                             </a:effectRef>
                             <a:fontRef idx="minor">
                               <a:schemeClr val="lt1"/>
@@ -328,16 +628,14 @@
                             </a:prstGeom>
                           </wps:spPr>
                           <wps:style>
-                            <a:lnRef idx="2">
-                              <a:schemeClr val="accent1">
-                                <a:shade val="50000"/>
-                              </a:schemeClr>
+                            <a:lnRef idx="0">
+                              <a:schemeClr val="accent3"/>
                             </a:lnRef>
-                            <a:fillRef idx="1">
-                              <a:schemeClr val="accent1"/>
+                            <a:fillRef idx="3">
+                              <a:schemeClr val="accent3"/>
                             </a:fillRef>
-                            <a:effectRef idx="0">
-                              <a:schemeClr val="accent1"/>
+                            <a:effectRef idx="3">
+                              <a:schemeClr val="accent3"/>
                             </a:effectRef>
                             <a:fontRef idx="minor">
                               <a:schemeClr val="lt1"/>
@@ -356,8 +654,8 @@
                         <wps:cNvSpPr txBox="1"/>
                         <wps:spPr>
                           <a:xfrm>
-                            <a:off x="2117235" y="3028239"/>
-                            <a:ext cx="833887" cy="257750"/>
+                            <a:off x="2110492" y="2812992"/>
+                            <a:ext cx="950312" cy="328975"/>
                           </a:xfrm>
                           <a:prstGeom prst="rect">
                             <a:avLst/>
@@ -388,8 +686,20 @@
                               <w:pPr>
                                 <w:jc w:val="center"/>
                                 <w:rPr>
-                                  <w:color w:val="5B9BD5" w:themeColor="accent1"/>
-                                  <w:sz w:val="20"/>
+                                  <w:rFonts w:asciiTheme="majorHAnsi" w:hAnsiTheme="majorHAnsi" w:cstheme="majorHAnsi"/>
+                                  <w:b/>
+                                  <w:color w:val="A6A6A6" w:themeColor="background1" w:themeShade="A6"/>
+                                  <w:sz w:val="28"/>
+                                  <w:szCs w:val="24"/>
+                                </w:rPr>
+                              </w:pPr>
+                              <w:r>
+                                <w:rPr>
+                                  <w:rFonts w:asciiTheme="majorHAnsi" w:hAnsiTheme="majorHAnsi" w:cstheme="majorHAnsi"/>
+                                  <w:b/>
+                                  <w:color w:val="A6A6A6" w:themeColor="background1" w:themeShade="A6"/>
+                                  <w:sz w:val="28"/>
+                                  <w:szCs w:val="24"/>
                                   <w14:shadow w14:blurRad="38100" w14:dist="25400" w14:dir="5400000" w14:sx="100000" w14:sy="100000" w14:kx="0" w14:ky="0" w14:algn="ctr">
                                     <w14:srgbClr w14:val="6E747A">
                                       <w14:alpha w14:val="57000"/>
@@ -401,11 +711,15 @@
                                     <w14:round/>
                                   </w14:textOutline>
                                 </w:rPr>
-                              </w:pPr>
+                                <w:t>Exchange</w:t>
+                              </w:r>
                               <w:r>
                                 <w:rPr>
-                                  <w:color w:val="5B9BD5" w:themeColor="accent1"/>
-                                  <w:sz w:val="20"/>
+                                  <w:rFonts w:asciiTheme="majorHAnsi" w:hAnsiTheme="majorHAnsi" w:cstheme="majorHAnsi"/>
+                                  <w:b/>
+                                  <w:color w:val="A6A6A6" w:themeColor="background1" w:themeShade="A6"/>
+                                  <w:sz w:val="28"/>
+                                  <w:szCs w:val="24"/>
                                   <w14:shadow w14:blurRad="38100" w14:dist="25400" w14:dir="5400000" w14:sx="100000" w14:sy="100000" w14:kx="0" w14:ky="0" w14:algn="ctr">
                                     <w14:srgbClr w14:val="6E747A">
                                       <w14:alpha w14:val="57000"/>
@@ -417,12 +731,32 @@
                                     <w14:round/>
                                   </w14:textOutline>
                                 </w:rPr>
-                                <w:t>Exchange</w:t>
+                                <w:br/>
+                              </w:r>
+                              <w:r>
+                                <w:rPr>
+                                  <w:rFonts w:asciiTheme="majorHAnsi" w:hAnsiTheme="majorHAnsi" w:cstheme="majorHAnsi"/>
+                                  <w:b/>
+                                  <w:color w:val="A6A6A6" w:themeColor="background1" w:themeShade="A6"/>
+                                  <w:sz w:val="28"/>
+                                  <w:szCs w:val="24"/>
+                                  <w14:shadow w14:blurRad="38100" w14:dist="25400" w14:dir="5400000" w14:sx="100000" w14:sy="100000" w14:kx="0" w14:ky="0" w14:algn="ctr">
+                                    <w14:srgbClr w14:val="6E747A">
+                                      <w14:alpha w14:val="57000"/>
+                                    </w14:srgbClr>
+                                  </w14:shadow>
+                                  <w14:textOutline w14:w="0" w14:cap="flat" w14:cmpd="sng" w14:algn="ctr">
+                                    <w14:noFill/>
+                                    <w14:prstDash w14:val="solid"/>
+                                    <w14:round/>
+                                  </w14:textOutline>
+                                </w:rPr>
+                                <w:br/>
                               </w:r>
                             </w:p>
                           </w:txbxContent>
                         </wps:txbx>
-                        <wps:bodyPr rot="0" spcFirstLastPara="0" vertOverflow="overflow" horzOverflow="overflow" vert="horz" wrap="square" lIns="91440" tIns="45720" rIns="91440" bIns="45720" numCol="1" spcCol="0" rtlCol="0" fromWordArt="0" anchor="t" anchorCtr="0" forceAA="0" compatLnSpc="1">
+                        <wps:bodyPr rot="0" spcFirstLastPara="0" vertOverflow="overflow" horzOverflow="overflow" vert="horz" wrap="square" lIns="0" tIns="45720" rIns="0" bIns="0" numCol="1" spcCol="0" rtlCol="0" fromWordArt="0" anchor="t" anchorCtr="0" forceAA="0" compatLnSpc="1">
                           <a:prstTxWarp prst="textNoShape">
                             <a:avLst/>
                           </a:prstTxWarp>
@@ -434,7 +768,7 @@
                         <wpg:cNvGrpSpPr/>
                         <wpg:grpSpPr>
                           <a:xfrm>
-                            <a:off x="1268227" y="1361249"/>
+                            <a:off x="1150391" y="1290074"/>
                             <a:ext cx="629920" cy="385314"/>
                             <a:chOff x="4242637" y="1818390"/>
                             <a:chExt cx="629920" cy="385314"/>
@@ -454,15 +788,15 @@
                           </wps:spPr>
                           <wps:style>
                             <a:lnRef idx="2">
-                              <a:schemeClr val="accent1">
+                              <a:schemeClr val="accent4">
                                 <a:shade val="50000"/>
                               </a:schemeClr>
                             </a:lnRef>
                             <a:fillRef idx="1">
-                              <a:schemeClr val="accent1"/>
+                              <a:schemeClr val="accent4"/>
                             </a:fillRef>
                             <a:effectRef idx="0">
-                              <a:schemeClr val="accent1"/>
+                              <a:schemeClr val="accent4"/>
                             </a:effectRef>
                             <a:fontRef idx="minor">
                               <a:schemeClr val="lt1"/>
@@ -489,15 +823,15 @@
                           </wps:spPr>
                           <wps:style>
                             <a:lnRef idx="2">
-                              <a:schemeClr val="accent1">
+                              <a:schemeClr val="accent4">
                                 <a:shade val="50000"/>
                               </a:schemeClr>
                             </a:lnRef>
                             <a:fillRef idx="1">
-                              <a:schemeClr val="accent1"/>
+                              <a:schemeClr val="accent4"/>
                             </a:fillRef>
                             <a:effectRef idx="0">
-                              <a:schemeClr val="accent1"/>
+                              <a:schemeClr val="accent4"/>
                             </a:effectRef>
                             <a:fontRef idx="minor">
                               <a:schemeClr val="lt1"/>
@@ -524,15 +858,15 @@
                           </wps:spPr>
                           <wps:style>
                             <a:lnRef idx="2">
-                              <a:schemeClr val="accent1">
+                              <a:schemeClr val="accent4">
                                 <a:shade val="50000"/>
                               </a:schemeClr>
                             </a:lnRef>
                             <a:fillRef idx="1">
-                              <a:schemeClr val="accent1"/>
+                              <a:schemeClr val="accent4"/>
                             </a:fillRef>
                             <a:effectRef idx="0">
-                              <a:schemeClr val="accent1"/>
+                              <a:schemeClr val="accent4"/>
                             </a:effectRef>
                             <a:fontRef idx="minor">
                               <a:schemeClr val="lt1"/>
@@ -559,15 +893,15 @@
                           </wps:spPr>
                           <wps:style>
                             <a:lnRef idx="2">
-                              <a:schemeClr val="accent1">
+                              <a:schemeClr val="accent4">
                                 <a:shade val="50000"/>
                               </a:schemeClr>
                             </a:lnRef>
                             <a:fillRef idx="1">
-                              <a:schemeClr val="accent1"/>
+                              <a:schemeClr val="accent4"/>
                             </a:fillRef>
                             <a:effectRef idx="0">
-                              <a:schemeClr val="accent1"/>
+                              <a:schemeClr val="accent4"/>
                             </a:effectRef>
                             <a:fontRef idx="minor">
                               <a:schemeClr val="lt1"/>
@@ -594,15 +928,15 @@
                           </wps:spPr>
                           <wps:style>
                             <a:lnRef idx="2">
-                              <a:schemeClr val="accent1">
+                              <a:schemeClr val="accent4">
                                 <a:shade val="50000"/>
                               </a:schemeClr>
                             </a:lnRef>
                             <a:fillRef idx="1">
-                              <a:schemeClr val="accent1"/>
+                              <a:schemeClr val="accent4"/>
                             </a:fillRef>
                             <a:effectRef idx="0">
-                              <a:schemeClr val="accent1"/>
+                              <a:schemeClr val="accent4"/>
                             </a:effectRef>
                             <a:fontRef idx="minor">
                               <a:schemeClr val="lt1"/>
@@ -629,15 +963,15 @@
                           </wps:spPr>
                           <wps:style>
                             <a:lnRef idx="2">
-                              <a:schemeClr val="accent1">
+                              <a:schemeClr val="accent4">
                                 <a:shade val="50000"/>
                               </a:schemeClr>
                             </a:lnRef>
                             <a:fillRef idx="1">
-                              <a:schemeClr val="accent1"/>
+                              <a:schemeClr val="accent4"/>
                             </a:fillRef>
                             <a:effectRef idx="0">
-                              <a:schemeClr val="accent1"/>
+                              <a:schemeClr val="accent4"/>
                             </a:effectRef>
                             <a:fontRef idx="minor">
                               <a:schemeClr val="lt1"/>
@@ -656,7 +990,7 @@
                         <wpg:cNvGrpSpPr/>
                         <wpg:grpSpPr>
                           <a:xfrm>
-                            <a:off x="1280060" y="2011930"/>
+                            <a:off x="1135049" y="1766048"/>
                             <a:ext cx="629920" cy="384810"/>
                             <a:chOff x="0" y="0"/>
                             <a:chExt cx="629920" cy="385314"/>
@@ -676,15 +1010,15 @@
                           </wps:spPr>
                           <wps:style>
                             <a:lnRef idx="2">
-                              <a:schemeClr val="accent1">
+                              <a:schemeClr val="accent4">
                                 <a:shade val="50000"/>
                               </a:schemeClr>
                             </a:lnRef>
                             <a:fillRef idx="1">
-                              <a:schemeClr val="accent1"/>
+                              <a:schemeClr val="accent4"/>
                             </a:fillRef>
                             <a:effectRef idx="0">
-                              <a:schemeClr val="accent1"/>
+                              <a:schemeClr val="accent4"/>
                             </a:effectRef>
                             <a:fontRef idx="minor">
                               <a:schemeClr val="lt1"/>
@@ -711,15 +1045,15 @@
                           </wps:spPr>
                           <wps:style>
                             <a:lnRef idx="2">
-                              <a:schemeClr val="accent1">
+                              <a:schemeClr val="accent4">
                                 <a:shade val="50000"/>
                               </a:schemeClr>
                             </a:lnRef>
                             <a:fillRef idx="1">
-                              <a:schemeClr val="accent1"/>
+                              <a:schemeClr val="accent4"/>
                             </a:fillRef>
                             <a:effectRef idx="0">
-                              <a:schemeClr val="accent1"/>
+                              <a:schemeClr val="accent4"/>
                             </a:effectRef>
                             <a:fontRef idx="minor">
                               <a:schemeClr val="lt1"/>
@@ -746,15 +1080,15 @@
                           </wps:spPr>
                           <wps:style>
                             <a:lnRef idx="2">
-                              <a:schemeClr val="accent1">
+                              <a:schemeClr val="accent4">
                                 <a:shade val="50000"/>
                               </a:schemeClr>
                             </a:lnRef>
                             <a:fillRef idx="1">
-                              <a:schemeClr val="accent1"/>
+                              <a:schemeClr val="accent4"/>
                             </a:fillRef>
                             <a:effectRef idx="0">
-                              <a:schemeClr val="accent1"/>
+                              <a:schemeClr val="accent4"/>
                             </a:effectRef>
                             <a:fontRef idx="minor">
                               <a:schemeClr val="lt1"/>
@@ -781,15 +1115,15 @@
                           </wps:spPr>
                           <wps:style>
                             <a:lnRef idx="2">
-                              <a:schemeClr val="accent1">
+                              <a:schemeClr val="accent4">
                                 <a:shade val="50000"/>
                               </a:schemeClr>
                             </a:lnRef>
                             <a:fillRef idx="1">
-                              <a:schemeClr val="accent1"/>
+                              <a:schemeClr val="accent4"/>
                             </a:fillRef>
                             <a:effectRef idx="0">
-                              <a:schemeClr val="accent1"/>
+                              <a:schemeClr val="accent4"/>
                             </a:effectRef>
                             <a:fontRef idx="minor">
                               <a:schemeClr val="lt1"/>
@@ -816,15 +1150,15 @@
                           </wps:spPr>
                           <wps:style>
                             <a:lnRef idx="2">
-                              <a:schemeClr val="accent1">
+                              <a:schemeClr val="accent4">
                                 <a:shade val="50000"/>
                               </a:schemeClr>
                             </a:lnRef>
                             <a:fillRef idx="1">
-                              <a:schemeClr val="accent1"/>
+                              <a:schemeClr val="accent4"/>
                             </a:fillRef>
                             <a:effectRef idx="0">
-                              <a:schemeClr val="accent1"/>
+                              <a:schemeClr val="accent4"/>
                             </a:effectRef>
                             <a:fontRef idx="minor">
                               <a:schemeClr val="lt1"/>
@@ -851,15 +1185,15 @@
                           </wps:spPr>
                           <wps:style>
                             <a:lnRef idx="2">
-                              <a:schemeClr val="accent1">
+                              <a:schemeClr val="accent4">
                                 <a:shade val="50000"/>
                               </a:schemeClr>
                             </a:lnRef>
                             <a:fillRef idx="1">
-                              <a:schemeClr val="accent1"/>
+                              <a:schemeClr val="accent4"/>
                             </a:fillRef>
                             <a:effectRef idx="0">
-                              <a:schemeClr val="accent1"/>
+                              <a:schemeClr val="accent4"/>
                             </a:effectRef>
                             <a:fontRef idx="minor">
                               <a:schemeClr val="lt1"/>
@@ -878,8 +1212,8 @@
                         <wps:cNvSpPr txBox="1"/>
                         <wps:spPr>
                           <a:xfrm>
-                            <a:off x="1076464" y="3028466"/>
-                            <a:ext cx="1012363" cy="257175"/>
+                            <a:off x="760468" y="2809876"/>
+                            <a:ext cx="1386432" cy="391475"/>
                           </a:xfrm>
                           <a:prstGeom prst="rect">
                             <a:avLst/>
@@ -912,17 +1246,10 @@
                                 <w:spacing w:before="0" w:beforeAutospacing="0" w:after="160" w:afterAutospacing="0" w:line="256" w:lineRule="auto"/>
                                 <w:jc w:val="center"/>
                                 <w:rPr>
-                                  <w:rFonts w:asciiTheme="minorHAnsi" w:hAnsiTheme="minorHAnsi" w:cstheme="minorHAnsi"/>
-                                  <w:sz w:val="20"/>
-                                  <w:szCs w:val="20"/>
-                                </w:rPr>
-                              </w:pPr>
-                              <w:r>
-                                <w:rPr>
                                   <w:rFonts w:asciiTheme="minorHAnsi" w:eastAsia="Calibri" w:hAnsiTheme="minorHAnsi" w:cstheme="minorHAnsi"/>
                                   <w:shadow/>
-                                  <w:color w:val="5B9BD5"/>
-                                  <w:sz w:val="20"/>
+                                  <w:color w:val="FFFF00"/>
+                                  <w:sz w:val="28"/>
                                   <w:szCs w:val="20"/>
                                   <w14:shadow w14:blurRad="38100" w14:dist="25400" w14:dir="5400000" w14:sx="100000" w14:sy="100000" w14:kx="0" w14:ky="0" w14:algn="ctr">
                                     <w14:srgbClr w14:val="6E747A">
@@ -930,7 +1257,21 @@
                                     </w14:srgbClr>
                                   </w14:shadow>
                                 </w:rPr>
-                                <w:t>Intermediaries</w:t>
+                              </w:pPr>
+                              <w:r>
+                                <w:rPr>
+                                  <w:rFonts w:asciiTheme="minorHAnsi" w:eastAsia="Calibri" w:hAnsiTheme="minorHAnsi" w:cstheme="minorHAnsi"/>
+                                  <w:shadow/>
+                                  <w:color w:val="FFFF00"/>
+                                  <w:sz w:val="28"/>
+                                  <w:szCs w:val="20"/>
+                                  <w14:shadow w14:blurRad="38100" w14:dist="25400" w14:dir="5400000" w14:sx="100000" w14:sy="100000" w14:kx="0" w14:ky="0" w14:algn="ctr">
+                                    <w14:srgbClr w14:val="6E747A">
+                                      <w14:alpha w14:val="57000"/>
+                                    </w14:srgbClr>
+                                  </w14:shadow>
+                                </w:rPr>
+                                <w:t>Intermediaries’</w:t>
                               </w:r>
                             </w:p>
                           </w:txbxContent>
@@ -947,7 +1288,7 @@
                         <wpg:cNvGrpSpPr/>
                         <wpg:grpSpPr>
                           <a:xfrm>
-                            <a:off x="423922" y="1057531"/>
+                            <a:off x="95071" y="1051990"/>
                             <a:ext cx="417310" cy="370208"/>
                             <a:chOff x="4547453" y="1515818"/>
                             <a:chExt cx="747803" cy="736498"/>
@@ -966,16 +1307,14 @@
                             </a:prstGeom>
                           </wps:spPr>
                           <wps:style>
-                            <a:lnRef idx="2">
-                              <a:schemeClr val="accent1">
-                                <a:shade val="50000"/>
-                              </a:schemeClr>
+                            <a:lnRef idx="1">
+                              <a:schemeClr val="accent6"/>
                             </a:lnRef>
-                            <a:fillRef idx="1">
-                              <a:schemeClr val="accent1"/>
+                            <a:fillRef idx="3">
+                              <a:schemeClr val="accent6"/>
                             </a:fillRef>
-                            <a:effectRef idx="0">
-                              <a:schemeClr val="accent1"/>
+                            <a:effectRef idx="2">
+                              <a:schemeClr val="accent6"/>
                             </a:effectRef>
                             <a:fontRef idx="minor">
                               <a:schemeClr val="lt1"/>
@@ -1003,16 +1342,14 @@
                             </a:prstGeom>
                           </wps:spPr>
                           <wps:style>
-                            <a:lnRef idx="2">
-                              <a:schemeClr val="accent1">
-                                <a:shade val="50000"/>
-                              </a:schemeClr>
+                            <a:lnRef idx="1">
+                              <a:schemeClr val="accent6"/>
                             </a:lnRef>
-                            <a:fillRef idx="1">
-                              <a:schemeClr val="accent1"/>
+                            <a:fillRef idx="3">
+                              <a:schemeClr val="accent6"/>
                             </a:fillRef>
-                            <a:effectRef idx="0">
-                              <a:schemeClr val="accent1"/>
+                            <a:effectRef idx="2">
+                              <a:schemeClr val="accent6"/>
                             </a:effectRef>
                             <a:fontRef idx="minor">
                               <a:schemeClr val="lt1"/>
@@ -1038,16 +1375,14 @@
                             </a:prstGeom>
                           </wps:spPr>
                           <wps:style>
-                            <a:lnRef idx="2">
-                              <a:schemeClr val="accent1">
-                                <a:shade val="50000"/>
-                              </a:schemeClr>
+                            <a:lnRef idx="1">
+                              <a:schemeClr val="accent6"/>
                             </a:lnRef>
-                            <a:fillRef idx="1">
-                              <a:schemeClr val="accent1"/>
+                            <a:fillRef idx="3">
+                              <a:schemeClr val="accent6"/>
                             </a:fillRef>
-                            <a:effectRef idx="0">
-                              <a:schemeClr val="accent1"/>
+                            <a:effectRef idx="2">
+                              <a:schemeClr val="accent6"/>
                             </a:effectRef>
                             <a:fontRef idx="minor">
                               <a:schemeClr val="lt1"/>
@@ -1073,16 +1408,14 @@
                             </a:prstGeom>
                           </wps:spPr>
                           <wps:style>
-                            <a:lnRef idx="2">
-                              <a:schemeClr val="accent1">
-                                <a:shade val="50000"/>
-                              </a:schemeClr>
+                            <a:lnRef idx="1">
+                              <a:schemeClr val="accent6"/>
                             </a:lnRef>
-                            <a:fillRef idx="1">
-                              <a:schemeClr val="accent1"/>
+                            <a:fillRef idx="3">
+                              <a:schemeClr val="accent6"/>
                             </a:fillRef>
-                            <a:effectRef idx="0">
-                              <a:schemeClr val="accent1"/>
+                            <a:effectRef idx="2">
+                              <a:schemeClr val="accent6"/>
                             </a:effectRef>
                             <a:fontRef idx="minor">
                               <a:schemeClr val="lt1"/>
@@ -1111,16 +1444,14 @@
                             </a:prstGeom>
                           </wps:spPr>
                           <wps:style>
-                            <a:lnRef idx="2">
-                              <a:schemeClr val="accent1">
-                                <a:shade val="50000"/>
-                              </a:schemeClr>
+                            <a:lnRef idx="1">
+                              <a:schemeClr val="accent6"/>
                             </a:lnRef>
-                            <a:fillRef idx="1">
-                              <a:schemeClr val="accent1"/>
+                            <a:fillRef idx="3">
+                              <a:schemeClr val="accent6"/>
                             </a:fillRef>
-                            <a:effectRef idx="0">
-                              <a:schemeClr val="accent1"/>
+                            <a:effectRef idx="2">
+                              <a:schemeClr val="accent6"/>
                             </a:effectRef>
                             <a:fontRef idx="minor">
                               <a:schemeClr val="lt1"/>
@@ -1135,203 +1466,11 @@
                         </wps:wsp>
                       </wpg:wgp>
                       <wpg:wgp>
-                        <wpg:cNvPr id="56" name="Group 56"/>
-                        <wpg:cNvGrpSpPr/>
-                        <wpg:grpSpPr>
-                          <a:xfrm>
-                            <a:off x="456381" y="2616354"/>
-                            <a:ext cx="417196" cy="369571"/>
-                            <a:chOff x="0" y="0"/>
-                            <a:chExt cx="747803" cy="736498"/>
-                          </a:xfrm>
-                        </wpg:grpSpPr>
-                        <wps:wsp>
-                          <wps:cNvPr id="57" name="Oval 57"/>
-                          <wps:cNvSpPr/>
-                          <wps:spPr>
-                            <a:xfrm>
-                              <a:off x="24340" y="0"/>
-                              <a:ext cx="270404" cy="270403"/>
-                            </a:xfrm>
-                            <a:prstGeom prst="ellipse">
-                              <a:avLst/>
-                            </a:prstGeom>
-                          </wps:spPr>
-                          <wps:style>
-                            <a:lnRef idx="2">
-                              <a:schemeClr val="accent1">
-                                <a:shade val="50000"/>
-                              </a:schemeClr>
-                            </a:lnRef>
-                            <a:fillRef idx="1">
-                              <a:schemeClr val="accent1"/>
-                            </a:fillRef>
-                            <a:effectRef idx="0">
-                              <a:schemeClr val="accent1"/>
-                            </a:effectRef>
-                            <a:fontRef idx="minor">
-                              <a:schemeClr val="lt1"/>
-                            </a:fontRef>
-                          </wps:style>
-                          <wps:bodyPr rot="0" spcFirstLastPara="0" vert="horz" wrap="square" lIns="91440" tIns="45720" rIns="91440" bIns="45720" numCol="1" spcCol="0" rtlCol="0" fromWordArt="0" anchor="ctr" anchorCtr="0" forceAA="0" compatLnSpc="1">
-                            <a:prstTxWarp prst="textNoShape">
-                              <a:avLst/>
-                            </a:prstTxWarp>
-                            <a:noAutofit/>
-                          </wps:bodyPr>
-                        </wps:wsp>
-                        <wps:wsp>
-                          <wps:cNvPr id="58" name="Diagonal Stripe 58"/>
-                          <wps:cNvSpPr/>
-                          <wps:spPr>
-                            <a:xfrm rot="8104546">
-                              <a:off x="322740" y="15004"/>
-                              <a:ext cx="425063" cy="429098"/>
-                            </a:xfrm>
-                            <a:prstGeom prst="diagStripe">
-                              <a:avLst>
-                                <a:gd name="adj" fmla="val 79455"/>
-                              </a:avLst>
-                            </a:prstGeom>
-                          </wps:spPr>
-                          <wps:style>
-                            <a:lnRef idx="2">
-                              <a:schemeClr val="accent1">
-                                <a:shade val="50000"/>
-                              </a:schemeClr>
-                            </a:lnRef>
-                            <a:fillRef idx="1">
-                              <a:schemeClr val="accent1"/>
-                            </a:fillRef>
-                            <a:effectRef idx="0">
-                              <a:schemeClr val="accent1"/>
-                            </a:effectRef>
-                            <a:fontRef idx="minor">
-                              <a:schemeClr val="lt1"/>
-                            </a:fontRef>
-                          </wps:style>
-                          <wps:bodyPr rot="0" spcFirstLastPara="0" vert="horz" wrap="square" lIns="91440" tIns="45720" rIns="91440" bIns="45720" numCol="1" spcCol="0" rtlCol="0" fromWordArt="0" anchor="ctr" anchorCtr="0" forceAA="0" compatLnSpc="1">
-                            <a:prstTxWarp prst="textNoShape">
-                              <a:avLst/>
-                            </a:prstTxWarp>
-                            <a:noAutofit/>
-                          </wps:bodyPr>
-                        </wps:wsp>
-                        <wps:wsp>
-                          <wps:cNvPr id="59" name="Rectangle 59"/>
-                          <wps:cNvSpPr/>
-                          <wps:spPr>
-                            <a:xfrm>
-                              <a:off x="619827" y="229829"/>
-                              <a:ext cx="45718" cy="457346"/>
-                            </a:xfrm>
-                            <a:prstGeom prst="rect">
-                              <a:avLst/>
-                            </a:prstGeom>
-                          </wps:spPr>
-                          <wps:style>
-                            <a:lnRef idx="2">
-                              <a:schemeClr val="accent1">
-                                <a:shade val="50000"/>
-                              </a:schemeClr>
-                            </a:lnRef>
-                            <a:fillRef idx="1">
-                              <a:schemeClr val="accent1"/>
-                            </a:fillRef>
-                            <a:effectRef idx="0">
-                              <a:schemeClr val="accent1"/>
-                            </a:effectRef>
-                            <a:fontRef idx="minor">
-                              <a:schemeClr val="lt1"/>
-                            </a:fontRef>
-                          </wps:style>
-                          <wps:bodyPr rot="0" spcFirstLastPara="0" vert="horz" wrap="square" lIns="91440" tIns="45720" rIns="91440" bIns="45720" numCol="1" spcCol="0" rtlCol="0" fromWordArt="0" anchor="ctr" anchorCtr="0" forceAA="0" compatLnSpc="1">
-                            <a:prstTxWarp prst="textNoShape">
-                              <a:avLst/>
-                            </a:prstTxWarp>
-                            <a:noAutofit/>
-                          </wps:bodyPr>
-                        </wps:wsp>
-                        <wps:wsp>
-                          <wps:cNvPr id="60" name="Rectangle 60"/>
-                          <wps:cNvSpPr/>
-                          <wps:spPr>
-                            <a:xfrm>
-                              <a:off x="540047" y="690778"/>
-                              <a:ext cx="184108" cy="45720"/>
-                            </a:xfrm>
-                            <a:prstGeom prst="rect">
-                              <a:avLst/>
-                            </a:prstGeom>
-                          </wps:spPr>
-                          <wps:style>
-                            <a:lnRef idx="2">
-                              <a:schemeClr val="accent1">
-                                <a:shade val="50000"/>
-                              </a:schemeClr>
-                            </a:lnRef>
-                            <a:fillRef idx="1">
-                              <a:schemeClr val="accent1"/>
-                            </a:fillRef>
-                            <a:effectRef idx="0">
-                              <a:schemeClr val="accent1"/>
-                            </a:effectRef>
-                            <a:fontRef idx="minor">
-                              <a:schemeClr val="lt1"/>
-                            </a:fontRef>
-                          </wps:style>
-                          <wps:bodyPr rot="0" spcFirstLastPara="0" vert="horz" wrap="square" lIns="91440" tIns="45720" rIns="91440" bIns="45720" numCol="1" spcCol="0" rtlCol="0" fromWordArt="0" anchor="ctr" anchorCtr="0" forceAA="0" compatLnSpc="1">
-                            <a:prstTxWarp prst="textNoShape">
-                              <a:avLst/>
-                            </a:prstTxWarp>
-                            <a:noAutofit/>
-                          </wps:bodyPr>
-                        </wps:wsp>
-                        <wps:wsp>
-                          <wps:cNvPr id="61" name="Round Same Side Corner Rectangle 61"/>
-                          <wps:cNvSpPr/>
-                          <wps:spPr>
-                            <a:xfrm>
-                              <a:off x="0" y="313192"/>
-                              <a:ext cx="319119" cy="423239"/>
-                            </a:xfrm>
-                            <a:prstGeom prst="round2SameRect">
-                              <a:avLst>
-                                <a:gd name="adj1" fmla="val 41667"/>
-                                <a:gd name="adj2" fmla="val 0"/>
-                              </a:avLst>
-                            </a:prstGeom>
-                          </wps:spPr>
-                          <wps:style>
-                            <a:lnRef idx="2">
-                              <a:schemeClr val="accent1">
-                                <a:shade val="50000"/>
-                              </a:schemeClr>
-                            </a:lnRef>
-                            <a:fillRef idx="1">
-                              <a:schemeClr val="accent1"/>
-                            </a:fillRef>
-                            <a:effectRef idx="0">
-                              <a:schemeClr val="accent1"/>
-                            </a:effectRef>
-                            <a:fontRef idx="minor">
-                              <a:schemeClr val="lt1"/>
-                            </a:fontRef>
-                          </wps:style>
-                          <wps:bodyPr rot="0" spcFirstLastPara="0" vert="horz" wrap="square" lIns="91440" tIns="45720" rIns="91440" bIns="45720" numCol="1" spcCol="0" rtlCol="0" fromWordArt="0" anchor="ctr" anchorCtr="0" forceAA="0" compatLnSpc="1">
-                            <a:prstTxWarp prst="textNoShape">
-                              <a:avLst/>
-                            </a:prstTxWarp>
-                            <a:noAutofit/>
-                          </wps:bodyPr>
-                        </wps:wsp>
-                      </wpg:wgp>
-                      <wpg:wgp>
                         <wpg:cNvPr id="62" name="Group 62"/>
                         <wpg:cNvGrpSpPr/>
                         <wpg:grpSpPr>
                           <a:xfrm>
-                            <a:off x="442802" y="2099831"/>
+                            <a:off x="113951" y="2094290"/>
                             <a:ext cx="417196" cy="369571"/>
                             <a:chOff x="0" y="0"/>
                             <a:chExt cx="747803" cy="736498"/>
@@ -1350,16 +1489,14 @@
                             </a:prstGeom>
                           </wps:spPr>
                           <wps:style>
-                            <a:lnRef idx="2">
-                              <a:schemeClr val="accent1">
-                                <a:shade val="50000"/>
-                              </a:schemeClr>
+                            <a:lnRef idx="1">
+                              <a:schemeClr val="accent6"/>
                             </a:lnRef>
-                            <a:fillRef idx="1">
-                              <a:schemeClr val="accent1"/>
+                            <a:fillRef idx="3">
+                              <a:schemeClr val="accent6"/>
                             </a:fillRef>
-                            <a:effectRef idx="0">
-                              <a:schemeClr val="accent1"/>
+                            <a:effectRef idx="2">
+                              <a:schemeClr val="accent6"/>
                             </a:effectRef>
                             <a:fontRef idx="minor">
                               <a:schemeClr val="lt1"/>
@@ -1387,16 +1524,14 @@
                             </a:prstGeom>
                           </wps:spPr>
                           <wps:style>
-                            <a:lnRef idx="2">
-                              <a:schemeClr val="accent1">
-                                <a:shade val="50000"/>
-                              </a:schemeClr>
+                            <a:lnRef idx="1">
+                              <a:schemeClr val="accent6"/>
                             </a:lnRef>
-                            <a:fillRef idx="1">
-                              <a:schemeClr val="accent1"/>
+                            <a:fillRef idx="3">
+                              <a:schemeClr val="accent6"/>
                             </a:fillRef>
-                            <a:effectRef idx="0">
-                              <a:schemeClr val="accent1"/>
+                            <a:effectRef idx="2">
+                              <a:schemeClr val="accent6"/>
                             </a:effectRef>
                             <a:fontRef idx="minor">
                               <a:schemeClr val="lt1"/>
@@ -1422,16 +1557,14 @@
                             </a:prstGeom>
                           </wps:spPr>
                           <wps:style>
-                            <a:lnRef idx="2">
-                              <a:schemeClr val="accent1">
-                                <a:shade val="50000"/>
-                              </a:schemeClr>
+                            <a:lnRef idx="1">
+                              <a:schemeClr val="accent6"/>
                             </a:lnRef>
-                            <a:fillRef idx="1">
-                              <a:schemeClr val="accent1"/>
+                            <a:fillRef idx="3">
+                              <a:schemeClr val="accent6"/>
                             </a:fillRef>
-                            <a:effectRef idx="0">
-                              <a:schemeClr val="accent1"/>
+                            <a:effectRef idx="2">
+                              <a:schemeClr val="accent6"/>
                             </a:effectRef>
                             <a:fontRef idx="minor">
                               <a:schemeClr val="lt1"/>
@@ -1457,16 +1590,14 @@
                             </a:prstGeom>
                           </wps:spPr>
                           <wps:style>
-                            <a:lnRef idx="2">
-                              <a:schemeClr val="accent1">
-                                <a:shade val="50000"/>
-                              </a:schemeClr>
+                            <a:lnRef idx="1">
+                              <a:schemeClr val="accent6"/>
                             </a:lnRef>
-                            <a:fillRef idx="1">
-                              <a:schemeClr val="accent1"/>
+                            <a:fillRef idx="3">
+                              <a:schemeClr val="accent6"/>
                             </a:fillRef>
-                            <a:effectRef idx="0">
-                              <a:schemeClr val="accent1"/>
+                            <a:effectRef idx="2">
+                              <a:schemeClr val="accent6"/>
                             </a:effectRef>
                             <a:fontRef idx="minor">
                               <a:schemeClr val="lt1"/>
@@ -1495,16 +1626,14 @@
                             </a:prstGeom>
                           </wps:spPr>
                           <wps:style>
-                            <a:lnRef idx="2">
-                              <a:schemeClr val="accent1">
-                                <a:shade val="50000"/>
-                              </a:schemeClr>
+                            <a:lnRef idx="1">
+                              <a:schemeClr val="accent6"/>
                             </a:lnRef>
-                            <a:fillRef idx="1">
-                              <a:schemeClr val="accent1"/>
+                            <a:fillRef idx="3">
+                              <a:schemeClr val="accent6"/>
                             </a:fillRef>
-                            <a:effectRef idx="0">
-                              <a:schemeClr val="accent1"/>
+                            <a:effectRef idx="2">
+                              <a:schemeClr val="accent6"/>
                             </a:effectRef>
                             <a:fontRef idx="minor">
                               <a:schemeClr val="lt1"/>
@@ -1523,7 +1652,7 @@
                         <wpg:cNvGrpSpPr/>
                         <wpg:grpSpPr>
                           <a:xfrm>
-                            <a:off x="431820" y="1578560"/>
+                            <a:off x="102969" y="1573019"/>
                             <a:ext cx="417196" cy="369571"/>
                             <a:chOff x="0" y="0"/>
                             <a:chExt cx="747803" cy="736498"/>
@@ -1542,16 +1671,14 @@
                             </a:prstGeom>
                           </wps:spPr>
                           <wps:style>
-                            <a:lnRef idx="2">
-                              <a:schemeClr val="accent1">
-                                <a:shade val="50000"/>
-                              </a:schemeClr>
+                            <a:lnRef idx="1">
+                              <a:schemeClr val="accent6"/>
                             </a:lnRef>
-                            <a:fillRef idx="1">
-                              <a:schemeClr val="accent1"/>
+                            <a:fillRef idx="3">
+                              <a:schemeClr val="accent6"/>
                             </a:fillRef>
-                            <a:effectRef idx="0">
-                              <a:schemeClr val="accent1"/>
+                            <a:effectRef idx="2">
+                              <a:schemeClr val="accent6"/>
                             </a:effectRef>
                             <a:fontRef idx="minor">
                               <a:schemeClr val="lt1"/>
@@ -1579,16 +1706,14 @@
                             </a:prstGeom>
                           </wps:spPr>
                           <wps:style>
-                            <a:lnRef idx="2">
-                              <a:schemeClr val="accent1">
-                                <a:shade val="50000"/>
-                              </a:schemeClr>
+                            <a:lnRef idx="1">
+                              <a:schemeClr val="accent6"/>
                             </a:lnRef>
-                            <a:fillRef idx="1">
-                              <a:schemeClr val="accent1"/>
+                            <a:fillRef idx="3">
+                              <a:schemeClr val="accent6"/>
                             </a:fillRef>
-                            <a:effectRef idx="0">
-                              <a:schemeClr val="accent1"/>
+                            <a:effectRef idx="2">
+                              <a:schemeClr val="accent6"/>
                             </a:effectRef>
                             <a:fontRef idx="minor">
                               <a:schemeClr val="lt1"/>
@@ -1614,16 +1739,14 @@
                             </a:prstGeom>
                           </wps:spPr>
                           <wps:style>
-                            <a:lnRef idx="2">
-                              <a:schemeClr val="accent1">
-                                <a:shade val="50000"/>
-                              </a:schemeClr>
+                            <a:lnRef idx="1">
+                              <a:schemeClr val="accent6"/>
                             </a:lnRef>
-                            <a:fillRef idx="1">
-                              <a:schemeClr val="accent1"/>
+                            <a:fillRef idx="3">
+                              <a:schemeClr val="accent6"/>
                             </a:fillRef>
-                            <a:effectRef idx="0">
-                              <a:schemeClr val="accent1"/>
+                            <a:effectRef idx="2">
+                              <a:schemeClr val="accent6"/>
                             </a:effectRef>
                             <a:fontRef idx="minor">
                               <a:schemeClr val="lt1"/>
@@ -1649,16 +1772,14 @@
                             </a:prstGeom>
                           </wps:spPr>
                           <wps:style>
-                            <a:lnRef idx="2">
-                              <a:schemeClr val="accent1">
-                                <a:shade val="50000"/>
-                              </a:schemeClr>
+                            <a:lnRef idx="1">
+                              <a:schemeClr val="accent6"/>
                             </a:lnRef>
-                            <a:fillRef idx="1">
-                              <a:schemeClr val="accent1"/>
+                            <a:fillRef idx="3">
+                              <a:schemeClr val="accent6"/>
                             </a:fillRef>
-                            <a:effectRef idx="0">
-                              <a:schemeClr val="accent1"/>
+                            <a:effectRef idx="2">
+                              <a:schemeClr val="accent6"/>
                             </a:effectRef>
                             <a:fontRef idx="minor">
                               <a:schemeClr val="lt1"/>
@@ -1687,16 +1808,14 @@
                             </a:prstGeom>
                           </wps:spPr>
                           <wps:style>
-                            <a:lnRef idx="2">
-                              <a:schemeClr val="accent1">
-                                <a:shade val="50000"/>
-                              </a:schemeClr>
+                            <a:lnRef idx="1">
+                              <a:schemeClr val="accent6"/>
                             </a:lnRef>
-                            <a:fillRef idx="1">
-                              <a:schemeClr val="accent1"/>
+                            <a:fillRef idx="3">
+                              <a:schemeClr val="accent6"/>
                             </a:fillRef>
-                            <a:effectRef idx="0">
-                              <a:schemeClr val="accent1"/>
+                            <a:effectRef idx="2">
+                              <a:schemeClr val="accent6"/>
                             </a:effectRef>
                             <a:fontRef idx="minor">
                               <a:schemeClr val="lt1"/>
@@ -1715,12 +1834,27 @@
                         <wps:cNvSpPr/>
                         <wps:spPr>
                           <a:xfrm>
-                            <a:off x="932082" y="1837219"/>
-                            <a:ext cx="282298" cy="147286"/>
+                            <a:off x="663733" y="1688351"/>
+                            <a:ext cx="274320" cy="137160"/>
                           </a:xfrm>
                           <a:prstGeom prst="leftRightArrow">
                             <a:avLst/>
                           </a:prstGeom>
+                          <a:gradFill flip="none" rotWithShape="1">
+                            <a:gsLst>
+                              <a:gs pos="0">
+                                <a:srgbClr val="00B050"/>
+                              </a:gs>
+                              <a:gs pos="100000">
+                                <a:srgbClr val="FFFF00"/>
+                              </a:gs>
+                            </a:gsLst>
+                            <a:lin ang="0" scaled="0"/>
+                            <a:tileRect/>
+                          </a:gradFill>
+                          <a:ln>
+                            <a:noFill/>
+                          </a:ln>
                         </wps:spPr>
                         <wps:style>
                           <a:lnRef idx="2">
@@ -1750,12 +1884,29 @@
                         <wps:cNvSpPr/>
                         <wps:spPr>
                           <a:xfrm>
-                            <a:off x="1938532" y="1834024"/>
-                            <a:ext cx="282298" cy="147286"/>
+                            <a:off x="1902822" y="1709458"/>
+                            <a:ext cx="274320" cy="137160"/>
                           </a:xfrm>
                           <a:prstGeom prst="leftRightArrow">
                             <a:avLst/>
                           </a:prstGeom>
+                          <a:gradFill flip="none" rotWithShape="1">
+                            <a:gsLst>
+                              <a:gs pos="0">
+                                <a:srgbClr val="FFFF00"/>
+                              </a:gs>
+                              <a:gs pos="100000">
+                                <a:schemeClr val="bg1">
+                                  <a:lumMod val="65000"/>
+                                </a:schemeClr>
+                              </a:gs>
+                            </a:gsLst>
+                            <a:lin ang="0" scaled="1"/>
+                            <a:tileRect/>
+                          </a:gradFill>
+                          <a:ln>
+                            <a:noFill/>
+                          </a:ln>
                         </wps:spPr>
                         <wps:style>
                           <a:lnRef idx="2">
@@ -1785,8 +1936,8 @@
                         <wps:cNvSpPr txBox="1"/>
                         <wps:spPr>
                           <a:xfrm>
-                            <a:off x="346214" y="3028789"/>
-                            <a:ext cx="730250" cy="257175"/>
+                            <a:off x="40523" y="2780981"/>
+                            <a:ext cx="837028" cy="357874"/>
                           </a:xfrm>
                           <a:prstGeom prst="rect">
                             <a:avLst/>
@@ -1817,23 +1968,42 @@
                               <w:pPr>
                                 <w:pStyle w:val="NormalWeb"/>
                                 <w:spacing w:before="0" w:beforeAutospacing="0" w:after="160" w:afterAutospacing="0" w:line="256" w:lineRule="auto"/>
+                                <w:jc w:val="center"/>
                                 <w:rPr>
                                   <w:rFonts w:asciiTheme="minorHAnsi" w:hAnsiTheme="minorHAnsi" w:cstheme="minorHAnsi"/>
-                                  <w:sz w:val="22"/>
+                                  <w:b/>
+                                  <w:color w:val="92D050"/>
+                                  <w:sz w:val="32"/>
+                                  <w14:shadow w14:blurRad="38100" w14:dist="19050" w14:dir="2700000" w14:sx="100000" w14:sy="100000" w14:kx="0" w14:ky="0" w14:algn="tl">
+                                    <w14:schemeClr w14:val="dk1">
+                                      <w14:alpha w14:val="60000"/>
+                                    </w14:schemeClr>
+                                  </w14:shadow>
+                                  <w14:textOutline w14:w="0" w14:cap="flat" w14:cmpd="sng" w14:algn="ctr">
+                                    <w14:noFill/>
+                                    <w14:prstDash w14:val="solid"/>
+                                    <w14:round/>
+                                  </w14:textOutline>
                                 </w:rPr>
                               </w:pPr>
                               <w:r>
                                 <w:rPr>
                                   <w:rFonts w:asciiTheme="minorHAnsi" w:eastAsia="Calibri" w:hAnsiTheme="minorHAnsi" w:cstheme="minorHAnsi"/>
+                                  <w:b/>
                                   <w:shadow/>
-                                  <w:color w:val="5B9BD5"/>
-                                  <w:sz w:val="20"/>
+                                  <w:color w:val="92D050"/>
+                                  <w:sz w:val="28"/>
                                   <w:szCs w:val="22"/>
-                                  <w14:shadow w14:blurRad="38100" w14:dist="25400" w14:dir="5400000" w14:sx="100000" w14:sy="100000" w14:kx="0" w14:ky="0" w14:algn="ctr">
-                                    <w14:srgbClr w14:val="6E747A">
-                                      <w14:alpha w14:val="57000"/>
-                                    </w14:srgbClr>
+                                  <w14:shadow w14:blurRad="38100" w14:dist="19050" w14:dir="2700000" w14:sx="100000" w14:sy="100000" w14:kx="0" w14:ky="0" w14:algn="tl">
+                                    <w14:schemeClr w14:val="dk1">
+                                      <w14:alpha w14:val="60000"/>
+                                    </w14:schemeClr>
                                   </w14:shadow>
+                                  <w14:textOutline w14:w="0" w14:cap="flat" w14:cmpd="sng" w14:algn="ctr">
+                                    <w14:noFill/>
+                                    <w14:prstDash w14:val="solid"/>
+                                    <w14:round/>
+                                  </w14:textOutline>
                                 </w:rPr>
                                 <w:t>Traders</w:t>
                               </w:r>
@@ -1852,12 +2022,20 @@
                         <wps:cNvSpPr/>
                         <wps:spPr>
                           <a:xfrm>
-                            <a:off x="87698" y="4261047"/>
+                            <a:off x="40523" y="4702336"/>
                             <a:ext cx="281940" cy="146685"/>
                           </a:xfrm>
                           <a:prstGeom prst="leftRightArrow">
                             <a:avLst/>
                           </a:prstGeom>
+                          <a:solidFill>
+                            <a:schemeClr val="bg1">
+                              <a:lumMod val="50000"/>
+                            </a:schemeClr>
+                          </a:solidFill>
+                          <a:ln>
+                            <a:noFill/>
+                          </a:ln>
                         </wps:spPr>
                         <wps:style>
                           <a:lnRef idx="2">
@@ -1887,7 +2065,7 @@
                         <wps:cNvSpPr txBox="1"/>
                         <wps:spPr>
                           <a:xfrm>
-                            <a:off x="359125" y="4137192"/>
+                            <a:off x="278387" y="4606616"/>
                             <a:ext cx="3276686" cy="367302"/>
                           </a:xfrm>
                           <a:prstGeom prst="rect">
@@ -1922,6 +2100,7 @@
                                 <w:jc w:val="center"/>
                                 <w:rPr>
                                   <w:rFonts w:asciiTheme="minorHAnsi" w:hAnsiTheme="minorHAnsi" w:cstheme="minorHAnsi"/>
+                                  <w:color w:val="D9D9D9" w:themeColor="background1" w:themeShade="D9"/>
                                   <w:sz w:val="18"/>
                                 </w:rPr>
                               </w:pPr>
@@ -1929,7 +2108,7 @@
                                 <w:rPr>
                                   <w:rFonts w:asciiTheme="minorHAnsi" w:eastAsia="Calibri" w:hAnsiTheme="minorHAnsi" w:cstheme="minorHAnsi"/>
                                   <w:shadow/>
-                                  <w:color w:val="5B9BD5"/>
+                                  <w:color w:val="D9D9D9" w:themeColor="background1" w:themeShade="D9"/>
                                   <w:sz w:val="16"/>
                                   <w:szCs w:val="22"/>
                                   <w14:shadow w14:blurRad="38100" w14:dist="25400" w14:dir="5400000" w14:sx="100000" w14:sy="100000" w14:kx="0" w14:ky="0" w14:algn="ctr">
@@ -1944,7 +2123,7 @@
                                 <w:rPr>
                                   <w:rFonts w:asciiTheme="minorHAnsi" w:eastAsia="Calibri" w:hAnsiTheme="minorHAnsi" w:cstheme="minorHAnsi"/>
                                   <w:shadow/>
-                                  <w:color w:val="5B9BD5"/>
+                                  <w:color w:val="D9D9D9" w:themeColor="background1" w:themeShade="D9"/>
                                   <w:sz w:val="16"/>
                                   <w:szCs w:val="22"/>
                                   <w14:shadow w14:blurRad="38100" w14:dist="25400" w14:dir="5400000" w14:sx="100000" w14:sy="100000" w14:kx="0" w14:ky="0" w14:algn="ctr">
@@ -1971,13 +2150,19 @@
                         <wps:cNvCnPr/>
                         <wps:spPr>
                           <a:xfrm>
-                            <a:off x="1068295" y="929632"/>
+                            <a:off x="814246" y="908497"/>
                             <a:ext cx="0" cy="2077244"/>
                           </a:xfrm>
                           <a:prstGeom prst="line">
                             <a:avLst/>
                           </a:prstGeom>
                           <a:ln>
+                            <a:solidFill>
+                              <a:schemeClr val="tx1">
+                                <a:lumMod val="50000"/>
+                                <a:lumOff val="50000"/>
+                              </a:schemeClr>
+                            </a:solidFill>
                             <a:prstDash val="dash"/>
                           </a:ln>
                         </wps:spPr>
@@ -2001,14 +2186,20 @@
                         <wps:cNvPr id="87" name="Straight Connector 87"/>
                         <wps:cNvCnPr/>
                         <wps:spPr>
-                          <a:xfrm>
-                            <a:off x="2088827" y="929096"/>
-                            <a:ext cx="0" cy="2076450"/>
+                          <a:xfrm flipH="1">
+                            <a:off x="2041243" y="126609"/>
+                            <a:ext cx="12640" cy="2906469"/>
                           </a:xfrm>
                           <a:prstGeom prst="line">
                             <a:avLst/>
                           </a:prstGeom>
                           <a:ln>
+                            <a:solidFill>
+                              <a:schemeClr val="tx1">
+                                <a:lumMod val="50000"/>
+                                <a:lumOff val="50000"/>
+                              </a:schemeClr>
+                            </a:solidFill>
                             <a:prstDash val="dash"/>
                           </a:ln>
                         </wps:spPr>
@@ -2033,13 +2224,19 @@
                         <wps:cNvCnPr/>
                         <wps:spPr>
                           <a:xfrm>
-                            <a:off x="3115409" y="929556"/>
-                            <a:ext cx="0" cy="2075815"/>
+                            <a:off x="3074873" y="135638"/>
+                            <a:ext cx="0" cy="2926080"/>
                           </a:xfrm>
                           <a:prstGeom prst="line">
                             <a:avLst/>
                           </a:prstGeom>
                           <a:ln>
+                            <a:solidFill>
+                              <a:schemeClr val="tx1">
+                                <a:lumMod val="50000"/>
+                                <a:lumOff val="50000"/>
+                              </a:schemeClr>
+                            </a:solidFill>
                             <a:prstDash val="dash"/>
                           </a:ln>
                         </wps:spPr>
@@ -2064,12 +2261,30 @@
                         <wps:cNvSpPr/>
                         <wps:spPr>
                           <a:xfrm>
-                            <a:off x="2978432" y="1834004"/>
-                            <a:ext cx="281940" cy="146685"/>
+                            <a:off x="2942722" y="1709438"/>
+                            <a:ext cx="274320" cy="137160"/>
                           </a:xfrm>
                           <a:prstGeom prst="leftRightArrow">
                             <a:avLst/>
                           </a:prstGeom>
+                          <a:gradFill>
+                            <a:gsLst>
+                              <a:gs pos="100000">
+                                <a:schemeClr val="accent5">
+                                  <a:lumMod val="100000"/>
+                                </a:schemeClr>
+                              </a:gs>
+                              <a:gs pos="0">
+                                <a:schemeClr val="bg1">
+                                  <a:lumMod val="65000"/>
+                                </a:schemeClr>
+                              </a:gs>
+                            </a:gsLst>
+                            <a:lin ang="0" scaled="1"/>
+                          </a:gradFill>
+                          <a:ln>
+                            <a:noFill/>
+                          </a:ln>
                         </wps:spPr>
                         <wps:style>
                           <a:lnRef idx="2">
@@ -2095,16 +2310,1668 @@
                         </wps:bodyPr>
                       </wps:wsp>
                       <wps:wsp>
-                        <wps:cNvPr id="105" name="Straight Connector 105"/>
+                        <wps:cNvPr id="3" name="Line Callout 1 3"/>
+                        <wps:cNvSpPr/>
+                        <wps:spPr>
+                          <a:xfrm>
+                            <a:off x="116552" y="335912"/>
+                            <a:ext cx="876021" cy="474563"/>
+                          </a:xfrm>
+                          <a:prstGeom prst="borderCallout1">
+                            <a:avLst>
+                              <a:gd name="adj1" fmla="val 105893"/>
+                              <a:gd name="adj2" fmla="val 98748"/>
+                              <a:gd name="adj3" fmla="val 196743"/>
+                              <a:gd name="adj4" fmla="val 134652"/>
+                            </a:avLst>
+                          </a:prstGeom>
+                          <a:noFill/>
+                          <a:ln>
+                            <a:solidFill>
+                              <a:srgbClr val="FFFF00"/>
+                            </a:solidFill>
+                          </a:ln>
+                        </wps:spPr>
+                        <wps:style>
+                          <a:lnRef idx="2">
+                            <a:schemeClr val="accent1">
+                              <a:shade val="50000"/>
+                            </a:schemeClr>
+                          </a:lnRef>
+                          <a:fillRef idx="1">
+                            <a:schemeClr val="accent1"/>
+                          </a:fillRef>
+                          <a:effectRef idx="0">
+                            <a:schemeClr val="accent1"/>
+                          </a:effectRef>
+                          <a:fontRef idx="minor">
+                            <a:schemeClr val="lt1"/>
+                          </a:fontRef>
+                        </wps:style>
+                        <wps:txbx>
+                          <w:txbxContent>
+                            <w:p>
+                              <w:pPr>
+                                <w:jc w:val="center"/>
+                                <w:rPr>
+                                  <w:rFonts w:asciiTheme="majorHAnsi" w:hAnsiTheme="majorHAnsi" w:cstheme="majorHAnsi"/>
+                                  <w:color w:val="FFC000"/>
+                                  <w:sz w:val="16"/>
+                                </w:rPr>
+                              </w:pPr>
+                              <w:r>
+                                <w:rPr>
+                                  <w:rFonts w:asciiTheme="majorHAnsi" w:hAnsiTheme="majorHAnsi" w:cstheme="majorHAnsi"/>
+                                  <w:color w:val="FFC000"/>
+                                  <w:sz w:val="16"/>
+                                </w:rPr>
+                                <w:t>Provides trading platform to traders</w:t>
+                              </w:r>
+                            </w:p>
+                            <w:p>
+                              <w:pPr>
+                                <w:jc w:val="center"/>
+                                <w:rPr>
+                                  <w:color w:val="FFC000"/>
+                                </w:rPr>
+                              </w:pPr>
+                            </w:p>
+                          </w:txbxContent>
+                        </wps:txbx>
+                        <wps:bodyPr rot="0" spcFirstLastPara="0" vertOverflow="overflow" horzOverflow="overflow" vert="horz" wrap="square" lIns="91440" tIns="45720" rIns="91440" bIns="45720" numCol="1" spcCol="0" rtlCol="0" fromWordArt="0" anchor="ctr" anchorCtr="0" forceAA="0" compatLnSpc="1">
+                          <a:prstTxWarp prst="textNoShape">
+                            <a:avLst/>
+                          </a:prstTxWarp>
+                          <a:noAutofit/>
+                        </wps:bodyPr>
+                      </wps:wsp>
+                      <wps:wsp>
+                        <wps:cNvPr id="4" name="Rectangle 4"/>
+                        <wps:cNvSpPr/>
+                        <wps:spPr>
+                          <a:xfrm>
+                            <a:off x="3312728" y="618957"/>
+                            <a:ext cx="5595834" cy="2442652"/>
+                          </a:xfrm>
+                          <a:prstGeom prst="rect">
+                            <a:avLst/>
+                          </a:prstGeom>
+                        </wps:spPr>
+                        <wps:style>
+                          <a:lnRef idx="0">
+                            <a:schemeClr val="accent5"/>
+                          </a:lnRef>
+                          <a:fillRef idx="3">
+                            <a:schemeClr val="accent5"/>
+                          </a:fillRef>
+                          <a:effectRef idx="3">
+                            <a:schemeClr val="accent5"/>
+                          </a:effectRef>
+                          <a:fontRef idx="minor">
+                            <a:schemeClr val="lt1"/>
+                          </a:fontRef>
+                        </wps:style>
+                        <wps:txbx>
+                          <w:txbxContent>
+                            <w:p>
+                              <w:pPr>
+                                <w:jc w:val="center"/>
+                                <w:rPr>
+                                  <w:color w:val="002060"/>
+                                </w:rPr>
+                              </w:pPr>
+                              <w:r>
+                                <w:rPr>
+                                  <w:color w:val="002060"/>
+                                </w:rPr>
+                                <w:t>Market</w:t>
+                              </w:r>
+                              <w:r>
+                                <w:rPr>
+                                  <w:color w:val="002060"/>
+                                </w:rPr>
+                                <w:t xml:space="preserve"> Data Application (</w:t>
+                              </w:r>
+                              <w:r>
+                                <w:rPr>
+                                  <w:color w:val="002060"/>
+                                </w:rPr>
+                                <w:t xml:space="preserve">MDA </w:t>
+                              </w:r>
+                              <w:r>
+                                <w:rPr>
+                                  <w:color w:val="002060"/>
+                                </w:rPr>
+                                <w:t>Client)</w:t>
+                              </w:r>
+                            </w:p>
+                            <w:tbl>
+                              <w:tblPr>
+                                <w:tblStyle w:val="TableGrid"/>
+                                <w:tblW w:w="0" w:type="auto"/>
+                                <w:tblInd w:w="-5" w:type="dxa"/>
+                                <w:tblBorders>
+                                  <w:top w:val="single" w:sz="4" w:space="0" w:color="5B9BD5" w:themeColor="accent1"/>
+                                  <w:left w:val="single" w:sz="4" w:space="0" w:color="5B9BD5" w:themeColor="accent1"/>
+                                  <w:bottom w:val="single" w:sz="4" w:space="0" w:color="5B9BD5" w:themeColor="accent1"/>
+                                  <w:right w:val="single" w:sz="4" w:space="0" w:color="5B9BD5" w:themeColor="accent1"/>
+                                  <w:insideH w:val="single" w:sz="4" w:space="0" w:color="5B9BD5" w:themeColor="accent1"/>
+                                  <w:insideV w:val="single" w:sz="4" w:space="0" w:color="5B9BD5" w:themeColor="accent1"/>
+                                </w:tblBorders>
+                                <w:tblLook w:val="04A0" w:firstRow="1" w:lastRow="0" w:firstColumn="1" w:lastColumn="0" w:noHBand="0" w:noVBand="1"/>
+                              </w:tblPr>
+                              <w:tblGrid>
+                                <w:gridCol w:w="318"/>
+                                <w:gridCol w:w="2275"/>
+                                <w:gridCol w:w="5553"/>
+                              </w:tblGrid>
+                              <w:tr>
+                                <w:trPr>
+                                  <w:trHeight w:val="240"/>
+                                </w:trPr>
+                                <w:tc>
+                                  <w:tcPr>
+                                    <w:tcW w:w="0" w:type="auto"/>
+                                    <w:vMerge w:val="restart"/>
+                                  </w:tcPr>
+                                  <w:p>
+                                    <w:pPr>
+                                      <w:rPr>
+                                        <w:rFonts w:asciiTheme="majorHAnsi" w:hAnsiTheme="majorHAnsi" w:cstheme="majorHAnsi"/>
+                                        <w:color w:val="002060"/>
+                                        <w:sz w:val="20"/>
+                                        <w:szCs w:val="16"/>
+                                      </w:rPr>
+                                    </w:pPr>
+                                    <w:r>
+                                      <w:rPr>
+                                        <w:rFonts w:asciiTheme="majorHAnsi" w:hAnsiTheme="majorHAnsi" w:cstheme="majorHAnsi"/>
+                                        <w:color w:val="002060"/>
+                                        <w:sz w:val="20"/>
+                                        <w:szCs w:val="16"/>
+                                      </w:rPr>
+                                      <w:t>1</w:t>
+                                    </w:r>
+                                  </w:p>
+                                </w:tc>
+                                <w:tc>
+                                  <w:tcPr>
+                                    <w:tcW w:w="0" w:type="auto"/>
+                                  </w:tcPr>
+                                  <w:p>
+                                    <w:pPr>
+                                      <w:rPr>
+                                        <w:rFonts w:asciiTheme="majorHAnsi" w:hAnsiTheme="majorHAnsi" w:cstheme="majorHAnsi"/>
+                                        <w:color w:val="002060"/>
+                                        <w:sz w:val="20"/>
+                                        <w:szCs w:val="16"/>
+                                      </w:rPr>
+                                    </w:pPr>
+                                    <w:r>
+                                      <w:rPr>
+                                        <w:rFonts w:asciiTheme="majorHAnsi" w:hAnsiTheme="majorHAnsi" w:cstheme="majorHAnsi"/>
+                                        <w:color w:val="002060"/>
+                                        <w:sz w:val="20"/>
+                                        <w:szCs w:val="16"/>
+                                      </w:rPr>
+                                      <w:t>Network Management</w:t>
+                                    </w:r>
+                                  </w:p>
+                                </w:tc>
+                                <w:tc>
+                                  <w:tcPr>
+                                    <w:tcW w:w="0" w:type="auto"/>
+                                  </w:tcPr>
+                                  <w:p>
+                                    <w:pPr>
+                                      <w:rPr>
+                                        <w:rFonts w:asciiTheme="majorHAnsi" w:hAnsiTheme="majorHAnsi" w:cstheme="majorHAnsi"/>
+                                        <w:color w:val="002060"/>
+                                        <w:sz w:val="20"/>
+                                        <w:szCs w:val="16"/>
+                                      </w:rPr>
+                                    </w:pPr>
+                                    <w:r>
+                                      <w:rPr>
+                                        <w:rFonts w:asciiTheme="majorHAnsi" w:hAnsiTheme="majorHAnsi" w:cstheme="majorHAnsi"/>
+                                        <w:color w:val="002060"/>
+                                        <w:sz w:val="20"/>
+                                        <w:szCs w:val="16"/>
+                                      </w:rPr>
+                                      <w:t>TCP, UDP, Unicast, Multicast etc.</w:t>
+                                    </w:r>
+                                  </w:p>
+                                </w:tc>
+                              </w:tr>
+                              <w:tr>
+                                <w:trPr>
+                                  <w:trHeight w:val="268"/>
+                                </w:trPr>
+                                <w:tc>
+                                  <w:tcPr>
+                                    <w:tcW w:w="0" w:type="auto"/>
+                                    <w:vMerge/>
+                                  </w:tcPr>
+                                  <w:p>
+                                    <w:pPr>
+                                      <w:rPr>
+                                        <w:rFonts w:asciiTheme="majorHAnsi" w:hAnsiTheme="majorHAnsi" w:cstheme="majorHAnsi"/>
+                                        <w:color w:val="002060"/>
+                                        <w:sz w:val="20"/>
+                                        <w:szCs w:val="16"/>
+                                      </w:rPr>
+                                    </w:pPr>
+                                  </w:p>
+                                </w:tc>
+                                <w:tc>
+                                  <w:tcPr>
+                                    <w:tcW w:w="0" w:type="auto"/>
+                                  </w:tcPr>
+                                  <w:p>
+                                    <w:pPr>
+                                      <w:rPr>
+                                        <w:rFonts w:asciiTheme="majorHAnsi" w:hAnsiTheme="majorHAnsi" w:cstheme="majorHAnsi"/>
+                                        <w:color w:val="002060"/>
+                                        <w:sz w:val="20"/>
+                                        <w:szCs w:val="16"/>
+                                      </w:rPr>
+                                    </w:pPr>
+                                    <w:r>
+                                      <w:rPr>
+                                        <w:rFonts w:asciiTheme="majorHAnsi" w:hAnsiTheme="majorHAnsi" w:cstheme="majorHAnsi"/>
+                                        <w:color w:val="002060"/>
+                                        <w:sz w:val="20"/>
+                                        <w:szCs w:val="16"/>
+                                      </w:rPr>
+                                      <w:t>Session Management</w:t>
+                                    </w:r>
+                                  </w:p>
+                                </w:tc>
+                                <w:tc>
+                                  <w:tcPr>
+                                    <w:tcW w:w="0" w:type="auto"/>
+                                  </w:tcPr>
+                                  <w:p>
+                                    <w:pPr>
+                                      <w:rPr>
+                                        <w:rFonts w:asciiTheme="majorHAnsi" w:hAnsiTheme="majorHAnsi" w:cstheme="majorHAnsi"/>
+                                        <w:color w:val="002060"/>
+                                        <w:sz w:val="20"/>
+                                        <w:szCs w:val="16"/>
+                                      </w:rPr>
+                                    </w:pPr>
+                                    <w:r>
+                                      <w:rPr>
+                                        <w:rFonts w:asciiTheme="majorHAnsi" w:hAnsiTheme="majorHAnsi" w:cstheme="majorHAnsi"/>
+                                        <w:color w:val="002060"/>
+                                        <w:sz w:val="20"/>
+                                        <w:szCs w:val="16"/>
+                                      </w:rPr>
+                                      <w:t>login, Logout Reconnect etc.</w:t>
+                                    </w:r>
+                                  </w:p>
+                                </w:tc>
+                              </w:tr>
+                              <w:tr>
+                                <w:trPr>
+                                  <w:trHeight w:val="254"/>
+                                </w:trPr>
+                                <w:tc>
+                                  <w:tcPr>
+                                    <w:tcW w:w="0" w:type="auto"/>
+                                    <w:vMerge/>
+                                  </w:tcPr>
+                                  <w:p>
+                                    <w:pPr>
+                                      <w:rPr>
+                                        <w:rFonts w:asciiTheme="majorHAnsi" w:hAnsiTheme="majorHAnsi" w:cstheme="majorHAnsi"/>
+                                        <w:color w:val="002060"/>
+                                        <w:sz w:val="20"/>
+                                        <w:szCs w:val="16"/>
+                                      </w:rPr>
+                                    </w:pPr>
+                                  </w:p>
+                                </w:tc>
+                                <w:tc>
+                                  <w:tcPr>
+                                    <w:tcW w:w="0" w:type="auto"/>
+                                  </w:tcPr>
+                                  <w:p>
+                                    <w:pPr>
+                                      <w:rPr>
+                                        <w:rFonts w:asciiTheme="majorHAnsi" w:hAnsiTheme="majorHAnsi" w:cstheme="majorHAnsi"/>
+                                        <w:color w:val="002060"/>
+                                        <w:sz w:val="20"/>
+                                        <w:szCs w:val="16"/>
+                                      </w:rPr>
+                                    </w:pPr>
+                                    <w:r>
+                                      <w:rPr>
+                                        <w:rFonts w:asciiTheme="majorHAnsi" w:hAnsiTheme="majorHAnsi" w:cstheme="majorHAnsi"/>
+                                        <w:color w:val="002060"/>
+                                        <w:sz w:val="20"/>
+                                        <w:szCs w:val="16"/>
+                                      </w:rPr>
+                                      <w:t>Protocol Management</w:t>
+                                    </w:r>
+                                  </w:p>
+                                </w:tc>
+                                <w:tc>
+                                  <w:tcPr>
+                                    <w:tcW w:w="0" w:type="auto"/>
+                                  </w:tcPr>
+                                  <w:p>
+                                    <w:pPr>
+                                      <w:rPr>
+                                        <w:rFonts w:asciiTheme="majorHAnsi" w:hAnsiTheme="majorHAnsi" w:cstheme="majorHAnsi"/>
+                                        <w:color w:val="002060"/>
+                                        <w:sz w:val="20"/>
+                                        <w:szCs w:val="16"/>
+                                      </w:rPr>
+                                    </w:pPr>
+                                    <w:r>
+                                      <w:rPr>
+                                        <w:rFonts w:asciiTheme="majorHAnsi" w:hAnsiTheme="majorHAnsi" w:cstheme="majorHAnsi"/>
+                                        <w:color w:val="002060"/>
+                                        <w:sz w:val="20"/>
+                                        <w:szCs w:val="16"/>
+                                      </w:rPr>
+                                      <w:t xml:space="preserve">FIX, ITCH, TIP, </w:t>
+                                    </w:r>
+                                    <w:proofErr w:type="spellStart"/>
+                                    <w:r>
+                                      <w:rPr>
+                                        <w:rFonts w:asciiTheme="majorHAnsi" w:hAnsiTheme="majorHAnsi" w:cstheme="majorHAnsi"/>
+                                        <w:color w:val="002060"/>
+                                        <w:sz w:val="20"/>
+                                        <w:szCs w:val="16"/>
+                                      </w:rPr>
+                                      <w:t>SoupBinTCP</w:t>
+                                    </w:r>
+                                    <w:proofErr w:type="spellEnd"/>
+                                    <w:r>
+                                      <w:rPr>
+                                        <w:rFonts w:asciiTheme="majorHAnsi" w:hAnsiTheme="majorHAnsi" w:cstheme="majorHAnsi"/>
+                                        <w:color w:val="002060"/>
+                                        <w:sz w:val="20"/>
+                                        <w:szCs w:val="16"/>
+                                      </w:rPr>
+                                      <w:t xml:space="preserve"> and many such</w:t>
+                                    </w:r>
+                                  </w:p>
+                                </w:tc>
+                              </w:tr>
+                              <w:tr>
+                                <w:trPr>
+                                  <w:trHeight w:val="268"/>
+                                </w:trPr>
+                                <w:tc>
+                                  <w:tcPr>
+                                    <w:tcW w:w="0" w:type="auto"/>
+                                    <w:vMerge/>
+                                  </w:tcPr>
+                                  <w:p>
+                                    <w:pPr>
+                                      <w:rPr>
+                                        <w:rFonts w:asciiTheme="majorHAnsi" w:hAnsiTheme="majorHAnsi" w:cstheme="majorHAnsi"/>
+                                        <w:color w:val="002060"/>
+                                        <w:sz w:val="20"/>
+                                        <w:szCs w:val="16"/>
+                                      </w:rPr>
+                                    </w:pPr>
+                                  </w:p>
+                                </w:tc>
+                                <w:tc>
+                                  <w:tcPr>
+                                    <w:tcW w:w="0" w:type="auto"/>
+                                  </w:tcPr>
+                                  <w:p>
+                                    <w:pPr>
+                                      <w:rPr>
+                                        <w:rFonts w:asciiTheme="majorHAnsi" w:hAnsiTheme="majorHAnsi" w:cstheme="majorHAnsi"/>
+                                        <w:color w:val="002060"/>
+                                        <w:sz w:val="20"/>
+                                        <w:szCs w:val="16"/>
+                                      </w:rPr>
+                                    </w:pPr>
+                                    <w:r>
+                                      <w:rPr>
+                                        <w:rFonts w:asciiTheme="majorHAnsi" w:hAnsiTheme="majorHAnsi" w:cstheme="majorHAnsi"/>
+                                        <w:color w:val="002060"/>
+                                        <w:sz w:val="20"/>
+                                        <w:szCs w:val="16"/>
+                                      </w:rPr>
+                                      <w:t>Data Formats</w:t>
+                                    </w:r>
+                                  </w:p>
+                                </w:tc>
+                                <w:tc>
+                                  <w:tcPr>
+                                    <w:tcW w:w="0" w:type="auto"/>
+                                  </w:tcPr>
+                                  <w:p>
+                                    <w:pPr>
+                                      <w:rPr>
+                                        <w:rFonts w:asciiTheme="majorHAnsi" w:hAnsiTheme="majorHAnsi" w:cstheme="majorHAnsi"/>
+                                        <w:color w:val="002060"/>
+                                        <w:sz w:val="20"/>
+                                        <w:szCs w:val="16"/>
+                                      </w:rPr>
+                                    </w:pPr>
+                                    <w:r>
+                                      <w:rPr>
+                                        <w:rFonts w:asciiTheme="majorHAnsi" w:hAnsiTheme="majorHAnsi" w:cstheme="majorHAnsi"/>
+                                        <w:color w:val="002060"/>
+                                        <w:sz w:val="20"/>
+                                        <w:szCs w:val="16"/>
+                                      </w:rPr>
+                                      <w:t xml:space="preserve">Text, Binary, </w:t>
+                                    </w:r>
+                                    <w:proofErr w:type="spellStart"/>
+                                    <w:r>
+                                      <w:rPr>
+                                        <w:rFonts w:asciiTheme="majorHAnsi" w:hAnsiTheme="majorHAnsi" w:cstheme="majorHAnsi"/>
+                                        <w:color w:val="002060"/>
+                                        <w:sz w:val="20"/>
+                                        <w:szCs w:val="16"/>
+                                      </w:rPr>
+                                      <w:t>Endian’ness</w:t>
+                                    </w:r>
+                                    <w:proofErr w:type="spellEnd"/>
+                                    <w:r>
+                                      <w:rPr>
+                                        <w:rFonts w:asciiTheme="majorHAnsi" w:hAnsiTheme="majorHAnsi" w:cstheme="majorHAnsi"/>
+                                        <w:color w:val="002060"/>
+                                        <w:sz w:val="20"/>
+                                        <w:szCs w:val="16"/>
+                                      </w:rPr>
+                                      <w:t>, Compression etc.</w:t>
+                                    </w:r>
+                                  </w:p>
+                                </w:tc>
+                              </w:tr>
+                              <w:tr>
+                                <w:trPr>
+                                  <w:trHeight w:val="254"/>
+                                </w:trPr>
+                                <w:tc>
+                                  <w:tcPr>
+                                    <w:tcW w:w="0" w:type="auto"/>
+                                    <w:vMerge/>
+                                  </w:tcPr>
+                                  <w:p>
+                                    <w:pPr>
+                                      <w:rPr>
+                                        <w:rFonts w:asciiTheme="majorHAnsi" w:hAnsiTheme="majorHAnsi" w:cstheme="majorHAnsi"/>
+                                        <w:color w:val="002060"/>
+                                        <w:sz w:val="20"/>
+                                        <w:szCs w:val="16"/>
+                                      </w:rPr>
+                                    </w:pPr>
+                                  </w:p>
+                                </w:tc>
+                                <w:tc>
+                                  <w:tcPr>
+                                    <w:tcW w:w="0" w:type="auto"/>
+                                  </w:tcPr>
+                                  <w:p>
+                                    <w:pPr>
+                                      <w:rPr>
+                                        <w:rFonts w:asciiTheme="majorHAnsi" w:hAnsiTheme="majorHAnsi" w:cstheme="majorHAnsi"/>
+                                        <w:color w:val="002060"/>
+                                        <w:sz w:val="20"/>
+                                        <w:szCs w:val="16"/>
+                                      </w:rPr>
+                                    </w:pPr>
+                                    <w:r>
+                                      <w:rPr>
+                                        <w:rFonts w:asciiTheme="majorHAnsi" w:hAnsiTheme="majorHAnsi" w:cstheme="majorHAnsi"/>
+                                        <w:color w:val="002060"/>
+                                        <w:sz w:val="20"/>
+                                        <w:szCs w:val="16"/>
+                                      </w:rPr>
+                                      <w:t>Messaging</w:t>
+                                    </w:r>
+                                  </w:p>
+                                </w:tc>
+                                <w:tc>
+                                  <w:tcPr>
+                                    <w:tcW w:w="0" w:type="auto"/>
+                                  </w:tcPr>
+                                  <w:p>
+                                    <w:pPr>
+                                      <w:rPr>
+                                        <w:rFonts w:asciiTheme="majorHAnsi" w:hAnsiTheme="majorHAnsi" w:cstheme="majorHAnsi"/>
+                                        <w:color w:val="002060"/>
+                                        <w:sz w:val="20"/>
+                                        <w:szCs w:val="16"/>
+                                      </w:rPr>
+                                    </w:pPr>
+                                    <w:r>
+                                      <w:rPr>
+                                        <w:rFonts w:asciiTheme="majorHAnsi" w:hAnsiTheme="majorHAnsi" w:cstheme="majorHAnsi"/>
+                                        <w:color w:val="002060"/>
+                                        <w:sz w:val="20"/>
+                                        <w:szCs w:val="16"/>
+                                      </w:rPr>
+                                      <w:t>Administrative, Symbols, Status, Trade</w:t>
+                                    </w:r>
+                                    <w:r>
+                                      <w:rPr>
+                                        <w:rFonts w:asciiTheme="majorHAnsi" w:hAnsiTheme="majorHAnsi" w:cstheme="majorHAnsi"/>
+                                        <w:color w:val="002060"/>
+                                        <w:sz w:val="20"/>
+                                        <w:szCs w:val="16"/>
+                                      </w:rPr>
+                                      <w:t>, News</w:t>
+                                    </w:r>
+                                    <w:r>
+                                      <w:rPr>
+                                        <w:rFonts w:asciiTheme="majorHAnsi" w:hAnsiTheme="majorHAnsi" w:cstheme="majorHAnsi"/>
+                                        <w:color w:val="002060"/>
+                                        <w:sz w:val="20"/>
+                                        <w:szCs w:val="16"/>
+                                      </w:rPr>
+                                      <w:t xml:space="preserve"> and other types</w:t>
+                                    </w:r>
+                                  </w:p>
+                                </w:tc>
+                              </w:tr>
+                              <w:tr>
+                                <w:trPr>
+                                  <w:trHeight w:val="254"/>
+                                </w:trPr>
+                                <w:tc>
+                                  <w:tcPr>
+                                    <w:tcW w:w="0" w:type="auto"/>
+                                    <w:vMerge w:val="restart"/>
+                                  </w:tcPr>
+                                  <w:p>
+                                    <w:pPr>
+                                      <w:rPr>
+                                        <w:rFonts w:asciiTheme="majorHAnsi" w:eastAsia="Calibri" w:hAnsiTheme="majorHAnsi" w:cstheme="majorHAnsi"/>
+                                        <w:color w:val="002060"/>
+                                        <w:sz w:val="20"/>
+                                        <w:szCs w:val="16"/>
+                                      </w:rPr>
+                                    </w:pPr>
+                                    <w:r>
+                                      <w:rPr>
+                                        <w:rFonts w:asciiTheme="majorHAnsi" w:eastAsia="Calibri" w:hAnsiTheme="majorHAnsi" w:cstheme="majorHAnsi"/>
+                                        <w:color w:val="002060"/>
+                                        <w:sz w:val="20"/>
+                                        <w:szCs w:val="16"/>
+                                      </w:rPr>
+                                      <w:t>2</w:t>
+                                    </w:r>
+                                  </w:p>
+                                </w:tc>
+                                <w:tc>
+                                  <w:tcPr>
+                                    <w:tcW w:w="0" w:type="auto"/>
+                                  </w:tcPr>
+                                  <w:p>
+                                    <w:pPr>
+                                      <w:rPr>
+                                        <w:rFonts w:asciiTheme="majorHAnsi" w:hAnsiTheme="majorHAnsi" w:cstheme="majorHAnsi"/>
+                                        <w:color w:val="002060"/>
+                                        <w:sz w:val="20"/>
+                                        <w:szCs w:val="16"/>
+                                      </w:rPr>
+                                    </w:pPr>
+                                    <w:r>
+                                      <w:rPr>
+                                        <w:rFonts w:asciiTheme="majorHAnsi" w:eastAsia="Calibri" w:hAnsiTheme="majorHAnsi" w:cstheme="majorHAnsi"/>
+                                        <w:color w:val="002060"/>
+                                        <w:sz w:val="20"/>
+                                        <w:szCs w:val="16"/>
+                                      </w:rPr>
+                                      <w:t>Decoding</w:t>
+                                    </w:r>
+                                  </w:p>
+                                </w:tc>
+                                <w:tc>
+                                  <w:tcPr>
+                                    <w:tcW w:w="0" w:type="auto"/>
+                                  </w:tcPr>
+                                  <w:p>
+                                    <w:pPr>
+                                      <w:rPr>
+                                        <w:rFonts w:asciiTheme="majorHAnsi" w:hAnsiTheme="majorHAnsi" w:cstheme="majorHAnsi"/>
+                                        <w:color w:val="002060"/>
+                                        <w:sz w:val="20"/>
+                                        <w:szCs w:val="16"/>
+                                      </w:rPr>
+                                    </w:pPr>
+                                    <w:r>
+                                      <w:rPr>
+                                        <w:rFonts w:asciiTheme="majorHAnsi" w:eastAsia="Calibri" w:hAnsiTheme="majorHAnsi" w:cstheme="majorHAnsi"/>
+                                        <w:color w:val="002060"/>
+                                        <w:sz w:val="20"/>
+                                        <w:szCs w:val="16"/>
+                                      </w:rPr>
+                                      <w:t xml:space="preserve">Parse, </w:t>
+                                    </w:r>
+                                    <w:proofErr w:type="spellStart"/>
+                                    <w:r>
+                                      <w:rPr>
+                                        <w:rFonts w:asciiTheme="majorHAnsi" w:eastAsia="Calibri" w:hAnsiTheme="majorHAnsi" w:cstheme="majorHAnsi"/>
+                                        <w:color w:val="002060"/>
+                                        <w:sz w:val="20"/>
+                                        <w:szCs w:val="16"/>
+                                      </w:rPr>
+                                      <w:t>Demux</w:t>
+                                    </w:r>
+                                    <w:proofErr w:type="spellEnd"/>
+                                    <w:r>
+                                      <w:rPr>
+                                        <w:rFonts w:asciiTheme="majorHAnsi" w:eastAsia="Calibri" w:hAnsiTheme="majorHAnsi" w:cstheme="majorHAnsi"/>
+                                        <w:color w:val="002060"/>
+                                        <w:sz w:val="20"/>
+                                        <w:szCs w:val="16"/>
+                                      </w:rPr>
+                                      <w:t>., Decode, Extract important Fields etc.</w:t>
+                                    </w:r>
+                                  </w:p>
+                                </w:tc>
+                              </w:tr>
+                              <w:tr>
+                                <w:trPr>
+                                  <w:trHeight w:val="254"/>
+                                </w:trPr>
+                                <w:tc>
+                                  <w:tcPr>
+                                    <w:tcW w:w="0" w:type="auto"/>
+                                    <w:vMerge/>
+                                  </w:tcPr>
+                                  <w:p>
+                                    <w:pPr>
+                                      <w:rPr>
+                                        <w:rFonts w:asciiTheme="majorHAnsi" w:eastAsia="Calibri" w:hAnsiTheme="majorHAnsi" w:cstheme="majorHAnsi"/>
+                                        <w:color w:val="002060"/>
+                                        <w:sz w:val="20"/>
+                                        <w:szCs w:val="16"/>
+                                      </w:rPr>
+                                    </w:pPr>
+                                  </w:p>
+                                </w:tc>
+                                <w:tc>
+                                  <w:tcPr>
+                                    <w:tcW w:w="0" w:type="auto"/>
+                                  </w:tcPr>
+                                  <w:p>
+                                    <w:pPr>
+                                      <w:rPr>
+                                        <w:rFonts w:asciiTheme="majorHAnsi" w:eastAsia="Calibri" w:hAnsiTheme="majorHAnsi" w:cstheme="majorHAnsi"/>
+                                        <w:color w:val="002060"/>
+                                        <w:sz w:val="20"/>
+                                        <w:szCs w:val="16"/>
+                                      </w:rPr>
+                                    </w:pPr>
+                                    <w:r>
+                                      <w:rPr>
+                                        <w:rFonts w:asciiTheme="majorHAnsi" w:eastAsia="Calibri" w:hAnsiTheme="majorHAnsi" w:cstheme="majorHAnsi"/>
+                                        <w:color w:val="002060"/>
+                                        <w:sz w:val="20"/>
+                                        <w:szCs w:val="16"/>
+                                      </w:rPr>
+                                      <w:t>Recovery</w:t>
+                                    </w:r>
+                                  </w:p>
+                                </w:tc>
+                                <w:tc>
+                                  <w:tcPr>
+                                    <w:tcW w:w="0" w:type="auto"/>
+                                  </w:tcPr>
+                                  <w:p>
+                                    <w:pPr>
+                                      <w:rPr>
+                                        <w:rFonts w:asciiTheme="majorHAnsi" w:eastAsia="Calibri" w:hAnsiTheme="majorHAnsi" w:cstheme="majorHAnsi"/>
+                                        <w:color w:val="002060"/>
+                                        <w:sz w:val="20"/>
+                                        <w:szCs w:val="16"/>
+                                      </w:rPr>
+                                    </w:pPr>
+                                    <w:r>
+                                      <w:rPr>
+                                        <w:rFonts w:asciiTheme="majorHAnsi" w:eastAsia="Calibri" w:hAnsiTheme="majorHAnsi" w:cstheme="majorHAnsi"/>
+                                        <w:color w:val="002060"/>
+                                        <w:sz w:val="20"/>
+                                        <w:szCs w:val="16"/>
+                                      </w:rPr>
+                                      <w:t>Gap Analysis, Recovery mechanism etc.</w:t>
+                                    </w:r>
+                                  </w:p>
+                                </w:tc>
+                              </w:tr>
+                              <w:tr>
+                                <w:trPr>
+                                  <w:trHeight w:val="254"/>
+                                </w:trPr>
+                                <w:tc>
+                                  <w:tcPr>
+                                    <w:tcW w:w="0" w:type="auto"/>
+                                  </w:tcPr>
+                                  <w:p>
+                                    <w:pPr>
+                                      <w:rPr>
+                                        <w:rFonts w:asciiTheme="majorHAnsi" w:hAnsiTheme="majorHAnsi" w:cstheme="majorHAnsi"/>
+                                        <w:color w:val="002060"/>
+                                        <w:sz w:val="20"/>
+                                        <w:szCs w:val="16"/>
+                                      </w:rPr>
+                                    </w:pPr>
+                                    <w:r>
+                                      <w:rPr>
+                                        <w:rFonts w:asciiTheme="majorHAnsi" w:hAnsiTheme="majorHAnsi" w:cstheme="majorHAnsi"/>
+                                        <w:color w:val="002060"/>
+                                        <w:sz w:val="20"/>
+                                        <w:szCs w:val="16"/>
+                                      </w:rPr>
+                                      <w:t>3</w:t>
+                                    </w:r>
+                                  </w:p>
+                                </w:tc>
+                                <w:tc>
+                                  <w:tcPr>
+                                    <w:tcW w:w="0" w:type="auto"/>
+                                  </w:tcPr>
+                                  <w:p>
+                                    <w:pPr>
+                                      <w:rPr>
+                                        <w:rFonts w:asciiTheme="majorHAnsi" w:hAnsiTheme="majorHAnsi" w:cstheme="majorHAnsi"/>
+                                        <w:color w:val="002060"/>
+                                        <w:sz w:val="20"/>
+                                        <w:szCs w:val="16"/>
+                                      </w:rPr>
+                                    </w:pPr>
+                                    <w:r>
+                                      <w:rPr>
+                                        <w:rFonts w:asciiTheme="majorHAnsi" w:hAnsiTheme="majorHAnsi" w:cstheme="majorHAnsi"/>
+                                        <w:color w:val="002060"/>
+                                        <w:sz w:val="20"/>
+                                        <w:szCs w:val="16"/>
+                                      </w:rPr>
+                                      <w:t>Lookup</w:t>
+                                    </w:r>
+                                    <w:r>
+                                      <w:rPr>
+                                        <w:rFonts w:asciiTheme="majorHAnsi" w:hAnsiTheme="majorHAnsi" w:cstheme="majorHAnsi"/>
+                                        <w:color w:val="002060"/>
+                                        <w:sz w:val="20"/>
+                                        <w:szCs w:val="16"/>
+                                      </w:rPr>
+                                      <w:t xml:space="preserve"> &amp; Enrich</w:t>
+                                    </w:r>
+                                  </w:p>
+                                </w:tc>
+                                <w:tc>
+                                  <w:tcPr>
+                                    <w:tcW w:w="0" w:type="auto"/>
+                                  </w:tcPr>
+                                  <w:p>
+                                    <w:pPr>
+                                      <w:rPr>
+                                        <w:rFonts w:asciiTheme="majorHAnsi" w:hAnsiTheme="majorHAnsi" w:cstheme="majorHAnsi"/>
+                                        <w:color w:val="002060"/>
+                                        <w:sz w:val="20"/>
+                                        <w:szCs w:val="16"/>
+                                      </w:rPr>
+                                    </w:pPr>
+                                    <w:r>
+                                      <w:rPr>
+                                        <w:rFonts w:asciiTheme="majorHAnsi" w:hAnsiTheme="majorHAnsi" w:cstheme="majorHAnsi"/>
+                                        <w:color w:val="002060"/>
+                                        <w:sz w:val="20"/>
+                                        <w:szCs w:val="16"/>
+                                      </w:rPr>
+                                      <w:t xml:space="preserve">With more </w:t>
+                                    </w:r>
+                                    <w:r>
+                                      <w:rPr>
+                                        <w:rFonts w:asciiTheme="majorHAnsi" w:hAnsiTheme="majorHAnsi" w:cstheme="majorHAnsi"/>
+                                        <w:color w:val="002060"/>
+                                        <w:sz w:val="20"/>
+                                        <w:szCs w:val="16"/>
+                                      </w:rPr>
+                                      <w:t xml:space="preserve">Instrument / Reference Data / Symbols / ISIN </w:t>
+                                    </w:r>
+                                  </w:p>
+                                </w:tc>
+                              </w:tr>
+                              <w:tr>
+                                <w:trPr>
+                                  <w:trHeight w:val="240"/>
+                                </w:trPr>
+                                <w:tc>
+                                  <w:tcPr>
+                                    <w:tcW w:w="0" w:type="auto"/>
+                                    <w:vMerge w:val="restart"/>
+                                  </w:tcPr>
+                                  <w:p>
+                                    <w:pPr>
+                                      <w:rPr>
+                                        <w:rFonts w:asciiTheme="majorHAnsi" w:hAnsiTheme="majorHAnsi" w:cstheme="majorHAnsi"/>
+                                        <w:color w:val="002060"/>
+                                        <w:sz w:val="20"/>
+                                        <w:szCs w:val="16"/>
+                                      </w:rPr>
+                                    </w:pPr>
+                                    <w:r>
+                                      <w:rPr>
+                                        <w:rFonts w:asciiTheme="majorHAnsi" w:hAnsiTheme="majorHAnsi" w:cstheme="majorHAnsi"/>
+                                        <w:color w:val="002060"/>
+                                        <w:sz w:val="20"/>
+                                        <w:szCs w:val="16"/>
+                                      </w:rPr>
+                                      <w:t>4</w:t>
+                                    </w:r>
+                                  </w:p>
+                                </w:tc>
+                                <w:tc>
+                                  <w:tcPr>
+                                    <w:tcW w:w="0" w:type="auto"/>
+                                  </w:tcPr>
+                                  <w:p>
+                                    <w:pPr>
+                                      <w:rPr>
+                                        <w:rFonts w:asciiTheme="majorHAnsi" w:hAnsiTheme="majorHAnsi" w:cstheme="majorHAnsi"/>
+                                        <w:color w:val="002060"/>
+                                        <w:sz w:val="20"/>
+                                        <w:szCs w:val="16"/>
+                                      </w:rPr>
+                                    </w:pPr>
+                                    <w:r>
+                                      <w:rPr>
+                                        <w:rFonts w:asciiTheme="majorHAnsi" w:hAnsiTheme="majorHAnsi" w:cstheme="majorHAnsi"/>
+                                        <w:color w:val="002060"/>
+                                        <w:sz w:val="20"/>
+                                        <w:szCs w:val="16"/>
+                                      </w:rPr>
+                                      <w:t>Order</w:t>
+                                    </w:r>
+                                    <w:r>
+                                      <w:rPr>
+                                        <w:rFonts w:asciiTheme="majorHAnsi" w:hAnsiTheme="majorHAnsi" w:cstheme="majorHAnsi"/>
+                                        <w:color w:val="002060"/>
+                                        <w:sz w:val="20"/>
+                                        <w:szCs w:val="16"/>
+                                      </w:rPr>
+                                      <w:t>-</w:t>
+                                    </w:r>
+                                    <w:r>
+                                      <w:rPr>
+                                        <w:rFonts w:asciiTheme="majorHAnsi" w:hAnsiTheme="majorHAnsi" w:cstheme="majorHAnsi"/>
+                                        <w:color w:val="002060"/>
+                                        <w:sz w:val="20"/>
+                                        <w:szCs w:val="16"/>
+                                      </w:rPr>
+                                      <w:t>book Management</w:t>
+                                    </w:r>
+                                  </w:p>
+                                </w:tc>
+                                <w:tc>
+                                  <w:tcPr>
+                                    <w:tcW w:w="0" w:type="auto"/>
+                                  </w:tcPr>
+                                  <w:p>
+                                    <w:pPr>
+                                      <w:rPr>
+                                        <w:rFonts w:asciiTheme="majorHAnsi" w:hAnsiTheme="majorHAnsi" w:cstheme="majorHAnsi"/>
+                                        <w:color w:val="002060"/>
+                                        <w:sz w:val="20"/>
+                                        <w:szCs w:val="16"/>
+                                      </w:rPr>
+                                    </w:pPr>
+                                    <w:r>
+                                      <w:rPr>
+                                        <w:rFonts w:asciiTheme="majorHAnsi" w:hAnsiTheme="majorHAnsi" w:cstheme="majorHAnsi"/>
+                                        <w:color w:val="002060"/>
+                                        <w:sz w:val="20"/>
+                                        <w:szCs w:val="16"/>
+                                      </w:rPr>
+                                      <w:t>Add, Modify, Delete Ops, Books MBO (Market by order), MBP</w:t>
+                                    </w:r>
+                                  </w:p>
+                                </w:tc>
+                              </w:tr>
+                              <w:tr>
+                                <w:trPr>
+                                  <w:trHeight w:val="268"/>
+                                </w:trPr>
+                                <w:tc>
+                                  <w:tcPr>
+                                    <w:tcW w:w="0" w:type="auto"/>
+                                    <w:vMerge/>
+                                  </w:tcPr>
+                                  <w:p>
+                                    <w:pPr>
+                                      <w:rPr>
+                                        <w:rFonts w:asciiTheme="majorHAnsi" w:hAnsiTheme="majorHAnsi" w:cstheme="majorHAnsi"/>
+                                        <w:color w:val="002060"/>
+                                        <w:sz w:val="20"/>
+                                        <w:szCs w:val="16"/>
+                                      </w:rPr>
+                                    </w:pPr>
+                                  </w:p>
+                                </w:tc>
+                                <w:tc>
+                                  <w:tcPr>
+                                    <w:tcW w:w="0" w:type="auto"/>
+                                  </w:tcPr>
+                                  <w:p>
+                                    <w:pPr>
+                                      <w:rPr>
+                                        <w:rFonts w:asciiTheme="majorHAnsi" w:hAnsiTheme="majorHAnsi" w:cstheme="majorHAnsi"/>
+                                        <w:color w:val="002060"/>
+                                        <w:sz w:val="20"/>
+                                        <w:szCs w:val="16"/>
+                                      </w:rPr>
+                                    </w:pPr>
+                                    <w:r>
+                                      <w:rPr>
+                                        <w:rFonts w:asciiTheme="majorHAnsi" w:hAnsiTheme="majorHAnsi" w:cstheme="majorHAnsi"/>
+                                        <w:color w:val="002060"/>
+                                        <w:sz w:val="20"/>
+                                        <w:szCs w:val="16"/>
+                                      </w:rPr>
+                                      <w:t>Market Logic</w:t>
+                                    </w:r>
+                                  </w:p>
+                                </w:tc>
+                                <w:tc>
+                                  <w:tcPr>
+                                    <w:tcW w:w="0" w:type="auto"/>
+                                  </w:tcPr>
+                                  <w:p>
+                                    <w:pPr>
+                                      <w:rPr>
+                                        <w:rFonts w:asciiTheme="majorHAnsi" w:hAnsiTheme="majorHAnsi" w:cstheme="majorHAnsi"/>
+                                        <w:color w:val="002060"/>
+                                        <w:sz w:val="20"/>
+                                        <w:szCs w:val="16"/>
+                                      </w:rPr>
+                                    </w:pPr>
+                                    <w:r>
+                                      <w:rPr>
+                                        <w:rFonts w:asciiTheme="majorHAnsi" w:hAnsiTheme="majorHAnsi" w:cstheme="majorHAnsi"/>
+                                        <w:color w:val="002060"/>
+                                        <w:sz w:val="20"/>
+                                        <w:szCs w:val="16"/>
+                                      </w:rPr>
+                                      <w:t>Based on Business Rules, incoming messages are filtered, enriched</w:t>
+                                    </w:r>
+                                  </w:p>
+                                </w:tc>
+                              </w:tr>
+                              <w:tr>
+                                <w:trPr>
+                                  <w:trHeight w:val="254"/>
+                                </w:trPr>
+                                <w:tc>
+                                  <w:tcPr>
+                                    <w:tcW w:w="0" w:type="auto"/>
+                                    <w:vMerge/>
+                                  </w:tcPr>
+                                  <w:p>
+                                    <w:pPr>
+                                      <w:rPr>
+                                        <w:rFonts w:asciiTheme="majorHAnsi" w:hAnsiTheme="majorHAnsi" w:cstheme="majorHAnsi"/>
+                                        <w:color w:val="002060"/>
+                                        <w:sz w:val="20"/>
+                                        <w:szCs w:val="16"/>
+                                      </w:rPr>
+                                    </w:pPr>
+                                  </w:p>
+                                </w:tc>
+                                <w:tc>
+                                  <w:tcPr>
+                                    <w:tcW w:w="0" w:type="auto"/>
+                                  </w:tcPr>
+                                  <w:p>
+                                    <w:pPr>
+                                      <w:rPr>
+                                        <w:rFonts w:asciiTheme="majorHAnsi" w:hAnsiTheme="majorHAnsi" w:cstheme="majorHAnsi"/>
+                                        <w:color w:val="002060"/>
+                                        <w:sz w:val="20"/>
+                                        <w:szCs w:val="16"/>
+                                      </w:rPr>
+                                    </w:pPr>
+                                    <w:r>
+                                      <w:rPr>
+                                        <w:rFonts w:asciiTheme="majorHAnsi" w:hAnsiTheme="majorHAnsi" w:cstheme="majorHAnsi"/>
+                                        <w:color w:val="002060"/>
+                                        <w:sz w:val="20"/>
+                                        <w:szCs w:val="16"/>
+                                      </w:rPr>
+                                      <w:t>Transformation</w:t>
+                                    </w:r>
+                                  </w:p>
+                                </w:tc>
+                                <w:tc>
+                                  <w:tcPr>
+                                    <w:tcW w:w="0" w:type="auto"/>
+                                  </w:tcPr>
+                                  <w:p>
+                                    <w:pPr>
+                                      <w:rPr>
+                                        <w:rFonts w:asciiTheme="majorHAnsi" w:hAnsiTheme="majorHAnsi" w:cstheme="majorHAnsi"/>
+                                        <w:color w:val="002060"/>
+                                        <w:sz w:val="20"/>
+                                        <w:szCs w:val="16"/>
+                                      </w:rPr>
+                                    </w:pPr>
+                                    <w:r>
+                                      <w:rPr>
+                                        <w:rFonts w:asciiTheme="majorHAnsi" w:hAnsiTheme="majorHAnsi" w:cstheme="majorHAnsi"/>
+                                        <w:color w:val="002060"/>
+                                        <w:sz w:val="20"/>
+                                        <w:szCs w:val="16"/>
+                                      </w:rPr>
+                                      <w:t>Resultant Info is transformed in universally consumable data</w:t>
+                                    </w:r>
+                                  </w:p>
+                                </w:tc>
+                              </w:tr>
+                              <w:tr>
+                                <w:trPr>
+                                  <w:trHeight w:val="132"/>
+                                </w:trPr>
+                                <w:tc>
+                                  <w:tcPr>
+                                    <w:tcW w:w="0" w:type="auto"/>
+                                  </w:tcPr>
+                                  <w:p>
+                                    <w:pPr>
+                                      <w:rPr>
+                                        <w:rFonts w:asciiTheme="majorHAnsi" w:hAnsiTheme="majorHAnsi" w:cstheme="majorHAnsi"/>
+                                        <w:color w:val="002060"/>
+                                        <w:sz w:val="20"/>
+                                        <w:szCs w:val="16"/>
+                                      </w:rPr>
+                                    </w:pPr>
+                                    <w:r>
+                                      <w:rPr>
+                                        <w:rFonts w:asciiTheme="majorHAnsi" w:hAnsiTheme="majorHAnsi" w:cstheme="majorHAnsi"/>
+                                        <w:color w:val="002060"/>
+                                        <w:sz w:val="20"/>
+                                        <w:szCs w:val="16"/>
+                                      </w:rPr>
+                                      <w:t>5</w:t>
+                                    </w:r>
+                                  </w:p>
+                                </w:tc>
+                                <w:tc>
+                                  <w:tcPr>
+                                    <w:tcW w:w="0" w:type="auto"/>
+                                  </w:tcPr>
+                                  <w:p>
+                                    <w:pPr>
+                                      <w:rPr>
+                                        <w:rFonts w:asciiTheme="majorHAnsi" w:hAnsiTheme="majorHAnsi" w:cstheme="majorHAnsi"/>
+                                        <w:color w:val="002060"/>
+                                        <w:sz w:val="20"/>
+                                        <w:szCs w:val="16"/>
+                                      </w:rPr>
+                                    </w:pPr>
+                                    <w:r>
+                                      <w:rPr>
+                                        <w:rFonts w:asciiTheme="majorHAnsi" w:hAnsiTheme="majorHAnsi" w:cstheme="majorHAnsi"/>
+                                        <w:color w:val="002060"/>
+                                        <w:sz w:val="20"/>
+                                        <w:szCs w:val="16"/>
+                                      </w:rPr>
+                                      <w:t>Publishing</w:t>
+                                    </w:r>
+                                  </w:p>
+                                </w:tc>
+                                <w:tc>
+                                  <w:tcPr>
+                                    <w:tcW w:w="0" w:type="auto"/>
+                                  </w:tcPr>
+                                  <w:p>
+                                    <w:pPr>
+                                      <w:rPr>
+                                        <w:rFonts w:asciiTheme="majorHAnsi" w:hAnsiTheme="majorHAnsi" w:cstheme="majorHAnsi"/>
+                                        <w:color w:val="002060"/>
+                                        <w:sz w:val="20"/>
+                                        <w:szCs w:val="16"/>
+                                      </w:rPr>
+                                    </w:pPr>
+                                    <w:r>
+                                      <w:rPr>
+                                        <w:rFonts w:asciiTheme="majorHAnsi" w:hAnsiTheme="majorHAnsi" w:cstheme="majorHAnsi"/>
+                                        <w:color w:val="002060"/>
+                                        <w:sz w:val="20"/>
+                                        <w:szCs w:val="16"/>
+                                      </w:rPr>
+                                      <w:t>Universally consumable data is published via APIs</w:t>
+                                    </w:r>
+                                  </w:p>
+                                </w:tc>
+                              </w:tr>
+                            </w:tbl>
+                            <w:p>
+                              <w:pPr>
+                                <w:jc w:val="center"/>
+                                <w:rPr>
+                                  <w:color w:val="002060"/>
+                                </w:rPr>
+                              </w:pPr>
+                            </w:p>
+                          </w:txbxContent>
+                        </wps:txbx>
+                        <wps:bodyPr rot="0" spcFirstLastPara="0" vertOverflow="overflow" horzOverflow="overflow" vert="horz" wrap="square" lIns="91440" tIns="45720" rIns="91440" bIns="45720" numCol="1" spcCol="0" rtlCol="0" fromWordArt="0" anchor="t" anchorCtr="0" forceAA="0" compatLnSpc="1">
+                          <a:prstTxWarp prst="textNoShape">
+                            <a:avLst/>
+                          </a:prstTxWarp>
+                          <a:noAutofit/>
+                        </wps:bodyPr>
+                      </wps:wsp>
+                      <wps:wsp>
+                        <wps:cNvPr id="78" name="Text Box 21"/>
+                        <wps:cNvSpPr txBox="1"/>
+                        <wps:spPr>
+                          <a:xfrm>
+                            <a:off x="4600607" y="7034"/>
+                            <a:ext cx="1144390" cy="365760"/>
+                          </a:xfrm>
+                          <a:prstGeom prst="rect">
+                            <a:avLst/>
+                          </a:prstGeom>
+                          <a:ln/>
+                        </wps:spPr>
+                        <wps:style>
+                          <a:lnRef idx="1">
+                            <a:schemeClr val="accent5"/>
+                          </a:lnRef>
+                          <a:fillRef idx="2">
+                            <a:schemeClr val="accent5"/>
+                          </a:fillRef>
+                          <a:effectRef idx="1">
+                            <a:schemeClr val="accent5"/>
+                          </a:effectRef>
+                          <a:fontRef idx="minor">
+                            <a:schemeClr val="dk1"/>
+                          </a:fontRef>
+                        </wps:style>
+                        <wps:txbx>
+                          <w:txbxContent>
+                            <w:p>
+                              <w:pPr>
+                                <w:pStyle w:val="NormalWeb"/>
+                                <w:spacing w:before="0" w:beforeAutospacing="0" w:after="240" w:afterAutospacing="0" w:line="256" w:lineRule="auto"/>
+                                <w:jc w:val="center"/>
+                                <w:rPr>
+                                  <w:rFonts w:asciiTheme="majorHAnsi" w:hAnsiTheme="majorHAnsi" w:cstheme="majorHAnsi"/>
+                                  <w:color w:val="002060"/>
+                                  <w:sz w:val="20"/>
+                                </w:rPr>
+                              </w:pPr>
+                              <w:r>
+                                <w:rPr>
+                                  <w:rFonts w:asciiTheme="majorHAnsi" w:eastAsia="Calibri" w:hAnsiTheme="majorHAnsi" w:cstheme="majorHAnsi"/>
+                                  <w:shadow/>
+                                  <w:color w:val="002060"/>
+                                  <w:sz w:val="16"/>
+                                  <w:szCs w:val="20"/>
+                                  <w14:shadow w14:blurRad="38100" w14:dist="25400" w14:dir="5400000" w14:sx="100000" w14:sy="100000" w14:kx="0" w14:ky="0" w14:algn="ctr">
+                                    <w14:srgbClr w14:val="6E747A">
+                                      <w14:alpha w14:val="57000"/>
+                                    </w14:srgbClr>
+                                  </w14:shadow>
+                                </w:rPr>
+                                <w:t xml:space="preserve">Process, Index for quick </w:t>
+                              </w:r>
+                              <w:r>
+                                <w:rPr>
+                                  <w:rFonts w:asciiTheme="majorHAnsi" w:eastAsia="Calibri" w:hAnsiTheme="majorHAnsi" w:cstheme="majorHAnsi"/>
+                                  <w:shadow/>
+                                  <w:color w:val="002060"/>
+                                  <w:sz w:val="16"/>
+                                  <w:szCs w:val="20"/>
+                                  <w14:shadow w14:blurRad="38100" w14:dist="25400" w14:dir="5400000" w14:sx="100000" w14:sy="100000" w14:kx="0" w14:ky="0" w14:algn="ctr">
+                                    <w14:srgbClr w14:val="6E747A">
+                                      <w14:alpha w14:val="57000"/>
+                                    </w14:srgbClr>
+                                  </w14:shadow>
+                                </w:rPr>
+                                <w:t>Lookup of</w:t>
+                              </w:r>
+                              <w:r>
+                                <w:rPr>
+                                  <w:rFonts w:asciiTheme="majorHAnsi" w:eastAsia="Calibri" w:hAnsiTheme="majorHAnsi" w:cstheme="majorHAnsi"/>
+                                  <w:shadow/>
+                                  <w:color w:val="002060"/>
+                                  <w:sz w:val="16"/>
+                                  <w:szCs w:val="20"/>
+                                  <w14:shadow w14:blurRad="38100" w14:dist="25400" w14:dir="5400000" w14:sx="100000" w14:sy="100000" w14:kx="0" w14:ky="0" w14:algn="ctr">
+                                    <w14:srgbClr w14:val="6E747A">
+                                      <w14:alpha w14:val="57000"/>
+                                    </w14:srgbClr>
+                                  </w14:shadow>
+                                </w:rPr>
+                                <w:t xml:space="preserve"> Reference data</w:t>
+                              </w:r>
+                            </w:p>
+                          </w:txbxContent>
+                        </wps:txbx>
+                        <wps:bodyPr rot="0" spcFirstLastPara="0" vert="horz" wrap="square" lIns="0" tIns="45720" rIns="0" bIns="0" numCol="1" spcCol="0" rtlCol="0" fromWordArt="0" anchor="t" anchorCtr="0" forceAA="0" compatLnSpc="1">
+                          <a:prstTxWarp prst="textNoShape">
+                            <a:avLst/>
+                          </a:prstTxWarp>
+                          <a:noAutofit/>
+                        </wps:bodyPr>
+                      </wps:wsp>
+                      <wps:wsp>
+                        <wps:cNvPr id="81" name="Text Box 21"/>
+                        <wps:cNvSpPr txBox="1"/>
+                        <wps:spPr>
+                          <a:xfrm>
+                            <a:off x="3254534" y="7042"/>
+                            <a:ext cx="1005840" cy="365760"/>
+                          </a:xfrm>
+                          <a:prstGeom prst="rect">
+                            <a:avLst/>
+                          </a:prstGeom>
+                          <a:ln/>
+                        </wps:spPr>
+                        <wps:style>
+                          <a:lnRef idx="1">
+                            <a:schemeClr val="accent5"/>
+                          </a:lnRef>
+                          <a:fillRef idx="2">
+                            <a:schemeClr val="accent5"/>
+                          </a:fillRef>
+                          <a:effectRef idx="1">
+                            <a:schemeClr val="accent5"/>
+                          </a:effectRef>
+                          <a:fontRef idx="minor">
+                            <a:schemeClr val="dk1"/>
+                          </a:fontRef>
+                        </wps:style>
+                        <wps:txbx>
+                          <w:txbxContent>
+                            <w:p>
+                              <w:pPr>
+                                <w:pStyle w:val="NormalWeb"/>
+                                <w:spacing w:before="0" w:beforeAutospacing="0" w:after="240" w:afterAutospacing="0" w:line="254" w:lineRule="auto"/>
+                                <w:jc w:val="center"/>
+                                <w:rPr>
+                                  <w:color w:val="002060"/>
+                                </w:rPr>
+                              </w:pPr>
+                              <w:r>
+                                <w:rPr>
+                                  <w:rFonts w:ascii="Calibri Light" w:eastAsia="Calibri" w:hAnsi="Calibri Light" w:cs="Calibri Light"/>
+                                  <w:shadow/>
+                                  <w:color w:val="002060"/>
+                                  <w:sz w:val="16"/>
+                                  <w:szCs w:val="16"/>
+                                  <w14:shadow w14:blurRad="38100" w14:dist="25400" w14:dir="5400000" w14:sx="100000" w14:sy="100000" w14:kx="0" w14:ky="0" w14:algn="ctr">
+                                    <w14:srgbClr w14:val="6E747A">
+                                      <w14:alpha w14:val="57000"/>
+                                    </w14:srgbClr>
+                                  </w14:shadow>
+                                </w:rPr>
+                                <w:t>Read Reference data from Exchange</w:t>
+                              </w:r>
+                            </w:p>
+                          </w:txbxContent>
+                        </wps:txbx>
+                        <wps:bodyPr rot="0" spcFirstLastPara="0" vert="horz" wrap="square" lIns="0" tIns="45720" rIns="0" bIns="0" numCol="1" spcCol="0" rtlCol="0" fromWordArt="0" anchor="t" anchorCtr="0" forceAA="0" compatLnSpc="1">
+                          <a:prstTxWarp prst="textNoShape">
+                            <a:avLst/>
+                          </a:prstTxWarp>
+                          <a:noAutofit/>
+                        </wps:bodyPr>
+                      </wps:wsp>
+                      <wps:wsp>
+                        <wps:cNvPr id="1" name="Right Arrow 1"/>
+                        <wps:cNvSpPr/>
+                        <wps:spPr>
+                          <a:xfrm>
+                            <a:off x="4304567" y="137024"/>
+                            <a:ext cx="274320" cy="137160"/>
+                          </a:xfrm>
+                          <a:prstGeom prst="rightArrow">
+                            <a:avLst/>
+                          </a:prstGeom>
+                          <a:solidFill>
+                            <a:schemeClr val="accent1"/>
+                          </a:solidFill>
+                          <a:ln>
+                            <a:noFill/>
+                          </a:ln>
+                        </wps:spPr>
+                        <wps:style>
+                          <a:lnRef idx="2">
+                            <a:schemeClr val="accent1">
+                              <a:shade val="50000"/>
+                            </a:schemeClr>
+                          </a:lnRef>
+                          <a:fillRef idx="1">
+                            <a:schemeClr val="accent1"/>
+                          </a:fillRef>
+                          <a:effectRef idx="0">
+                            <a:schemeClr val="accent1"/>
+                          </a:effectRef>
+                          <a:fontRef idx="minor">
+                            <a:schemeClr val="lt1"/>
+                          </a:fontRef>
+                        </wps:style>
+                        <wps:bodyPr rot="0" spcFirstLastPara="0" vertOverflow="overflow" horzOverflow="overflow" vert="horz" wrap="square" lIns="91440" tIns="45720" rIns="91440" bIns="45720" numCol="1" spcCol="0" rtlCol="0" fromWordArt="0" anchor="ctr" anchorCtr="0" forceAA="0" compatLnSpc="1">
+                          <a:prstTxWarp prst="textNoShape">
+                            <a:avLst/>
+                          </a:prstTxWarp>
+                          <a:noAutofit/>
+                        </wps:bodyPr>
+                      </wps:wsp>
+                      <wps:wsp>
+                        <wps:cNvPr id="2" name="Down Arrow 2"/>
+                        <wps:cNvSpPr/>
+                        <wps:spPr>
+                          <a:xfrm>
+                            <a:off x="4781372" y="344665"/>
+                            <a:ext cx="137160" cy="274320"/>
+                          </a:xfrm>
+                          <a:prstGeom prst="downArrow">
+                            <a:avLst/>
+                          </a:prstGeom>
+                          <a:solidFill>
+                            <a:schemeClr val="accent1"/>
+                          </a:solidFill>
+                          <a:ln>
+                            <a:noFill/>
+                          </a:ln>
+                        </wps:spPr>
+                        <wps:style>
+                          <a:lnRef idx="2">
+                            <a:schemeClr val="accent1">
+                              <a:shade val="50000"/>
+                            </a:schemeClr>
+                          </a:lnRef>
+                          <a:fillRef idx="1">
+                            <a:schemeClr val="accent1"/>
+                          </a:fillRef>
+                          <a:effectRef idx="0">
+                            <a:schemeClr val="accent1"/>
+                          </a:effectRef>
+                          <a:fontRef idx="minor">
+                            <a:schemeClr val="lt1"/>
+                          </a:fontRef>
+                        </wps:style>
+                        <wps:bodyPr rot="0" spcFirstLastPara="0" vertOverflow="overflow" horzOverflow="overflow" vert="horz" wrap="square" lIns="91440" tIns="45720" rIns="91440" bIns="45720" numCol="1" spcCol="0" rtlCol="0" fromWordArt="0" anchor="ctr" anchorCtr="0" forceAA="0" compatLnSpc="1">
+                          <a:prstTxWarp prst="textNoShape">
+                            <a:avLst/>
+                          </a:prstTxWarp>
+                          <a:noAutofit/>
+                        </wps:bodyPr>
+                      </wps:wsp>
+                      <wps:wsp>
+                        <wps:cNvPr id="83" name="Text Box 21"/>
+                        <wps:cNvSpPr txBox="1"/>
+                        <wps:spPr>
+                          <a:xfrm>
+                            <a:off x="5069742" y="3183343"/>
+                            <a:ext cx="1904533" cy="300590"/>
+                          </a:xfrm>
+                          <a:prstGeom prst="rect">
+                            <a:avLst/>
+                          </a:prstGeom>
+                          <a:noFill/>
+                          <a:ln w="6350">
+                            <a:noFill/>
+                          </a:ln>
+                          <a:effectLst/>
+                        </wps:spPr>
+                        <wps:style>
+                          <a:lnRef idx="0">
+                            <a:schemeClr val="accent1"/>
+                          </a:lnRef>
+                          <a:fillRef idx="0">
+                            <a:schemeClr val="accent1"/>
+                          </a:fillRef>
+                          <a:effectRef idx="0">
+                            <a:schemeClr val="accent1"/>
+                          </a:effectRef>
+                          <a:fontRef idx="minor">
+                            <a:schemeClr val="dk1"/>
+                          </a:fontRef>
+                        </wps:style>
+                        <wps:txbx>
+                          <w:txbxContent>
+                            <w:p>
+                              <w:pPr>
+                                <w:pStyle w:val="NormalWeb"/>
+                                <w:spacing w:before="0" w:beforeAutospacing="0" w:after="160" w:afterAutospacing="0" w:line="254" w:lineRule="auto"/>
+                                <w:jc w:val="center"/>
+                                <w:rPr>
+                                  <w:rFonts w:asciiTheme="majorHAnsi" w:hAnsiTheme="majorHAnsi" w:cstheme="majorHAnsi"/>
+                                  <w:b/>
+                                  <w:color w:val="B4C6E7" w:themeColor="accent5" w:themeTint="66"/>
+                                  <w14:shadow w14:blurRad="38100" w14:dist="19050" w14:dir="2700000" w14:sx="100000" w14:sy="100000" w14:kx="0" w14:ky="0" w14:algn="tl">
+                                    <w14:schemeClr w14:val="dk1">
+                                      <w14:alpha w14:val="60000"/>
+                                    </w14:schemeClr>
+                                  </w14:shadow>
+                                  <w14:textOutline w14:w="9525" w14:cap="flat" w14:cmpd="sng" w14:algn="ctr">
+                                    <w14:noFill/>
+                                    <w14:prstDash w14:val="solid"/>
+                                    <w14:round/>
+                                  </w14:textOutline>
+                                </w:rPr>
+                              </w:pPr>
+                              <w:r>
+                                <w:rPr>
+                                  <w:rFonts w:asciiTheme="majorHAnsi" w:eastAsia="Calibri" w:hAnsiTheme="majorHAnsi" w:cstheme="majorHAnsi"/>
+                                  <w:b/>
+                                  <w:shadow/>
+                                  <w:color w:val="B4C6E7" w:themeColor="accent5" w:themeTint="66"/>
+                                  <w:sz w:val="20"/>
+                                  <w:szCs w:val="20"/>
+                                  <w14:shadow w14:blurRad="38100" w14:dist="19050" w14:dir="2700000" w14:sx="100000" w14:sy="100000" w14:kx="0" w14:ky="0" w14:algn="tl">
+                                    <w14:schemeClr w14:val="dk1">
+                                      <w14:alpha w14:val="60000"/>
+                                    </w14:schemeClr>
+                                  </w14:shadow>
+                                  <w14:textOutline w14:w="9525" w14:cap="flat" w14:cmpd="sng" w14:algn="ctr">
+                                    <w14:noFill/>
+                                    <w14:prstDash w14:val="solid"/>
+                                    <w14:round/>
+                                  </w14:textOutline>
+                                </w:rPr>
+                                <w:t xml:space="preserve">Market Data </w:t>
+                              </w:r>
+                              <w:r>
+                                <w:rPr>
+                                  <w:rFonts w:asciiTheme="majorHAnsi" w:eastAsia="Calibri" w:hAnsiTheme="majorHAnsi" w:cstheme="majorHAnsi"/>
+                                  <w:b/>
+                                  <w:shadow/>
+                                  <w:color w:val="B4C6E7" w:themeColor="accent5" w:themeTint="66"/>
+                                  <w:sz w:val="20"/>
+                                  <w:szCs w:val="20"/>
+                                  <w14:shadow w14:blurRad="38100" w14:dist="19050" w14:dir="2700000" w14:sx="100000" w14:sy="100000" w14:kx="0" w14:ky="0" w14:algn="tl">
+                                    <w14:schemeClr w14:val="dk1">
+                                      <w14:alpha w14:val="60000"/>
+                                    </w14:schemeClr>
+                                  </w14:shadow>
+                                  <w14:textOutline w14:w="9525" w14:cap="flat" w14:cmpd="sng" w14:algn="ctr">
+                                    <w14:noFill/>
+                                    <w14:prstDash w14:val="solid"/>
+                                    <w14:round/>
+                                  </w14:textOutline>
+                                </w:rPr>
+                                <w:t xml:space="preserve">(MD) </w:t>
+                              </w:r>
+                              <w:r>
+                                <w:rPr>
+                                  <w:rFonts w:asciiTheme="majorHAnsi" w:eastAsia="Calibri" w:hAnsiTheme="majorHAnsi" w:cstheme="majorHAnsi"/>
+                                  <w:b/>
+                                  <w:shadow/>
+                                  <w:color w:val="B4C6E7" w:themeColor="accent5" w:themeTint="66"/>
+                                  <w:sz w:val="20"/>
+                                  <w:szCs w:val="20"/>
+                                  <w14:shadow w14:blurRad="38100" w14:dist="19050" w14:dir="2700000" w14:sx="100000" w14:sy="100000" w14:kx="0" w14:ky="0" w14:algn="tl">
+                                    <w14:schemeClr w14:val="dk1">
+                                      <w14:alpha w14:val="60000"/>
+                                    </w14:schemeClr>
+                                  </w14:shadow>
+                                  <w14:textOutline w14:w="9525" w14:cap="flat" w14:cmpd="sng" w14:algn="ctr">
+                                    <w14:noFill/>
+                                    <w14:prstDash w14:val="solid"/>
+                                    <w14:round/>
+                                  </w14:textOutline>
+                                </w:rPr>
+                                <w:t>Provider</w:t>
+                              </w:r>
+                            </w:p>
+                          </w:txbxContent>
+                        </wps:txbx>
+                        <wps:bodyPr rot="0" spcFirstLastPara="0" vert="horz" wrap="square" lIns="91440" tIns="45720" rIns="91440" bIns="45720" numCol="1" spcCol="0" rtlCol="0" fromWordArt="0" anchor="t" anchorCtr="0" forceAA="0" compatLnSpc="1">
+                          <a:prstTxWarp prst="textNoShape">
+                            <a:avLst/>
+                          </a:prstTxWarp>
+                          <a:noAutofit/>
+                        </wps:bodyPr>
+                      </wps:wsp>
+                      <wps:wsp>
+                        <wps:cNvPr id="84" name="Down Arrow 84"/>
+                        <wps:cNvSpPr/>
+                        <wps:spPr>
+                          <a:xfrm>
+                            <a:off x="7730728" y="2946065"/>
+                            <a:ext cx="137160" cy="273685"/>
+                          </a:xfrm>
+                          <a:prstGeom prst="downArrow">
+                            <a:avLst/>
+                          </a:prstGeom>
+                          <a:solidFill>
+                            <a:schemeClr val="accent1"/>
+                          </a:solidFill>
+                          <a:ln>
+                            <a:noFill/>
+                          </a:ln>
+                        </wps:spPr>
+                        <wps:style>
+                          <a:lnRef idx="2">
+                            <a:schemeClr val="accent1">
+                              <a:shade val="50000"/>
+                            </a:schemeClr>
+                          </a:lnRef>
+                          <a:fillRef idx="1">
+                            <a:schemeClr val="accent1"/>
+                          </a:fillRef>
+                          <a:effectRef idx="0">
+                            <a:schemeClr val="accent1"/>
+                          </a:effectRef>
+                          <a:fontRef idx="minor">
+                            <a:schemeClr val="lt1"/>
+                          </a:fontRef>
+                        </wps:style>
+                        <wps:bodyPr rot="0" spcFirstLastPara="0" vert="horz" wrap="square" lIns="91440" tIns="45720" rIns="91440" bIns="45720" numCol="1" spcCol="0" rtlCol="0" fromWordArt="0" anchor="ctr" anchorCtr="0" forceAA="0" compatLnSpc="1">
+                          <a:prstTxWarp prst="textNoShape">
+                            <a:avLst/>
+                          </a:prstTxWarp>
+                          <a:noAutofit/>
+                        </wps:bodyPr>
+                      </wps:wsp>
+                      <wps:wsp>
+                        <wps:cNvPr id="85" name="Text Box 21"/>
+                        <wps:cNvSpPr txBox="1"/>
+                        <wps:spPr>
+                          <a:xfrm>
+                            <a:off x="5753356" y="4001543"/>
+                            <a:ext cx="1418555" cy="491187"/>
+                          </a:xfrm>
+                          <a:prstGeom prst="rect">
+                            <a:avLst/>
+                          </a:prstGeom>
+                          <a:noFill/>
+                          <a:ln w="6350">
+                            <a:noFill/>
+                          </a:ln>
+                          <a:effectLst/>
+                        </wps:spPr>
+                        <wps:style>
+                          <a:lnRef idx="0">
+                            <a:schemeClr val="accent1"/>
+                          </a:lnRef>
+                          <a:fillRef idx="0">
+                            <a:schemeClr val="accent1"/>
+                          </a:fillRef>
+                          <a:effectRef idx="0">
+                            <a:schemeClr val="accent1"/>
+                          </a:effectRef>
+                          <a:fontRef idx="minor">
+                            <a:schemeClr val="dk1"/>
+                          </a:fontRef>
+                        </wps:style>
+                        <wps:txbx>
+                          <w:txbxContent>
+                            <w:p>
+                              <w:pPr>
+                                <w:pStyle w:val="NormalWeb"/>
+                                <w:spacing w:before="0" w:beforeAutospacing="0" w:after="240" w:afterAutospacing="0" w:line="256" w:lineRule="auto"/>
+                                <w:jc w:val="center"/>
+                                <w:rPr>
+                                  <w:rFonts w:asciiTheme="majorHAnsi" w:eastAsia="Calibri" w:hAnsiTheme="majorHAnsi" w:cstheme="majorHAnsi"/>
+                                  <w:shadow/>
+                                  <w:color w:val="F4B083" w:themeColor="accent2" w:themeTint="99"/>
+                                  <w:sz w:val="20"/>
+                                  <w:szCs w:val="20"/>
+                                  <w14:shadow w14:blurRad="38100" w14:dist="25400" w14:dir="5400000" w14:sx="100000" w14:sy="100000" w14:kx="0" w14:ky="0" w14:algn="ctr">
+                                    <w14:srgbClr w14:val="6E747A">
+                                      <w14:alpha w14:val="57000"/>
+                                    </w14:srgbClr>
+                                  </w14:shadow>
+                                </w:rPr>
+                              </w:pPr>
+                              <w:r>
+                                <w:rPr>
+                                  <w:rFonts w:asciiTheme="majorHAnsi" w:eastAsia="Calibri" w:hAnsiTheme="majorHAnsi" w:cstheme="majorHAnsi"/>
+                                  <w:shadow/>
+                                  <w:color w:val="F4B083" w:themeColor="accent2" w:themeTint="99"/>
+                                  <w:sz w:val="20"/>
+                                  <w:szCs w:val="20"/>
+                                  <w14:shadow w14:blurRad="38100" w14:dist="25400" w14:dir="5400000" w14:sx="100000" w14:sy="100000" w14:kx="0" w14:ky="0" w14:algn="ctr">
+                                    <w14:srgbClr w14:val="6E747A">
+                                      <w14:alpha w14:val="57000"/>
+                                    </w14:srgbClr>
+                                  </w14:shadow>
+                                </w:rPr>
+                                <w:t>Customers, Researchers, Analysts, News Providers</w:t>
+                              </w:r>
+                            </w:p>
+                          </w:txbxContent>
+                        </wps:txbx>
+                        <wps:bodyPr rot="0" spcFirstLastPara="0" vert="horz" wrap="square" lIns="0" tIns="45720" rIns="0" bIns="0" numCol="1" spcCol="0" rtlCol="0" fromWordArt="0" anchor="t" anchorCtr="0" forceAA="0" compatLnSpc="1">
+                          <a:prstTxWarp prst="textNoShape">
+                            <a:avLst/>
+                          </a:prstTxWarp>
+                          <a:noAutofit/>
+                        </wps:bodyPr>
+                      </wps:wsp>
+                      <wps:wsp>
+                        <wps:cNvPr id="6" name="Straight Connector 6"/>
                         <wps:cNvCnPr/>
                         <wps:spPr>
                           <a:xfrm>
-                            <a:off x="312983" y="3277112"/>
-                            <a:ext cx="3927624" cy="0"/>
+                            <a:off x="3312728" y="3641671"/>
+                            <a:ext cx="4710147" cy="0"/>
                           </a:xfrm>
                           <a:prstGeom prst="line">
                             <a:avLst/>
                           </a:prstGeom>
+                          <a:ln>
+                            <a:solidFill>
+                              <a:schemeClr val="tx1">
+                                <a:lumMod val="50000"/>
+                                <a:lumOff val="50000"/>
+                              </a:schemeClr>
+                            </a:solidFill>
+                            <a:prstDash val="dash"/>
+                          </a:ln>
                         </wps:spPr>
                         <wps:style>
                           <a:lnRef idx="1">
@@ -2122,6 +3989,697 @@
                         </wps:style>
                         <wps:bodyPr/>
                       </wps:wsp>
+                      <wps:wsp>
+                        <wps:cNvPr id="7" name="Flowchart: Magnetic Disk 7"/>
+                        <wps:cNvSpPr/>
+                        <wps:spPr>
+                          <a:xfrm>
+                            <a:off x="7649023" y="3461922"/>
+                            <a:ext cx="914400" cy="320040"/>
+                          </a:xfrm>
+                          <a:prstGeom prst="flowChartMagneticDisk">
+                            <a:avLst/>
+                          </a:prstGeom>
+                          <a:ln>
+                            <a:solidFill>
+                              <a:srgbClr val="002060"/>
+                            </a:solidFill>
+                          </a:ln>
+                        </wps:spPr>
+                        <wps:style>
+                          <a:lnRef idx="0">
+                            <a:schemeClr val="accent5"/>
+                          </a:lnRef>
+                          <a:fillRef idx="3">
+                            <a:schemeClr val="accent5"/>
+                          </a:fillRef>
+                          <a:effectRef idx="3">
+                            <a:schemeClr val="accent5"/>
+                          </a:effectRef>
+                          <a:fontRef idx="minor">
+                            <a:schemeClr val="lt1"/>
+                          </a:fontRef>
+                        </wps:style>
+                        <wps:txbx>
+                          <w:txbxContent>
+                            <w:p>
+                              <w:pPr>
+                                <w:jc w:val="center"/>
+                              </w:pPr>
+                              <w:r>
+                                <w:t>API</w:t>
+                              </w:r>
+                            </w:p>
+                          </w:txbxContent>
+                        </wps:txbx>
+                        <wps:bodyPr rot="0" spcFirstLastPara="0" vertOverflow="overflow" horzOverflow="overflow" vert="horz" wrap="square" lIns="0" tIns="0" rIns="0" bIns="0" numCol="1" spcCol="0" rtlCol="0" fromWordArt="0" anchor="ctr" anchorCtr="0" forceAA="0" compatLnSpc="1">
+                          <a:prstTxWarp prst="textNoShape">
+                            <a:avLst/>
+                          </a:prstTxWarp>
+                          <a:noAutofit/>
+                        </wps:bodyPr>
+                      </wps:wsp>
+                      <wps:wsp>
+                        <wps:cNvPr id="5" name="Flowchart: Magnetic Disk 5"/>
+                        <wps:cNvSpPr/>
+                        <wps:spPr>
+                          <a:xfrm>
+                            <a:off x="7648796" y="3251626"/>
+                            <a:ext cx="915795" cy="322674"/>
+                          </a:xfrm>
+                          <a:prstGeom prst="flowChartMagneticDisk">
+                            <a:avLst/>
+                          </a:prstGeom>
+                          <a:ln>
+                            <a:solidFill>
+                              <a:srgbClr val="002060"/>
+                            </a:solidFill>
+                          </a:ln>
+                        </wps:spPr>
+                        <wps:style>
+                          <a:lnRef idx="0">
+                            <a:schemeClr val="accent5"/>
+                          </a:lnRef>
+                          <a:fillRef idx="3">
+                            <a:schemeClr val="accent5"/>
+                          </a:fillRef>
+                          <a:effectRef idx="3">
+                            <a:schemeClr val="accent5"/>
+                          </a:effectRef>
+                          <a:fontRef idx="minor">
+                            <a:schemeClr val="lt1"/>
+                          </a:fontRef>
+                        </wps:style>
+                        <wps:txbx>
+                          <w:txbxContent>
+                            <w:p>
+                              <w:pPr>
+                                <w:jc w:val="center"/>
+                              </w:pPr>
+                              <w:r>
+                                <w:t>MD DB</w:t>
+                              </w:r>
+                            </w:p>
+                          </w:txbxContent>
+                        </wps:txbx>
+                        <wps:bodyPr rot="0" spcFirstLastPara="0" vertOverflow="overflow" horzOverflow="overflow" vert="horz" wrap="square" lIns="0" tIns="0" rIns="0" bIns="0" numCol="1" spcCol="0" rtlCol="0" fromWordArt="0" anchor="ctr" anchorCtr="0" forceAA="0" compatLnSpc="1">
+                          <a:prstTxWarp prst="textNoShape">
+                            <a:avLst/>
+                          </a:prstTxWarp>
+                          <a:noAutofit/>
+                        </wps:bodyPr>
+                      </wps:wsp>
+                      <wps:wsp>
+                        <wps:cNvPr id="8" name="Bent Arrow 8"/>
+                        <wps:cNvSpPr/>
+                        <wps:spPr>
+                          <a:xfrm flipH="1" flipV="1">
+                            <a:off x="7498888" y="3830857"/>
+                            <a:ext cx="618372" cy="566321"/>
+                          </a:xfrm>
+                          <a:prstGeom prst="bentArrow">
+                            <a:avLst>
+                              <a:gd name="adj1" fmla="val 14545"/>
+                              <a:gd name="adj2" fmla="val 25000"/>
+                              <a:gd name="adj3" fmla="val 18030"/>
+                              <a:gd name="adj4" fmla="val 43750"/>
+                            </a:avLst>
+                          </a:prstGeom>
+                          <a:gradFill>
+                            <a:gsLst>
+                              <a:gs pos="98701">
+                                <a:schemeClr val="accent2">
+                                  <a:lumMod val="60000"/>
+                                  <a:lumOff val="40000"/>
+                                </a:schemeClr>
+                              </a:gs>
+                              <a:gs pos="0">
+                                <a:schemeClr val="accent2">
+                                  <a:lumMod val="60000"/>
+                                  <a:lumOff val="40000"/>
+                                </a:schemeClr>
+                              </a:gs>
+                              <a:gs pos="0">
+                                <a:schemeClr val="accent5">
+                                  <a:lumMod val="75000"/>
+                                </a:schemeClr>
+                              </a:gs>
+                            </a:gsLst>
+                            <a:lin ang="0" scaled="1"/>
+                          </a:gradFill>
+                          <a:ln>
+                            <a:noFill/>
+                          </a:ln>
+                        </wps:spPr>
+                        <wps:style>
+                          <a:lnRef idx="2">
+                            <a:schemeClr val="accent1">
+                              <a:shade val="50000"/>
+                            </a:schemeClr>
+                          </a:lnRef>
+                          <a:fillRef idx="1">
+                            <a:schemeClr val="accent1"/>
+                          </a:fillRef>
+                          <a:effectRef idx="0">
+                            <a:schemeClr val="accent1"/>
+                          </a:effectRef>
+                          <a:fontRef idx="minor">
+                            <a:schemeClr val="lt1"/>
+                          </a:fontRef>
+                        </wps:style>
+                        <wps:bodyPr rot="0" spcFirstLastPara="0" vertOverflow="overflow" horzOverflow="overflow" vert="horz" wrap="square" lIns="91440" tIns="45720" rIns="91440" bIns="45720" numCol="1" spcCol="0" rtlCol="0" fromWordArt="0" anchor="ctr" anchorCtr="0" forceAA="0" compatLnSpc="1">
+                          <a:prstTxWarp prst="textNoShape">
+                            <a:avLst/>
+                          </a:prstTxWarp>
+                          <a:noAutofit/>
+                        </wps:bodyPr>
+                      </wps:wsp>
+                      <wps:wsp>
+                        <wps:cNvPr id="92" name="Right Arrow 92"/>
+                        <wps:cNvSpPr/>
+                        <wps:spPr>
+                          <a:xfrm rot="10800000">
+                            <a:off x="5417199" y="4192456"/>
+                            <a:ext cx="274320" cy="136525"/>
+                          </a:xfrm>
+                          <a:prstGeom prst="rightArrow">
+                            <a:avLst/>
+                          </a:prstGeom>
+                          <a:solidFill>
+                            <a:schemeClr val="accent2">
+                              <a:lumMod val="60000"/>
+                              <a:lumOff val="40000"/>
+                            </a:schemeClr>
+                          </a:solidFill>
+                          <a:ln>
+                            <a:noFill/>
+                          </a:ln>
+                        </wps:spPr>
+                        <wps:style>
+                          <a:lnRef idx="2">
+                            <a:schemeClr val="accent1">
+                              <a:shade val="50000"/>
+                            </a:schemeClr>
+                          </a:lnRef>
+                          <a:fillRef idx="1">
+                            <a:schemeClr val="accent1"/>
+                          </a:fillRef>
+                          <a:effectRef idx="0">
+                            <a:schemeClr val="accent1"/>
+                          </a:effectRef>
+                          <a:fontRef idx="minor">
+                            <a:schemeClr val="lt1"/>
+                          </a:fontRef>
+                        </wps:style>
+                        <wps:bodyPr rot="0" spcFirstLastPara="0" vert="horz" wrap="square" lIns="91440" tIns="45720" rIns="91440" bIns="45720" numCol="1" spcCol="0" rtlCol="0" fromWordArt="0" anchor="ctr" anchorCtr="0" forceAA="0" compatLnSpc="1">
+                          <a:prstTxWarp prst="textNoShape">
+                            <a:avLst/>
+                          </a:prstTxWarp>
+                          <a:noAutofit/>
+                        </wps:bodyPr>
+                      </wps:wsp>
+                      <wps:wsp>
+                        <wps:cNvPr id="93" name="Text Box 21"/>
+                        <wps:cNvSpPr txBox="1"/>
+                        <wps:spPr>
+                          <a:xfrm>
+                            <a:off x="3771882" y="4001581"/>
+                            <a:ext cx="1518002" cy="490855"/>
+                          </a:xfrm>
+                          <a:prstGeom prst="rect">
+                            <a:avLst/>
+                          </a:prstGeom>
+                          <a:noFill/>
+                          <a:ln w="6350">
+                            <a:noFill/>
+                          </a:ln>
+                          <a:effectLst/>
+                        </wps:spPr>
+                        <wps:style>
+                          <a:lnRef idx="0">
+                            <a:schemeClr val="accent1"/>
+                          </a:lnRef>
+                          <a:fillRef idx="0">
+                            <a:schemeClr val="accent1"/>
+                          </a:fillRef>
+                          <a:effectRef idx="0">
+                            <a:schemeClr val="accent1"/>
+                          </a:effectRef>
+                          <a:fontRef idx="minor">
+                            <a:schemeClr val="dk1"/>
+                          </a:fontRef>
+                        </wps:style>
+                        <wps:txbx>
+                          <w:txbxContent>
+                            <w:p>
+                              <w:pPr>
+                                <w:pStyle w:val="NormalWeb"/>
+                                <w:spacing w:before="0" w:beforeAutospacing="0" w:after="240" w:afterAutospacing="0" w:line="254" w:lineRule="auto"/>
+                                <w:jc w:val="center"/>
+                                <w:rPr>
+                                  <w:color w:val="F4B083" w:themeColor="accent2" w:themeTint="99"/>
+                                </w:rPr>
+                              </w:pPr>
+                              <w:r>
+                                <w:rPr>
+                                  <w:rFonts w:ascii="Calibri Light" w:eastAsia="Calibri" w:hAnsi="Calibri Light" w:cs="Calibri Light"/>
+                                  <w:shadow/>
+                                  <w:color w:val="F4B083" w:themeColor="accent2" w:themeTint="99"/>
+                                  <w:sz w:val="20"/>
+                                  <w:szCs w:val="20"/>
+                                  <w14:shadow w14:blurRad="38100" w14:dist="25400" w14:dir="5400000" w14:sx="100000" w14:sy="100000" w14:kx="0" w14:ky="0" w14:algn="ctr">
+                                    <w14:srgbClr w14:val="6E747A">
+                                      <w14:alpha w14:val="57000"/>
+                                    </w14:srgbClr>
+                                  </w14:shadow>
+                                </w:rPr>
+                                <w:t xml:space="preserve">Produce Analysis, </w:t>
+                              </w:r>
+                              <w:r>
+                                <w:rPr>
+                                  <w:rFonts w:ascii="Calibri Light" w:eastAsia="Calibri" w:hAnsi="Calibri Light" w:cs="Calibri Light"/>
+                                  <w:shadow/>
+                                  <w:color w:val="F4B083" w:themeColor="accent2" w:themeTint="99"/>
+                                  <w:sz w:val="20"/>
+                                  <w:szCs w:val="20"/>
+                                  <w14:shadow w14:blurRad="38100" w14:dist="25400" w14:dir="5400000" w14:sx="100000" w14:sy="100000" w14:kx="0" w14:ky="0" w14:algn="ctr">
+                                    <w14:srgbClr w14:val="6E747A">
+                                      <w14:alpha w14:val="57000"/>
+                                    </w14:srgbClr>
+                                  </w14:shadow>
+                                </w:rPr>
+                                <w:t xml:space="preserve">Statistical </w:t>
+                              </w:r>
+                              <w:r>
+                                <w:rPr>
+                                  <w:rFonts w:ascii="Calibri Light" w:eastAsia="Calibri" w:hAnsi="Calibri Light" w:cs="Calibri Light"/>
+                                  <w:shadow/>
+                                  <w:color w:val="F4B083" w:themeColor="accent2" w:themeTint="99"/>
+                                  <w:sz w:val="20"/>
+                                  <w:szCs w:val="20"/>
+                                  <w14:shadow w14:blurRad="38100" w14:dist="25400" w14:dir="5400000" w14:sx="100000" w14:sy="100000" w14:kx="0" w14:ky="0" w14:algn="ctr">
+                                    <w14:srgbClr w14:val="6E747A">
+                                      <w14:alpha w14:val="57000"/>
+                                    </w14:srgbClr>
+                                  </w14:shadow>
+                                </w:rPr>
+                                <w:t>R</w:t>
+                              </w:r>
+                              <w:bookmarkStart w:id="0" w:name="_GoBack"/>
+                              <w:r>
+                                <w:rPr>
+                                  <w:rFonts w:ascii="Calibri Light" w:eastAsia="Calibri" w:hAnsi="Calibri Light" w:cs="Calibri Light"/>
+                                  <w:shadow/>
+                                  <w:color w:val="F4B083" w:themeColor="accent2" w:themeTint="99"/>
+                                  <w:sz w:val="20"/>
+                                  <w:szCs w:val="20"/>
+                                  <w14:shadow w14:blurRad="38100" w14:dist="25400" w14:dir="5400000" w14:sx="100000" w14:sy="100000" w14:kx="0" w14:ky="0" w14:algn="ctr">
+                                    <w14:srgbClr w14:val="6E747A">
+                                      <w14:alpha w14:val="57000"/>
+                                    </w14:srgbClr>
+                                  </w14:shadow>
+                                </w:rPr>
+                                <w:t>eports,</w:t>
+                              </w:r>
+                              <w:r>
+                                <w:rPr>
+                                  <w:rFonts w:ascii="Calibri Light" w:eastAsia="Calibri" w:hAnsi="Calibri Light" w:cs="Calibri Light"/>
+                                  <w:shadow/>
+                                  <w:color w:val="F4B083" w:themeColor="accent2" w:themeTint="99"/>
+                                  <w:sz w:val="20"/>
+                                  <w:szCs w:val="20"/>
+                                  <w14:shadow w14:blurRad="38100" w14:dist="25400" w14:dir="5400000" w14:sx="100000" w14:sy="100000" w14:kx="0" w14:ky="0" w14:algn="ctr">
+                                    <w14:srgbClr w14:val="6E747A">
+                                      <w14:alpha w14:val="57000"/>
+                                    </w14:srgbClr>
+                                  </w14:shadow>
+                                </w:rPr>
+                                <w:t xml:space="preserve"> </w:t>
+                              </w:r>
+                              <w:r>
+                                <w:rPr>
+                                  <w:rFonts w:ascii="Calibri Light" w:eastAsia="Calibri" w:hAnsi="Calibri Light" w:cs="Calibri Light"/>
+                                  <w:shadow/>
+                                  <w:color w:val="F4B083" w:themeColor="accent2" w:themeTint="99"/>
+                                  <w:sz w:val="20"/>
+                                  <w:szCs w:val="20"/>
+                                  <w14:shadow w14:blurRad="38100" w14:dist="25400" w14:dir="5400000" w14:sx="100000" w14:sy="100000" w14:kx="0" w14:ky="0" w14:algn="ctr">
+                                    <w14:srgbClr w14:val="6E747A">
+                                      <w14:alpha w14:val="57000"/>
+                                    </w14:srgbClr>
+                                  </w14:shadow>
+                                </w:rPr>
+                                <w:t>News,</w:t>
+                              </w:r>
+                              <w:r>
+                                <w:rPr>
+                                  <w:rFonts w:ascii="Calibri Light" w:eastAsia="Calibri" w:hAnsi="Calibri Light" w:cs="Calibri Light"/>
+                                  <w:shadow/>
+                                  <w:color w:val="F4B083" w:themeColor="accent2" w:themeTint="99"/>
+                                  <w:sz w:val="20"/>
+                                  <w:szCs w:val="20"/>
+                                  <w14:shadow w14:blurRad="38100" w14:dist="25400" w14:dir="5400000" w14:sx="100000" w14:sy="100000" w14:kx="0" w14:ky="0" w14:algn="ctr">
+                                    <w14:srgbClr w14:val="6E747A">
+                                      <w14:alpha w14:val="57000"/>
+                                    </w14:srgbClr>
+                                  </w14:shadow>
+                                </w:rPr>
+                                <w:t xml:space="preserve"> Forecasts</w:t>
+                              </w:r>
+                              <w:bookmarkEnd w:id="0"/>
+                            </w:p>
+                          </w:txbxContent>
+                        </wps:txbx>
+                        <wps:bodyPr rot="0" spcFirstLastPara="0" vert="horz" wrap="square" lIns="0" tIns="45720" rIns="0" bIns="0" numCol="1" spcCol="0" rtlCol="0" fromWordArt="0" anchor="t" anchorCtr="0" forceAA="0" compatLnSpc="1">
+                          <a:prstTxWarp prst="textNoShape">
+                            <a:avLst/>
+                          </a:prstTxWarp>
+                          <a:noAutofit/>
+                        </wps:bodyPr>
+                      </wps:wsp>
+                      <wps:wsp>
+                        <wps:cNvPr id="23" name="Elbow Connector 23"/>
+                        <wps:cNvCnPr>
+                          <a:stCxn id="93" idx="1"/>
+                          <a:endCxn id="76" idx="2"/>
+                        </wps:cNvCnPr>
+                        <wps:spPr>
+                          <a:xfrm rot="10800000">
+                            <a:off x="459038" y="3138855"/>
+                            <a:ext cx="3312845" cy="1108154"/>
+                          </a:xfrm>
+                          <a:prstGeom prst="bentConnector2">
+                            <a:avLst/>
+                          </a:prstGeom>
+                          <a:ln>
+                            <a:gradFill flip="none" rotWithShape="1">
+                              <a:gsLst>
+                                <a:gs pos="0">
+                                  <a:schemeClr val="accent6"/>
+                                </a:gs>
+                                <a:gs pos="100000">
+                                  <a:schemeClr val="accent2">
+                                    <a:lumMod val="75000"/>
+                                  </a:schemeClr>
+                                </a:gs>
+                              </a:gsLst>
+                              <a:lin ang="10800000" scaled="1"/>
+                              <a:tileRect/>
+                            </a:gradFill>
+                            <a:tailEnd type="triangle"/>
+                          </a:ln>
+                        </wps:spPr>
+                        <wps:style>
+                          <a:lnRef idx="1">
+                            <a:schemeClr val="accent1"/>
+                          </a:lnRef>
+                          <a:fillRef idx="0">
+                            <a:schemeClr val="accent1"/>
+                          </a:fillRef>
+                          <a:effectRef idx="0">
+                            <a:schemeClr val="accent1"/>
+                          </a:effectRef>
+                          <a:fontRef idx="minor">
+                            <a:schemeClr val="tx1"/>
+                          </a:fontRef>
+                        </wps:style>
+                        <wps:bodyPr/>
+                      </wps:wsp>
+                      <wps:wsp>
+                        <wps:cNvPr id="27" name="Elbow Connector 27"/>
+                        <wps:cNvCnPr>
+                          <a:stCxn id="93" idx="1"/>
+                          <a:endCxn id="31" idx="2"/>
+                        </wps:cNvCnPr>
+                        <wps:spPr>
+                          <a:xfrm rot="10800000">
+                            <a:off x="1354422" y="3887179"/>
+                            <a:ext cx="2417460" cy="359831"/>
+                          </a:xfrm>
+                          <a:prstGeom prst="bentConnector2">
+                            <a:avLst/>
+                          </a:prstGeom>
+                          <a:ln>
+                            <a:gradFill flip="none" rotWithShape="1">
+                              <a:gsLst>
+                                <a:gs pos="0">
+                                  <a:srgbClr val="FFFF00"/>
+                                </a:gs>
+                                <a:gs pos="100000">
+                                  <a:schemeClr val="accent2">
+                                    <a:lumMod val="75000"/>
+                                  </a:schemeClr>
+                                </a:gs>
+                              </a:gsLst>
+                              <a:lin ang="10800000" scaled="1"/>
+                              <a:tileRect/>
+                            </a:gradFill>
+                            <a:tailEnd type="triangle"/>
+                          </a:ln>
+                        </wps:spPr>
+                        <wps:style>
+                          <a:lnRef idx="1">
+                            <a:schemeClr val="accent1"/>
+                          </a:lnRef>
+                          <a:fillRef idx="0">
+                            <a:schemeClr val="accent1"/>
+                          </a:fillRef>
+                          <a:effectRef idx="0">
+                            <a:schemeClr val="accent1"/>
+                          </a:effectRef>
+                          <a:fontRef idx="minor">
+                            <a:schemeClr val="tx1"/>
+                          </a:fontRef>
+                        </wps:style>
+                        <wps:bodyPr/>
+                      </wps:wsp>
+                      <wps:wsp>
+                        <wps:cNvPr id="31" name="Text Box 31"/>
+                        <wps:cNvSpPr txBox="1"/>
+                        <wps:spPr>
+                          <a:xfrm>
+                            <a:off x="739367" y="3122240"/>
+                            <a:ext cx="1230110" cy="764938"/>
+                          </a:xfrm>
+                          <a:prstGeom prst="rect">
+                            <a:avLst/>
+                          </a:prstGeom>
+                          <a:noFill/>
+                          <a:ln w="6350">
+                            <a:noFill/>
+                          </a:ln>
+                          <a:effectLst/>
+                        </wps:spPr>
+                        <wps:style>
+                          <a:lnRef idx="0">
+                            <a:schemeClr val="accent1"/>
+                          </a:lnRef>
+                          <a:fillRef idx="0">
+                            <a:schemeClr val="accent1"/>
+                          </a:fillRef>
+                          <a:effectRef idx="0">
+                            <a:schemeClr val="accent1"/>
+                          </a:effectRef>
+                          <a:fontRef idx="minor">
+                            <a:schemeClr val="dk1"/>
+                          </a:fontRef>
+                        </wps:style>
+                        <wps:txbx>
+                          <w:txbxContent>
+                            <w:p>
+                              <w:pPr>
+                                <w:pStyle w:val="NormalWeb"/>
+                                <w:spacing w:before="0" w:beforeAutospacing="0" w:after="160" w:afterAutospacing="0" w:line="256" w:lineRule="auto"/>
+                                <w:jc w:val="center"/>
+                                <w:rPr>
+                                  <w:rFonts w:asciiTheme="minorHAnsi" w:eastAsia="Calibri" w:hAnsiTheme="minorHAnsi" w:cstheme="minorHAnsi"/>
+                                  <w:color w:val="FFFF00"/>
+                                  <w:sz w:val="22"/>
+                                  <w:szCs w:val="20"/>
+                                  <w14:shadow w14:blurRad="38100" w14:dist="25400" w14:dir="5400000" w14:sx="100000" w14:sy="100000" w14:kx="0" w14:ky="0" w14:algn="ctr">
+                                    <w14:srgbClr w14:val="6E747A">
+                                      <w14:alpha w14:val="57000"/>
+                                    </w14:srgbClr>
+                                  </w14:shadow>
+                                </w:rPr>
+                              </w:pPr>
+                              <w:proofErr w:type="gramStart"/>
+                              <w:r>
+                                <w:rPr>
+                                  <w:rFonts w:asciiTheme="minorHAnsi" w:hAnsiTheme="minorHAnsi" w:cstheme="minorHAnsi"/>
+                                  <w:color w:val="FFFF00"/>
+                                  <w:sz w:val="18"/>
+                                  <w:szCs w:val="20"/>
+                                </w:rPr>
+                                <w:t>e.g</w:t>
+                              </w:r>
+                              <w:proofErr w:type="gramEnd"/>
+                              <w:r>
+                                <w:rPr>
+                                  <w:rFonts w:asciiTheme="minorHAnsi" w:hAnsiTheme="minorHAnsi" w:cstheme="minorHAnsi"/>
+                                  <w:color w:val="FFFF00"/>
+                                  <w:sz w:val="18"/>
+                                  <w:szCs w:val="20"/>
+                                </w:rPr>
+                                <w:t>. brokers, market makers, Investment banks or stock exchanges</w:t>
+                              </w:r>
+                            </w:p>
+                            <w:p>
+                              <w:pPr>
+                                <w:rPr>
+                                  <w:sz w:val="24"/>
+                                </w:rPr>
+                              </w:pPr>
+                            </w:p>
+                          </w:txbxContent>
+                        </wps:txbx>
+                        <wps:bodyPr rot="0" spcFirstLastPara="0" vertOverflow="overflow" horzOverflow="overflow" vert="horz" wrap="square" lIns="91440" tIns="45720" rIns="91440" bIns="45720" numCol="1" spcCol="0" rtlCol="0" fromWordArt="0" anchor="t" anchorCtr="0" forceAA="0" compatLnSpc="1">
+                          <a:prstTxWarp prst="textNoShape">
+                            <a:avLst/>
+                          </a:prstTxWarp>
+                          <a:noAutofit/>
+                        </wps:bodyPr>
+                      </wps:wsp>
+                      <wps:wsp>
+                        <wps:cNvPr id="94" name="Text Box 31"/>
+                        <wps:cNvSpPr txBox="1"/>
+                        <wps:spPr>
+                          <a:xfrm>
+                            <a:off x="1931276" y="3033078"/>
+                            <a:ext cx="1285766" cy="884488"/>
+                          </a:xfrm>
+                          <a:prstGeom prst="rect">
+                            <a:avLst/>
+                          </a:prstGeom>
+                          <a:noFill/>
+                          <a:ln w="6350">
+                            <a:noFill/>
+                          </a:ln>
+                          <a:effectLst/>
+                        </wps:spPr>
+                        <wps:style>
+                          <a:lnRef idx="0">
+                            <a:schemeClr val="accent1"/>
+                          </a:lnRef>
+                          <a:fillRef idx="0">
+                            <a:schemeClr val="accent1"/>
+                          </a:fillRef>
+                          <a:effectRef idx="0">
+                            <a:schemeClr val="accent1"/>
+                          </a:effectRef>
+                          <a:fontRef idx="minor">
+                            <a:schemeClr val="dk1"/>
+                          </a:fontRef>
+                        </wps:style>
+                        <wps:txbx>
+                          <w:txbxContent>
+                            <w:p>
+                              <w:pPr>
+                                <w:pStyle w:val="NormalWeb"/>
+                                <w:spacing w:before="0" w:beforeAutospacing="0" w:after="160" w:afterAutospacing="0" w:line="256" w:lineRule="auto"/>
+                                <w:jc w:val="center"/>
+                                <w:rPr>
+                                  <w:rFonts w:asciiTheme="majorHAnsi" w:hAnsiTheme="majorHAnsi" w:cstheme="majorHAnsi"/>
+                                  <w:sz w:val="20"/>
+                                </w:rPr>
+                              </w:pPr>
+                              <w:r>
+                                <w:rPr>
+                                  <w:rFonts w:asciiTheme="majorHAnsi" w:hAnsiTheme="majorHAnsi" w:cstheme="majorHAnsi"/>
+                                  <w:color w:val="A6A6A6" w:themeColor="background1" w:themeShade="A6"/>
+                                  <w:sz w:val="20"/>
+                                </w:rPr>
+                                <w:t xml:space="preserve">Having </w:t>
+                              </w:r>
+                              <w:r>
+                                <w:rPr>
+                                  <w:rFonts w:asciiTheme="majorHAnsi" w:hAnsiTheme="majorHAnsi" w:cstheme="majorHAnsi"/>
+                                  <w:color w:val="A6A6A6" w:themeColor="background1" w:themeShade="A6"/>
+                                  <w:sz w:val="20"/>
+                                </w:rPr>
+                                <w:t>Financial Products: Stocks, bonds, currencies, commodities, derivatives</w:t>
+                              </w:r>
+                              <w:r>
+                                <w:rPr>
+                                  <w:rFonts w:asciiTheme="majorHAnsi" w:hAnsiTheme="majorHAnsi" w:cstheme="majorHAnsi"/>
+                                  <w:color w:val="A6A6A6" w:themeColor="background1" w:themeShade="A6"/>
+                                  <w:sz w:val="20"/>
+                                  <w14:shadow w14:blurRad="38100" w14:dist="25400" w14:dir="5400000" w14:sx="100000" w14:sy="100000" w14:kx="0" w14:ky="0" w14:algn="ctr">
+                                    <w14:srgbClr w14:val="6E747A">
+                                      <w14:alpha w14:val="57000"/>
+                                    </w14:srgbClr>
+                                  </w14:shadow>
+                                  <w14:textOutline w14:w="0" w14:cap="flat" w14:cmpd="sng" w14:algn="ctr">
+                                    <w14:noFill/>
+                                    <w14:prstDash w14:val="solid"/>
+                                    <w14:round/>
+                                  </w14:textOutline>
+                                </w:rPr>
+                                <w:br/>
+                              </w:r>
+                            </w:p>
+                          </w:txbxContent>
+                        </wps:txbx>
+                        <wps:bodyPr rot="0" spcFirstLastPara="0" vert="horz" wrap="square" lIns="91440" tIns="45720" rIns="91440" bIns="45720" numCol="1" spcCol="0" rtlCol="0" fromWordArt="0" anchor="t" anchorCtr="0" forceAA="0" compatLnSpc="1">
+                          <a:prstTxWarp prst="textNoShape">
+                            <a:avLst/>
+                          </a:prstTxWarp>
+                          <a:noAutofit/>
+                        </wps:bodyPr>
+                      </wps:wsp>
+                      <wps:wsp>
+                        <wps:cNvPr id="95" name="Left-Right Arrow 95"/>
+                        <wps:cNvSpPr/>
+                        <wps:spPr>
+                          <a:xfrm>
+                            <a:off x="2930935" y="137024"/>
+                            <a:ext cx="273685" cy="137160"/>
+                          </a:xfrm>
+                          <a:prstGeom prst="leftRightArrow">
+                            <a:avLst/>
+                          </a:prstGeom>
+                          <a:gradFill>
+                            <a:gsLst>
+                              <a:gs pos="100000">
+                                <a:schemeClr val="accent5">
+                                  <a:lumMod val="100000"/>
+                                </a:schemeClr>
+                              </a:gs>
+                              <a:gs pos="0">
+                                <a:schemeClr val="bg1">
+                                  <a:lumMod val="65000"/>
+                                </a:schemeClr>
+                              </a:gs>
+                            </a:gsLst>
+                            <a:lin ang="0" scaled="1"/>
+                          </a:gradFill>
+                          <a:ln>
+                            <a:noFill/>
+                          </a:ln>
+                        </wps:spPr>
+                        <wps:style>
+                          <a:lnRef idx="2">
+                            <a:schemeClr val="accent1">
+                              <a:shade val="50000"/>
+                            </a:schemeClr>
+                          </a:lnRef>
+                          <a:fillRef idx="1">
+                            <a:schemeClr val="accent1"/>
+                          </a:fillRef>
+                          <a:effectRef idx="0">
+                            <a:schemeClr val="accent1"/>
+                          </a:effectRef>
+                          <a:fontRef idx="minor">
+                            <a:schemeClr val="lt1"/>
+                          </a:fontRef>
+                        </wps:style>
+                        <wps:bodyPr rot="0" spcFirstLastPara="0" vert="horz" wrap="square" lIns="91440" tIns="45720" rIns="91440" bIns="45720" numCol="1" spcCol="0" rtlCol="0" fromWordArt="0" anchor="ctr" anchorCtr="0" forceAA="0" compatLnSpc="1">
+                          <a:prstTxWarp prst="textNoShape">
+                            <a:avLst/>
+                          </a:prstTxWarp>
+                          <a:noAutofit/>
+                        </wps:bodyPr>
+                      </wps:wsp>
                     </wpc:wpc>
                   </a:graphicData>
                 </a:graphic>
@@ -2130,7 +4688,7 @@
           </mc:Choice>
           <mc:Fallback>
             <w:pict>
-              <v:group id="Canvas 10" o:spid="_x0000_s1026" editas="canvas" style="width:719.5pt;height:356.1pt;mso-position-horizontal-relative:char;mso-position-vertical-relative:line" coordsize="91376,45224" o:gfxdata="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">
+              <v:group id="Canvas 10" o:spid="_x0000_s1027" editas="canvas" style="width:707.8pt;height:408.75pt;mso-position-horizontal-relative:char;mso-position-vertical-relative:line" coordsize="89890,51904" o:gfxdata="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">
                 <v:shapetype id="_x0000_t75" coordsize="21600,21600" o:spt="75" o:preferrelative="t" path="m@4@5l@4@11@9@11@9@5xe" filled="f" stroked="f">
                   <v:stroke joinstyle="miter"/>
                   <v:formulas>
@@ -2150,11 +4708,11 @@
                   <v:path o:extrusionok="f" gradientshapeok="t" o:connecttype="rect"/>
                   <o:lock v:ext="edit" aspectratio="t"/>
                 </v:shapetype>
-                <v:shape id="_x0000_s1027" type="#_x0000_t75" style="position:absolute;width:91376;height:45224;visibility:visible;mso-wrap-style:square">
+                <v:shape id="_x0000_s1028" type="#_x0000_t75" style="position:absolute;width:89890;height:51904;visibility:visible;mso-wrap-style:square">
                   <v:fill o:detectmouseclick="t"/>
                   <v:path o:connecttype="none"/>
                 </v:shape>
-                <v:group id="Group 20" o:spid="_x0000_s1028" style="position:absolute;left:22834;top:15785;width:6300;height:5116" coordorigin="1800,1800" coordsize="7359,7861" o:gfxdata="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">
+                <v:group id="Group 20" o:spid="_x0000_s1029" style="position:absolute;left:22476;top:14539;width:6301;height:5117" coordorigin="1800,1800" coordsize="7359,7861" o:gfxdata="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">
                   <v:shapetype id="_x0000_t5" coordsize="21600,21600" o:spt="5" adj="10800" path="m@0,l,21600r21600,xe">
                     <v:stroke joinstyle="miter"/>
                     <v:formulas>
@@ -2167,45 +4725,82 @@
                       <v:h position="#0,topLeft" xrange="0,21600"/>
                     </v:handles>
                   </v:shapetype>
-                  <v:shape id="Isosceles Triangle 11" o:spid="_x0000_s1029" type="#_x0000_t5" style="position:absolute;left:1800;top:1800;width:7239;height:2940;visibility:visible;mso-wrap-style:square;v-text-anchor:middle" o:gfxdata="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" fillcolor="#5b9bd5 [3204]" strokecolor="#1f4d78 [1604]" strokeweight="1pt"/>
-                  <v:rect id="Rectangle 12" o:spid="_x0000_s1030" style="position:absolute;left:1800;top:4994;width:7359;height:450;visibility:visible;mso-wrap-style:square;v-text-anchor:middle" o:gfxdata="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" fillcolor="#5b9bd5 [3204]" strokecolor="#1f4d78 [1604]" strokeweight="1pt"/>
-                  <v:rect id="Rectangle 13" o:spid="_x0000_s1031" style="position:absolute;left:1800;top:8499;width:7359;height:451;visibility:visible;mso-wrap-style:square;v-text-anchor:middle" o:gfxdata="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" fillcolor="#5b9bd5 [3204]" strokecolor="#1f4d78 [1604]" strokeweight="1pt"/>
-                  <v:rect id="Rectangle 14" o:spid="_x0000_s1032" style="position:absolute;left:1800;top:9210;width:7359;height:451;visibility:visible;mso-wrap-style:square;v-text-anchor:middle" o:gfxdata="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" fillcolor="#5b9bd5 [3204]" strokecolor="#1f4d78 [1604]" strokeweight="1pt"/>
-                  <v:rect id="Rectangle 15" o:spid="_x0000_s1033" style="position:absolute;left:2269;top:5508;width:451;height:2819;visibility:visible;mso-wrap-style:square;v-text-anchor:middle" o:gfxdata="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" fillcolor="#5b9bd5 [3204]" strokecolor="#1f4d78 [1604]" strokeweight="1pt"/>
-                  <v:rect id="Rectangle 16" o:spid="_x0000_s1034" style="position:absolute;left:3800;top:5508;width:451;height:2819;visibility:visible;mso-wrap-style:square;v-text-anchor:middle" o:gfxdata="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" fillcolor="#5b9bd5 [3204]" strokecolor="#1f4d78 [1604]" strokeweight="1pt"/>
-                  <v:rect id="Rectangle 17" o:spid="_x0000_s1035" style="position:absolute;left:5330;top:5508;width:451;height:2819;visibility:visible;mso-wrap-style:square;v-text-anchor:middle" o:gfxdata="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" fillcolor="#5b9bd5 [3204]" strokecolor="#1f4d78 [1604]" strokeweight="1pt"/>
-                  <v:rect id="Rectangle 18" o:spid="_x0000_s1036" style="position:absolute;left:6860;top:5508;width:451;height:2819;visibility:visible;mso-wrap-style:square;v-text-anchor:middle" o:gfxdata="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" fillcolor="#5b9bd5 [3204]" strokecolor="#1f4d78 [1604]" strokeweight="1pt"/>
-                  <v:rect id="Rectangle 19" o:spid="_x0000_s1037" style="position:absolute;left:8391;top:5508;width:451;height:2819;visibility:visible;mso-wrap-style:square;v-text-anchor:middle" o:gfxdata="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" fillcolor="#5b9bd5 [3204]" strokecolor="#1f4d78 [1604]" strokeweight="1pt"/>
+                  <v:shape id="Isosceles Triangle 11" o:spid="_x0000_s1030" type="#_x0000_t5" style="position:absolute;left:1800;top:1800;width:7239;height:2940;visibility:visible;mso-wrap-style:square;v-text-anchor:middle" o:gfxdata="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" fillcolor="#aaa [3030]" stroked="f">
+                    <v:fill color2="#a3a3a3 [3174]" rotate="t" colors="0 #afafaf;.5 #a5a5a5;1 #929292" focus="100%" type="gradient">
+                      <o:fill v:ext="view" type="gradientUnscaled"/>
+                    </v:fill>
+                    <v:shadow on="t" color="black" opacity="41287f" offset="0,1.5pt"/>
+                  </v:shape>
+                  <v:rect id="Rectangle 12" o:spid="_x0000_s1031" style="position:absolute;left:1800;top:4994;width:7359;height:450;visibility:visible;mso-wrap-style:square;v-text-anchor:middle" o:gfxdata="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" fillcolor="#aaa [3030]" stroked="f">
+                    <v:fill color2="#a3a3a3 [3174]" rotate="t" colors="0 #afafaf;.5 #a5a5a5;1 #929292" focus="100%" type="gradient">
+                      <o:fill v:ext="view" type="gradientUnscaled"/>
+                    </v:fill>
+                    <v:shadow on="t" color="black" opacity="41287f" offset="0,1.5pt"/>
+                  </v:rect>
+                  <v:rect id="Rectangle 13" o:spid="_x0000_s1032" style="position:absolute;left:1800;top:8499;width:7359;height:451;visibility:visible;mso-wrap-style:square;v-text-anchor:middle" o:gfxdata="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" fillcolor="#aaa [3030]" stroked="f">
+                    <v:fill color2="#a3a3a3 [3174]" rotate="t" colors="0 #afafaf;.5 #a5a5a5;1 #929292" focus="100%" type="gradient">
+                      <o:fill v:ext="view" type="gradientUnscaled"/>
+                    </v:fill>
+                    <v:shadow on="t" color="black" opacity="41287f" offset="0,1.5pt"/>
+                  </v:rect>
+                  <v:rect id="Rectangle 14" o:spid="_x0000_s1033" style="position:absolute;left:1800;top:9210;width:7359;height:451;visibility:visible;mso-wrap-style:square;v-text-anchor:middle" o:gfxdata="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" fillcolor="#aaa [3030]" stroked="f">
+                    <v:fill color2="#a3a3a3 [3174]" rotate="t" colors="0 #afafaf;.5 #a5a5a5;1 #929292" focus="100%" type="gradient">
+                      <o:fill v:ext="view" type="gradientUnscaled"/>
+                    </v:fill>
+                    <v:shadow on="t" color="black" opacity="41287f" offset="0,1.5pt"/>
+                  </v:rect>
+                  <v:rect id="Rectangle 15" o:spid="_x0000_s1034" style="position:absolute;left:2269;top:5508;width:451;height:2819;visibility:visible;mso-wrap-style:square;v-text-anchor:middle" o:gfxdata="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" fillcolor="#aaa [3030]" stroked="f">
+                    <v:fill color2="#a3a3a3 [3174]" rotate="t" colors="0 #afafaf;.5 #a5a5a5;1 #929292" focus="100%" type="gradient">
+                      <o:fill v:ext="view" type="gradientUnscaled"/>
+                    </v:fill>
+                    <v:shadow on="t" color="black" opacity="41287f" offset="0,1.5pt"/>
+                  </v:rect>
+                  <v:rect id="Rectangle 16" o:spid="_x0000_s1035" style="position:absolute;left:3800;top:5508;width:451;height:2819;visibility:visible;mso-wrap-style:square;v-text-anchor:middle" o:gfxdata="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" fillcolor="#aaa [3030]" stroked="f">
+                    <v:fill color2="#a3a3a3 [3174]" rotate="t" colors="0 #afafaf;.5 #a5a5a5;1 #929292" focus="100%" type="gradient">
+                      <o:fill v:ext="view" type="gradientUnscaled"/>
+                    </v:fill>
+                    <v:shadow on="t" color="black" opacity="41287f" offset="0,1.5pt"/>
+                  </v:rect>
+                  <v:rect id="Rectangle 17" o:spid="_x0000_s1036" style="position:absolute;left:5330;top:5508;width:451;height:2819;visibility:visible;mso-wrap-style:square;v-text-anchor:middle" o:gfxdata="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" fillcolor="#aaa [3030]" stroked="f">
+                    <v:fill color2="#a3a3a3 [3174]" rotate="t" colors="0 #afafaf;.5 #a5a5a5;1 #929292" focus="100%" type="gradient">
+                      <o:fill v:ext="view" type="gradientUnscaled"/>
+                    </v:fill>
+                    <v:shadow on="t" color="black" opacity="41287f" offset="0,1.5pt"/>
+                  </v:rect>
+                  <v:rect id="Rectangle 18" o:spid="_x0000_s1037" style="position:absolute;left:6860;top:5508;width:451;height:2819;visibility:visible;mso-wrap-style:square;v-text-anchor:middle" o:gfxdata="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" fillcolor="#aaa [3030]" stroked="f">
+                    <v:fill color2="#a3a3a3 [3174]" rotate="t" colors="0 #afafaf;.5 #a5a5a5;1 #929292" focus="100%" type="gradient">
+                      <o:fill v:ext="view" type="gradientUnscaled"/>
+                    </v:fill>
+                    <v:shadow on="t" color="black" opacity="41287f" offset="0,1.5pt"/>
+                  </v:rect>
+                  <v:rect id="Rectangle 19" o:spid="_x0000_s1038" style="position:absolute;left:8391;top:5508;width:451;height:2819;visibility:visible;mso-wrap-style:square;v-text-anchor:middle" o:gfxdata="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" fillcolor="#aaa [3030]" stroked="f">
+                    <v:fill color2="#a3a3a3 [3174]" rotate="t" colors="0 #afafaf;.5 #a5a5a5;1 #929292" focus="100%" type="gradient">
+                      <o:fill v:ext="view" type="gradientUnscaled"/>
+                    </v:fill>
+                    <v:shadow on="t" color="black" opacity="41287f" offset="0,1.5pt"/>
+                  </v:rect>
                 </v:group>
-                <v:shapetype id="_x0000_t202" coordsize="21600,21600" o:spt="202" path="m,l,21600r21600,l21600,xe">
-                  <v:stroke joinstyle="miter"/>
-                  <v:path gradientshapeok="t" o:connecttype="rect"/>
-                </v:shapetype>
-                <v:shape id="Text Box 21" o:spid="_x0000_s1038" type="#_x0000_t202" style="position:absolute;left:21172;top:30282;width:8339;height:2577;visibility:visible;mso-wrap-style:square;v-text-anchor:top" o:gfxdata="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" filled="f" stroked="f" strokeweight=".5pt">
-                  <v:textbox>
+                <v:shape id="Text Box 21" o:spid="_x0000_s1039" type="#_x0000_t202" style="position:absolute;left:21104;top:28129;width:9504;height:3290;visibility:visible;mso-wrap-style:square;v-text-anchor:top" o:gfxdata="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" filled="f" stroked="f" strokeweight=".5pt">
+                  <v:textbox inset="0,,0,0">
                     <w:txbxContent>
                       <w:p>
                         <w:pPr>
                           <w:jc w:val="center"/>
                           <w:rPr>
-                            <w:color w:val="5B9BD5" w:themeColor="accent1"/>
-                            <w:sz w:val="20"/>
-                            <w14:shadow w14:blurRad="38100" w14:dist="25400" w14:dir="5400000" w14:sx="100000" w14:sy="100000" w14:kx="0" w14:ky="0" w14:algn="ctr">
-                              <w14:srgbClr w14:val="6E747A">
-                                <w14:alpha w14:val="57000"/>
-                              </w14:srgbClr>
-                            </w14:shadow>
-                            <w14:textOutline w14:w="0" w14:cap="flat" w14:cmpd="sng" w14:algn="ctr">
-                              <w14:noFill/>
-                              <w14:prstDash w14:val="solid"/>
-                              <w14:round/>
-                            </w14:textOutline>
+                            <w:rFonts w:asciiTheme="majorHAnsi" w:hAnsiTheme="majorHAnsi" w:cstheme="majorHAnsi"/>
+                            <w:b/>
+                            <w:color w:val="A6A6A6" w:themeColor="background1" w:themeShade="A6"/>
+                            <w:sz w:val="28"/>
+                            <w:szCs w:val="24"/>
                           </w:rPr>
                         </w:pPr>
                         <w:r>
                           <w:rPr>
-                            <w:color w:val="5B9BD5" w:themeColor="accent1"/>
-                            <w:sz w:val="20"/>
+                            <w:rFonts w:asciiTheme="majorHAnsi" w:hAnsiTheme="majorHAnsi" w:cstheme="majorHAnsi"/>
+                            <w:b/>
+                            <w:color w:val="A6A6A6" w:themeColor="background1" w:themeShade="A6"/>
+                            <w:sz w:val="28"/>
+                            <w:szCs w:val="24"/>
                             <w14:shadow w14:blurRad="38100" w14:dist="25400" w14:dir="5400000" w14:sx="100000" w14:sy="100000" w14:kx="0" w14:ky="0" w14:algn="ctr">
                               <w14:srgbClr w14:val="6E747A">
                                 <w14:alpha w14:val="57000"/>
@@ -2219,27 +4814,67 @@
                           </w:rPr>
                           <w:t>Exchange</w:t>
                         </w:r>
+                        <w:r>
+                          <w:rPr>
+                            <w:rFonts w:asciiTheme="majorHAnsi" w:hAnsiTheme="majorHAnsi" w:cstheme="majorHAnsi"/>
+                            <w:b/>
+                            <w:color w:val="A6A6A6" w:themeColor="background1" w:themeShade="A6"/>
+                            <w:sz w:val="28"/>
+                            <w:szCs w:val="24"/>
+                            <w14:shadow w14:blurRad="38100" w14:dist="25400" w14:dir="5400000" w14:sx="100000" w14:sy="100000" w14:kx="0" w14:ky="0" w14:algn="ctr">
+                              <w14:srgbClr w14:val="6E747A">
+                                <w14:alpha w14:val="57000"/>
+                              </w14:srgbClr>
+                            </w14:shadow>
+                            <w14:textOutline w14:w="0" w14:cap="flat" w14:cmpd="sng" w14:algn="ctr">
+                              <w14:noFill/>
+                              <w14:prstDash w14:val="solid"/>
+                              <w14:round/>
+                            </w14:textOutline>
+                          </w:rPr>
+                          <w:br/>
+                        </w:r>
+                        <w:r>
+                          <w:rPr>
+                            <w:rFonts w:asciiTheme="majorHAnsi" w:hAnsiTheme="majorHAnsi" w:cstheme="majorHAnsi"/>
+                            <w:b/>
+                            <w:color w:val="A6A6A6" w:themeColor="background1" w:themeShade="A6"/>
+                            <w:sz w:val="28"/>
+                            <w:szCs w:val="24"/>
+                            <w14:shadow w14:blurRad="38100" w14:dist="25400" w14:dir="5400000" w14:sx="100000" w14:sy="100000" w14:kx="0" w14:ky="0" w14:algn="ctr">
+                              <w14:srgbClr w14:val="6E747A">
+                                <w14:alpha w14:val="57000"/>
+                              </w14:srgbClr>
+                            </w14:shadow>
+                            <w14:textOutline w14:w="0" w14:cap="flat" w14:cmpd="sng" w14:algn="ctr">
+                              <w14:noFill/>
+                              <w14:prstDash w14:val="solid"/>
+                              <w14:round/>
+                            </w14:textOutline>
+                          </w:rPr>
+                          <w:br/>
+                        </w:r>
                       </w:p>
                     </w:txbxContent>
                   </v:textbox>
                 </v:shape>
-                <v:group id="Group 33" o:spid="_x0000_s1039" style="position:absolute;left:12682;top:13612;width:6299;height:3853" coordorigin="42426,18183" coordsize="6299,3853" o:gfxdata="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">
-                  <v:shape id="Isosceles Triangle 24" o:spid="_x0000_s1040" type="#_x0000_t5" style="position:absolute;left:42426;top:18183;width:6196;height:1086;visibility:visible;mso-wrap-style:square;v-text-anchor:middle" o:gfxdata="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" fillcolor="#5b9bd5 [3204]" strokecolor="#1f4d78 [1604]" strokeweight="1pt"/>
-                  <v:rect id="Rectangle 25" o:spid="_x0000_s1041" style="position:absolute;left:42426;top:19464;width:6299;height:293;visibility:visible;mso-wrap-style:square;v-text-anchor:middle" o:gfxdata="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" fillcolor="#5b9bd5 [3204]" strokecolor="#1f4d78 [1604]" strokeweight="1pt"/>
-                  <v:rect id="Rectangle 26" o:spid="_x0000_s1042" style="position:absolute;left:42426;top:21743;width:6299;height:294;visibility:visible;mso-wrap-style:square;v-text-anchor:middle" o:gfxdata="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" fillcolor="#5b9bd5 [3204]" strokecolor="#1f4d78 [1604]" strokeweight="1pt"/>
-                  <v:rect id="Rectangle 28" o:spid="_x0000_s1043" style="position:absolute;left:42828;top:19799;width:386;height:1833;visibility:visible;mso-wrap-style:square;v-text-anchor:middle" o:gfxdata="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" fillcolor="#5b9bd5 [3204]" strokecolor="#1f4d78 [1604]" strokeweight="1pt"/>
-                  <v:rect id="Rectangle 30" o:spid="_x0000_s1044" style="position:absolute;left:45448;top:19799;width:386;height:1833;visibility:visible;mso-wrap-style:square;v-text-anchor:middle" o:gfxdata="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" fillcolor="#5b9bd5 [3204]" strokecolor="#1f4d78 [1604]" strokeweight="1pt"/>
-                  <v:rect id="Rectangle 32" o:spid="_x0000_s1045" style="position:absolute;left:48067;top:19799;width:386;height:1833;visibility:visible;mso-wrap-style:square;v-text-anchor:middle" o:gfxdata="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" fillcolor="#5b9bd5 [3204]" strokecolor="#1f4d78 [1604]" strokeweight="1pt"/>
+                <v:group id="Group 33" o:spid="_x0000_s1040" style="position:absolute;left:11503;top:12900;width:6300;height:3853" coordorigin="42426,18183" coordsize="6299,3853" o:gfxdata="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">
+                  <v:shape id="Isosceles Triangle 24" o:spid="_x0000_s1041" type="#_x0000_t5" style="position:absolute;left:42426;top:18183;width:6196;height:1086;visibility:visible;mso-wrap-style:square;v-text-anchor:middle" o:gfxdata="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" fillcolor="#ffc000 [3207]" strokecolor="#7f5f00 [1607]" strokeweight="1pt"/>
+                  <v:rect id="Rectangle 25" o:spid="_x0000_s1042" style="position:absolute;left:42426;top:19464;width:6299;height:293;visibility:visible;mso-wrap-style:square;v-text-anchor:middle" o:gfxdata="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" fillcolor="#ffc000 [3207]" strokecolor="#7f5f00 [1607]" strokeweight="1pt"/>
+                  <v:rect id="Rectangle 26" o:spid="_x0000_s1043" style="position:absolute;left:42426;top:21743;width:6299;height:294;visibility:visible;mso-wrap-style:square;v-text-anchor:middle" o:gfxdata="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" fillcolor="#ffc000 [3207]" strokecolor="#7f5f00 [1607]" strokeweight="1pt"/>
+                  <v:rect id="Rectangle 28" o:spid="_x0000_s1044" style="position:absolute;left:42828;top:19799;width:386;height:1833;visibility:visible;mso-wrap-style:square;v-text-anchor:middle" o:gfxdata="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" fillcolor="#ffc000 [3207]" strokecolor="#7f5f00 [1607]" strokeweight="1pt"/>
+                  <v:rect id="Rectangle 30" o:spid="_x0000_s1045" style="position:absolute;left:45448;top:19799;width:386;height:1833;visibility:visible;mso-wrap-style:square;v-text-anchor:middle" o:gfxdata="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" fillcolor="#ffc000 [3207]" strokecolor="#7f5f00 [1607]" strokeweight="1pt"/>
+                  <v:rect id="Rectangle 32" o:spid="_x0000_s1046" style="position:absolute;left:48067;top:19799;width:386;height:1833;visibility:visible;mso-wrap-style:square;v-text-anchor:middle" o:gfxdata="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" fillcolor="#ffc000 [3207]" strokecolor="#7f5f00 [1607]" strokeweight="1pt"/>
                 </v:group>
-                <v:group id="Group 34" o:spid="_x0000_s1046" style="position:absolute;left:12800;top:20119;width:6299;height:3848" coordsize="6299,3853" o:gfxdata="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">
-                  <v:shape id="Isosceles Triangle 35" o:spid="_x0000_s1047" type="#_x0000_t5" style="position:absolute;width:6195;height:1086;visibility:visible;mso-wrap-style:square;v-text-anchor:middle" o:gfxdata="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" fillcolor="#5b9bd5 [3204]" strokecolor="#1f4d78 [1604]" strokeweight="1pt"/>
-                  <v:rect id="Rectangle 36" o:spid="_x0000_s1048" style="position:absolute;top:1280;width:6299;height:293;visibility:visible;mso-wrap-style:square;v-text-anchor:middle" o:gfxdata="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" fillcolor="#5b9bd5 [3204]" strokecolor="#1f4d78 [1604]" strokeweight="1pt"/>
-                  <v:rect id="Rectangle 37" o:spid="_x0000_s1049" style="position:absolute;top:3559;width:6299;height:294;visibility:visible;mso-wrap-style:square;v-text-anchor:middle" o:gfxdata="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" fillcolor="#5b9bd5 [3204]" strokecolor="#1f4d78 [1604]" strokeweight="1pt"/>
-                  <v:rect id="Rectangle 38" o:spid="_x0000_s1050" style="position:absolute;left:402;top:1615;width:386;height:1833;visibility:visible;mso-wrap-style:square;v-text-anchor:middle" o:gfxdata="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" fillcolor="#5b9bd5 [3204]" strokecolor="#1f4d78 [1604]" strokeweight="1pt"/>
-                  <v:rect id="Rectangle 39" o:spid="_x0000_s1051" style="position:absolute;left:3021;top:1615;width:386;height:1833;visibility:visible;mso-wrap-style:square;v-text-anchor:middle" o:gfxdata="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" fillcolor="#5b9bd5 [3204]" strokecolor="#1f4d78 [1604]" strokeweight="1pt"/>
-                  <v:rect id="Rectangle 40" o:spid="_x0000_s1052" style="position:absolute;left:5641;top:1615;width:386;height:1833;visibility:visible;mso-wrap-style:square;v-text-anchor:middle" o:gfxdata="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" fillcolor="#5b9bd5 [3204]" strokecolor="#1f4d78 [1604]" strokeweight="1pt"/>
+                <v:group id="Group 34" o:spid="_x0000_s1047" style="position:absolute;left:11350;top:17660;width:6299;height:3848" coordsize="6299,3853" o:gfxdata="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">
+                  <v:shape id="Isosceles Triangle 35" o:spid="_x0000_s1048" type="#_x0000_t5" style="position:absolute;width:6195;height:1086;visibility:visible;mso-wrap-style:square;v-text-anchor:middle" o:gfxdata="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" fillcolor="#ffc000 [3207]" strokecolor="#7f5f00 [1607]" strokeweight="1pt"/>
+                  <v:rect id="Rectangle 36" o:spid="_x0000_s1049" style="position:absolute;top:1280;width:6299;height:293;visibility:visible;mso-wrap-style:square;v-text-anchor:middle" o:gfxdata="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" fillcolor="#ffc000 [3207]" strokecolor="#7f5f00 [1607]" strokeweight="1pt"/>
+                  <v:rect id="Rectangle 37" o:spid="_x0000_s1050" style="position:absolute;top:3559;width:6299;height:294;visibility:visible;mso-wrap-style:square;v-text-anchor:middle" o:gfxdata="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" fillcolor="#ffc000 [3207]" strokecolor="#7f5f00 [1607]" strokeweight="1pt"/>
+                  <v:rect id="Rectangle 38" o:spid="_x0000_s1051" style="position:absolute;left:402;top:1615;width:386;height:1833;visibility:visible;mso-wrap-style:square;v-text-anchor:middle" o:gfxdata="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" fillcolor="#ffc000 [3207]" strokecolor="#7f5f00 [1607]" strokeweight="1pt"/>
+                  <v:rect id="Rectangle 39" o:spid="_x0000_s1052" style="position:absolute;left:3021;top:1615;width:386;height:1833;visibility:visible;mso-wrap-style:square;v-text-anchor:middle" o:gfxdata="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" fillcolor="#ffc000 [3207]" strokecolor="#7f5f00 [1607]" strokeweight="1pt"/>
+                  <v:rect id="Rectangle 40" o:spid="_x0000_s1053" style="position:absolute;left:5641;top:1615;width:386;height:1833;visibility:visible;mso-wrap-style:square;v-text-anchor:middle" o:gfxdata="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" fillcolor="#ffc000 [3207]" strokecolor="#7f5f00 [1607]" strokeweight="1pt"/>
                 </v:group>
-                <v:shape id="Text Box 21" o:spid="_x0000_s1053" type="#_x0000_t202" style="position:absolute;left:10764;top:30284;width:10124;height:2572;visibility:visible;mso-wrap-style:square;v-text-anchor:top" o:gfxdata="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" filled="f" stroked="f" strokeweight=".5pt">
+                <v:shape id="Text Box 21" o:spid="_x0000_s1054" type="#_x0000_t202" style="position:absolute;left:7604;top:28098;width:13865;height:3915;visibility:visible;mso-wrap-style:square;v-text-anchor:top" o:gfxdata="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" filled="f" stroked="f" strokeweight=".5pt">
                   <v:textbox>
                     <w:txbxContent>
                       <w:p>
@@ -2248,17 +4883,10 @@
                           <w:spacing w:before="0" w:beforeAutospacing="0" w:after="160" w:afterAutospacing="0" w:line="256" w:lineRule="auto"/>
                           <w:jc w:val="center"/>
                           <w:rPr>
-                            <w:rFonts w:asciiTheme="minorHAnsi" w:hAnsiTheme="minorHAnsi" w:cstheme="minorHAnsi"/>
-                            <w:sz w:val="20"/>
-                            <w:szCs w:val="20"/>
-                          </w:rPr>
-                        </w:pPr>
-                        <w:r>
-                          <w:rPr>
                             <w:rFonts w:asciiTheme="minorHAnsi" w:eastAsia="Calibri" w:hAnsiTheme="minorHAnsi" w:cstheme="minorHAnsi"/>
                             <w:shadow/>
-                            <w:color w:val="5B9BD5"/>
-                            <w:sz w:val="20"/>
+                            <w:color w:val="FFFF00"/>
+                            <w:sz w:val="28"/>
                             <w:szCs w:val="20"/>
                             <w14:shadow w14:blurRad="38100" w14:dist="25400" w14:dir="5400000" w14:sx="100000" w14:sy="100000" w14:kx="0" w14:ky="0" w14:algn="ctr">
                               <w14:srgbClr w14:val="6E747A">
@@ -2266,68 +4894,118 @@
                               </w14:srgbClr>
                             </w14:shadow>
                           </w:rPr>
-                          <w:t>Intermediaries</w:t>
+                        </w:pPr>
+                        <w:r>
+                          <w:rPr>
+                            <w:rFonts w:asciiTheme="minorHAnsi" w:eastAsia="Calibri" w:hAnsiTheme="minorHAnsi" w:cstheme="minorHAnsi"/>
+                            <w:shadow/>
+                            <w:color w:val="FFFF00"/>
+                            <w:sz w:val="28"/>
+                            <w:szCs w:val="20"/>
+                            <w14:shadow w14:blurRad="38100" w14:dist="25400" w14:dir="5400000" w14:sx="100000" w14:sy="100000" w14:kx="0" w14:ky="0" w14:algn="ctr">
+                              <w14:srgbClr w14:val="6E747A">
+                                <w14:alpha w14:val="57000"/>
+                              </w14:srgbClr>
+                            </w14:shadow>
+                          </w:rPr>
+                          <w:t>Intermediaries’</w:t>
                         </w:r>
                       </w:p>
                     </w:txbxContent>
                   </v:textbox>
                 </v:shape>
-                <v:group id="Group 55" o:spid="_x0000_s1054" style="position:absolute;left:4239;top:10575;width:4173;height:3702" coordorigin="45474,15158" coordsize="7478,7364" o:gfxdata="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">
-                  <v:oval id="Oval 42" o:spid="_x0000_s1055" style="position:absolute;left:45717;top:15158;width:2704;height:2704;visibility:visible;mso-wrap-style:square;v-text-anchor:middle" o:gfxdata="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" fillcolor="#5b9bd5 [3204]" strokecolor="#1f4d78 [1604]" strokeweight="1pt">
+                <v:group id="Group 55" o:spid="_x0000_s1055" style="position:absolute;left:950;top:10519;width:4173;height:3702" coordorigin="45474,15158" coordsize="7478,7364" o:gfxdata="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">
+                  <v:oval id="Oval 42" o:spid="_x0000_s1056" style="position:absolute;left:45717;top:15158;width:2704;height:2704;visibility:visible;mso-wrap-style:square;v-text-anchor:middle" o:gfxdata="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" fillcolor="#77b64e [3033]" strokecolor="#70ad47 [3209]" strokeweight=".5pt">
+                    <v:fill color2="#6eaa46 [3177]" rotate="t" colors="0 #81b861;.5 #6fb242;1 #61a235" focus="100%" type="gradient">
+                      <o:fill v:ext="view" type="gradientUnscaled"/>
+                    </v:fill>
                     <v:stroke joinstyle="miter"/>
                   </v:oval>
-                  <v:shape id="Diagonal Stripe 45" o:spid="_x0000_s1056" style="position:absolute;left:48701;top:15308;width:4251;height:4291;rotation:8852325fd;visibility:visible;mso-wrap-style:square;v-text-anchor:middle" coordsize="425063,429098" o:gfxdata="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" path="m,340940l337734,r87329,l,429098,,340940xe" fillcolor="#5b9bd5 [3204]" strokecolor="#1f4d78 [1604]" strokeweight="1pt">
+                  <v:shape id="Diagonal Stripe 45" o:spid="_x0000_s1057" style="position:absolute;left:48701;top:15308;width:4251;height:4291;rotation:8852325fd;visibility:visible;mso-wrap-style:square;v-text-anchor:middle" coordsize="425063,429098" o:gfxdata="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" path="m,340940l337734,r87329,l,429098,,340940xe" fillcolor="#77b64e [3033]" strokecolor="#70ad47 [3209]" strokeweight=".5pt">
+                    <v:fill color2="#6eaa46 [3177]" rotate="t" colors="0 #81b861;.5 #6fb242;1 #61a235" focus="100%" type="gradient">
+                      <o:fill v:ext="view" type="gradientUnscaled"/>
+                    </v:fill>
                     <v:stroke joinstyle="miter"/>
                     <v:path arrowok="t" o:connecttype="custom" o:connectlocs="0,340940;337734,0;425063,0;0,429098;0,340940" o:connectangles="0,0,0,0,0"/>
                   </v:shape>
-                  <v:rect id="Rectangle 47" o:spid="_x0000_s1057" style="position:absolute;left:51672;top:17456;width:458;height:4573;visibility:visible;mso-wrap-style:square;v-text-anchor:middle" o:gfxdata="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" fillcolor="#5b9bd5 [3204]" strokecolor="#1f4d78 [1604]" strokeweight="1pt"/>
-                  <v:rect id="Rectangle 48" o:spid="_x0000_s1058" style="position:absolute;left:50875;top:22065;width:1841;height:458;visibility:visible;mso-wrap-style:square;v-text-anchor:middle" o:gfxdata="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" fillcolor="#5b9bd5 [3204]" strokecolor="#1f4d78 [1604]" strokeweight="1pt"/>
-                  <v:shape id="Round Same Side Corner Rectangle 49" o:spid="_x0000_s1059" style="position:absolute;left:45474;top:18290;width:3191;height:4232;visibility:visible;mso-wrap-style:square;v-text-anchor:middle" coordsize="319119,423238" o:gfxdata="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" path="m132967,r53185,c259588,,319119,59531,319119,132967r,290271l319119,423238,,423238r,l,132967c,59531,59531,,132967,xe" fillcolor="#5b9bd5 [3204]" strokecolor="#1f4d78 [1604]" strokeweight="1pt">
+                  <v:rect id="Rectangle 47" o:spid="_x0000_s1058" style="position:absolute;left:51672;top:17456;width:458;height:4573;visibility:visible;mso-wrap-style:square;v-text-anchor:middle" o:gfxdata="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" fillcolor="#77b64e [3033]" strokecolor="#70ad47 [3209]" strokeweight=".5pt">
+                    <v:fill color2="#6eaa46 [3177]" rotate="t" colors="0 #81b861;.5 #6fb242;1 #61a235" focus="100%" type="gradient">
+                      <o:fill v:ext="view" type="gradientUnscaled"/>
+                    </v:fill>
+                  </v:rect>
+                  <v:rect id="Rectangle 48" o:spid="_x0000_s1059" style="position:absolute;left:50875;top:22065;width:1841;height:458;visibility:visible;mso-wrap-style:square;v-text-anchor:middle" o:gfxdata="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" fillcolor="#77b64e [3033]" strokecolor="#70ad47 [3209]" strokeweight=".5pt">
+                    <v:fill color2="#6eaa46 [3177]" rotate="t" colors="0 #81b861;.5 #6fb242;1 #61a235" focus="100%" type="gradient">
+                      <o:fill v:ext="view" type="gradientUnscaled"/>
+                    </v:fill>
+                  </v:rect>
+                  <v:shape id="Round Same Side Corner Rectangle 49" o:spid="_x0000_s1060" style="position:absolute;left:45474;top:18290;width:3191;height:4232;visibility:visible;mso-wrap-style:square;v-text-anchor:middle" coordsize="319119,423238" o:gfxdata="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" path="m132967,r53185,c259588,,319119,59531,319119,132967r,290271l319119,423238,,423238r,l,132967c,59531,59531,,132967,xe" fillcolor="#77b64e [3033]" strokecolor="#70ad47 [3209]" strokeweight=".5pt">
+                    <v:fill color2="#6eaa46 [3177]" rotate="t" colors="0 #81b861;.5 #6fb242;1 #61a235" focus="100%" type="gradient">
+                      <o:fill v:ext="view" type="gradientUnscaled"/>
+                    </v:fill>
                     <v:stroke joinstyle="miter"/>
                     <v:path arrowok="t" o:connecttype="custom" o:connectlocs="132967,0;186152,0;319119,132967;319119,423238;319119,423238;0,423238;0,423238;0,132967;132967,0" o:connectangles="0,0,0,0,0,0,0,0,0"/>
                   </v:shape>
                 </v:group>
-                <v:group id="Group 56" o:spid="_x0000_s1060" style="position:absolute;left:4563;top:26163;width:4172;height:3696" coordsize="7478,7364" o:gfxdata="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">
-                  <v:oval id="Oval 57" o:spid="_x0000_s1061" style="position:absolute;left:243;width:2704;height:2704;visibility:visible;mso-wrap-style:square;v-text-anchor:middle" o:gfxdata="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" fillcolor="#5b9bd5 [3204]" strokecolor="#1f4d78 [1604]" strokeweight="1pt">
+                <v:group id="Group 62" o:spid="_x0000_s1061" style="position:absolute;left:1139;top:20942;width:4172;height:3696" coordsize="7478,7364" o:gfxdata="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">
+                  <v:oval id="Oval 63" o:spid="_x0000_s1062" style="position:absolute;left:243;width:2704;height:2704;visibility:visible;mso-wrap-style:square;v-text-anchor:middle" o:gfxdata="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" fillcolor="#77b64e [3033]" strokecolor="#70ad47 [3209]" strokeweight=".5pt">
+                    <v:fill color2="#6eaa46 [3177]" rotate="t" colors="0 #81b861;.5 #6fb242;1 #61a235" focus="100%" type="gradient">
+                      <o:fill v:ext="view" type="gradientUnscaled"/>
+                    </v:fill>
                     <v:stroke joinstyle="miter"/>
                   </v:oval>
-                  <v:shape id="Diagonal Stripe 58" o:spid="_x0000_s1062" style="position:absolute;left:3227;top:150;width:4251;height:4291;rotation:8852325fd;visibility:visible;mso-wrap-style:square;v-text-anchor:middle" coordsize="425063,429098" o:gfxdata="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" path="m,340940l337734,r87329,l,429098,,340940xe" fillcolor="#5b9bd5 [3204]" strokecolor="#1f4d78 [1604]" strokeweight="1pt">
+                  <v:shape id="Diagonal Stripe 64" o:spid="_x0000_s1063" style="position:absolute;left:3227;top:150;width:4251;height:4291;rotation:8852325fd;visibility:visible;mso-wrap-style:square;v-text-anchor:middle" coordsize="425063,429098" o:gfxdata="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" path="m,340940l337734,r87329,l,429098,,340940xe" fillcolor="#77b64e [3033]" strokecolor="#70ad47 [3209]" strokeweight=".5pt">
+                    <v:fill color2="#6eaa46 [3177]" rotate="t" colors="0 #81b861;.5 #6fb242;1 #61a235" focus="100%" type="gradient">
+                      <o:fill v:ext="view" type="gradientUnscaled"/>
+                    </v:fill>
                     <v:stroke joinstyle="miter"/>
                     <v:path arrowok="t" o:connecttype="custom" o:connectlocs="0,340940;337734,0;425063,0;0,429098;0,340940" o:connectangles="0,0,0,0,0"/>
                   </v:shape>
-                  <v:rect id="Rectangle 59" o:spid="_x0000_s1063" style="position:absolute;left:6198;top:2298;width:457;height:4573;visibility:visible;mso-wrap-style:square;v-text-anchor:middle" o:gfxdata="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" fillcolor="#5b9bd5 [3204]" strokecolor="#1f4d78 [1604]" strokeweight="1pt"/>
-                  <v:rect id="Rectangle 60" o:spid="_x0000_s1064" style="position:absolute;left:5400;top:6907;width:1841;height:457;visibility:visible;mso-wrap-style:square;v-text-anchor:middle" o:gfxdata="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" fillcolor="#5b9bd5 [3204]" strokecolor="#1f4d78 [1604]" strokeweight="1pt"/>
-                  <v:shape id="Round Same Side Corner Rectangle 61" o:spid="_x0000_s1065" style="position:absolute;top:3131;width:3191;height:4233;visibility:visible;mso-wrap-style:square;v-text-anchor:middle" coordsize="319119,423239" o:gfxdata="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" path="m132967,r53185,c259588,,319119,59531,319119,132967r,290272l319119,423239,,423239r,l,132967c,59531,59531,,132967,xe" fillcolor="#5b9bd5 [3204]" strokecolor="#1f4d78 [1604]" strokeweight="1pt">
+                  <v:rect id="Rectangle 65" o:spid="_x0000_s1064" style="position:absolute;left:6198;top:2298;width:457;height:4573;visibility:visible;mso-wrap-style:square;v-text-anchor:middle" o:gfxdata="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" fillcolor="#77b64e [3033]" strokecolor="#70ad47 [3209]" strokeweight=".5pt">
+                    <v:fill color2="#6eaa46 [3177]" rotate="t" colors="0 #81b861;.5 #6fb242;1 #61a235" focus="100%" type="gradient">
+                      <o:fill v:ext="view" type="gradientUnscaled"/>
+                    </v:fill>
+                  </v:rect>
+                  <v:rect id="Rectangle 66" o:spid="_x0000_s1065" style="position:absolute;left:5400;top:6907;width:1841;height:457;visibility:visible;mso-wrap-style:square;v-text-anchor:middle" o:gfxdata="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" fillcolor="#77b64e [3033]" strokecolor="#70ad47 [3209]" strokeweight=".5pt">
+                    <v:fill color2="#6eaa46 [3177]" rotate="t" colors="0 #81b861;.5 #6fb242;1 #61a235" focus="100%" type="gradient">
+                      <o:fill v:ext="view" type="gradientUnscaled"/>
+                    </v:fill>
+                  </v:rect>
+                  <v:shape id="Round Same Side Corner Rectangle 67" o:spid="_x0000_s1066" style="position:absolute;top:3131;width:3191;height:4233;visibility:visible;mso-wrap-style:square;v-text-anchor:middle" coordsize="319119,423239" o:gfxdata="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" path="m132967,r53185,c259588,,319119,59531,319119,132967r,290272l319119,423239,,423239r,l,132967c,59531,59531,,132967,xe" fillcolor="#77b64e [3033]" strokecolor="#70ad47 [3209]" strokeweight=".5pt">
+                    <v:fill color2="#6eaa46 [3177]" rotate="t" colors="0 #81b861;.5 #6fb242;1 #61a235" focus="100%" type="gradient">
+                      <o:fill v:ext="view" type="gradientUnscaled"/>
+                    </v:fill>
                     <v:stroke joinstyle="miter"/>
                     <v:path arrowok="t" o:connecttype="custom" o:connectlocs="132967,0;186152,0;319119,132967;319119,423239;319119,423239;0,423239;0,423239;0,132967;132967,0" o:connectangles="0,0,0,0,0,0,0,0,0"/>
                   </v:shape>
                 </v:group>
-                <v:group id="Group 62" o:spid="_x0000_s1066" style="position:absolute;left:4428;top:20998;width:4171;height:3696" coordsize="7478,7364" o:gfxdata="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">
-                  <v:oval id="Oval 63" o:spid="_x0000_s1067" style="position:absolute;left:243;width:2704;height:2704;visibility:visible;mso-wrap-style:square;v-text-anchor:middle" o:gfxdata="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" fillcolor="#5b9bd5 [3204]" strokecolor="#1f4d78 [1604]" strokeweight="1pt">
+                <v:group id="Group 68" o:spid="_x0000_s1067" style="position:absolute;left:1029;top:15730;width:4172;height:3695" coordsize="7478,7364" o:gfxdata="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">
+                  <v:oval id="Oval 69" o:spid="_x0000_s1068" style="position:absolute;left:243;width:2704;height:2704;visibility:visible;mso-wrap-style:square;v-text-anchor:middle" o:gfxdata="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" fillcolor="#77b64e [3033]" strokecolor="#70ad47 [3209]" strokeweight=".5pt">
+                    <v:fill color2="#6eaa46 [3177]" rotate="t" colors="0 #81b861;.5 #6fb242;1 #61a235" focus="100%" type="gradient">
+                      <o:fill v:ext="view" type="gradientUnscaled"/>
+                    </v:fill>
                     <v:stroke joinstyle="miter"/>
                   </v:oval>
-                  <v:shape id="Diagonal Stripe 64" o:spid="_x0000_s1068" style="position:absolute;left:3227;top:150;width:4251;height:4291;rotation:8852325fd;visibility:visible;mso-wrap-style:square;v-text-anchor:middle" coordsize="425063,429098" o:gfxdata="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" path="m,340940l337734,r87329,l,429098,,340940xe" fillcolor="#5b9bd5 [3204]" strokecolor="#1f4d78 [1604]" strokeweight="1pt">
+                  <v:shape id="Diagonal Stripe 70" o:spid="_x0000_s1069" style="position:absolute;left:3227;top:150;width:4251;height:4291;rotation:8852325fd;visibility:visible;mso-wrap-style:square;v-text-anchor:middle" coordsize="425063,429098" o:gfxdata="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" path="m,340940l337734,r87329,l,429098,,340940xe" fillcolor="#77b64e [3033]" strokecolor="#70ad47 [3209]" strokeweight=".5pt">
+                    <v:fill color2="#6eaa46 [3177]" rotate="t" colors="0 #81b861;.5 #6fb242;1 #61a235" focus="100%" type="gradient">
+                      <o:fill v:ext="view" type="gradientUnscaled"/>
+                    </v:fill>
                     <v:stroke joinstyle="miter"/>
                     <v:path arrowok="t" o:connecttype="custom" o:connectlocs="0,340940;337734,0;425063,0;0,429098;0,340940" o:connectangles="0,0,0,0,0"/>
                   </v:shape>
-                  <v:rect id="Rectangle 65" o:spid="_x0000_s1069" style="position:absolute;left:6198;top:2298;width:457;height:4573;visibility:visible;mso-wrap-style:square;v-text-anchor:middle" o:gfxdata="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" fillcolor="#5b9bd5 [3204]" strokecolor="#1f4d78 [1604]" strokeweight="1pt"/>
-                  <v:rect id="Rectangle 66" o:spid="_x0000_s1070" style="position:absolute;left:5400;top:6907;width:1841;height:457;visibility:visible;mso-wrap-style:square;v-text-anchor:middle" o:gfxdata="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" fillcolor="#5b9bd5 [3204]" strokecolor="#1f4d78 [1604]" strokeweight="1pt"/>
-                  <v:shape id="Round Same Side Corner Rectangle 67" o:spid="_x0000_s1071" style="position:absolute;top:3131;width:3191;height:4233;visibility:visible;mso-wrap-style:square;v-text-anchor:middle" coordsize="319119,423239" o:gfxdata="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" path="m132967,r53185,c259588,,319119,59531,319119,132967r,290272l319119,423239,,423239r,l,132967c,59531,59531,,132967,xe" fillcolor="#5b9bd5 [3204]" strokecolor="#1f4d78 [1604]" strokeweight="1pt">
-                    <v:stroke joinstyle="miter"/>
-                    <v:path arrowok="t" o:connecttype="custom" o:connectlocs="132967,0;186152,0;319119,132967;319119,423239;319119,423239;0,423239;0,423239;0,132967;132967,0" o:connectangles="0,0,0,0,0,0,0,0,0"/>
-                  </v:shape>
-                </v:group>
-                <v:group id="Group 68" o:spid="_x0000_s1072" style="position:absolute;left:4318;top:15785;width:4172;height:3696" coordsize="7478,7364" o:gfxdata="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">
-                  <v:oval id="Oval 69" o:spid="_x0000_s1073" style="position:absolute;left:243;width:2704;height:2704;visibility:visible;mso-wrap-style:square;v-text-anchor:middle" o:gfxdata="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" fillcolor="#5b9bd5 [3204]" strokecolor="#1f4d78 [1604]" strokeweight="1pt">
-                    <v:stroke joinstyle="miter"/>
-                  </v:oval>
-                  <v:shape id="Diagonal Stripe 70" o:spid="_x0000_s1074" style="position:absolute;left:3227;top:150;width:4251;height:4291;rotation:8852325fd;visibility:visible;mso-wrap-style:square;v-text-anchor:middle" coordsize="425063,429098" o:gfxdata="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" path="m,340940l337734,r87329,l,429098,,340940xe" fillcolor="#5b9bd5 [3204]" strokecolor="#1f4d78 [1604]" strokeweight="1pt">
-                    <v:stroke joinstyle="miter"/>
-                    <v:path arrowok="t" o:connecttype="custom" o:connectlocs="0,340940;337734,0;425063,0;0,429098;0,340940" o:connectangles="0,0,0,0,0"/>
-                  </v:shape>
-                  <v:rect id="Rectangle 71" o:spid="_x0000_s1075" style="position:absolute;left:6198;top:2298;width:457;height:4573;visibility:visible;mso-wrap-style:square;v-text-anchor:middle" o:gfxdata="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" fillcolor="#5b9bd5 [3204]" strokecolor="#1f4d78 [1604]" strokeweight="1pt"/>
-                  <v:rect id="Rectangle 72" o:spid="_x0000_s1076" style="position:absolute;left:5400;top:6907;width:1841;height:457;visibility:visible;mso-wrap-style:square;v-text-anchor:middle" o:gfxdata="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" fillcolor="#5b9bd5 [3204]" strokecolor="#1f4d78 [1604]" strokeweight="1pt"/>
-                  <v:shape id="Round Same Side Corner Rectangle 73" o:spid="_x0000_s1077" style="position:absolute;top:3131;width:3191;height:4233;visibility:visible;mso-wrap-style:square;v-text-anchor:middle" coordsize="319119,423239" o:gfxdata="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" path="m132967,r53185,c259588,,319119,59531,319119,132967r,290272l319119,423239,,423239r,l,132967c,59531,59531,,132967,xe" fillcolor="#5b9bd5 [3204]" strokecolor="#1f4d78 [1604]" strokeweight="1pt">
+                  <v:rect id="Rectangle 71" o:spid="_x0000_s1070" style="position:absolute;left:6198;top:2298;width:457;height:4573;visibility:visible;mso-wrap-style:square;v-text-anchor:middle" o:gfxdata="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" fillcolor="#77b64e [3033]" strokecolor="#70ad47 [3209]" strokeweight=".5pt">
+                    <v:fill color2="#6eaa46 [3177]" rotate="t" colors="0 #81b861;.5 #6fb242;1 #61a235" focus="100%" type="gradient">
+                      <o:fill v:ext="view" type="gradientUnscaled"/>
+                    </v:fill>
+                  </v:rect>
+                  <v:rect id="Rectangle 72" o:spid="_x0000_s1071" style="position:absolute;left:5400;top:6907;width:1841;height:457;visibility:visible;mso-wrap-style:square;v-text-anchor:middle" o:gfxdata="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" fillcolor="#77b64e [3033]" strokecolor="#70ad47 [3209]" strokeweight=".5pt">
+                    <v:fill color2="#6eaa46 [3177]" rotate="t" colors="0 #81b861;.5 #6fb242;1 #61a235" focus="100%" type="gradient">
+                      <o:fill v:ext="view" type="gradientUnscaled"/>
+                    </v:fill>
+                  </v:rect>
+                  <v:shape id="Round Same Side Corner Rectangle 73" o:spid="_x0000_s1072" style="position:absolute;top:3131;width:3191;height:4233;visibility:visible;mso-wrap-style:square;v-text-anchor:middle" coordsize="319119,423239" o:gfxdata="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" path="m132967,r53185,c259588,,319119,59531,319119,132967r,290272l319119,423239,,423239r,l,132967c,59531,59531,,132967,xe" fillcolor="#77b64e [3033]" strokecolor="#70ad47 [3209]" strokeweight=".5pt">
+                    <v:fill color2="#6eaa46 [3177]" rotate="t" colors="0 #81b861;.5 #6fb242;1 #61a235" focus="100%" type="gradient">
+                      <o:fill v:ext="view" type="gradientUnscaled"/>
+                    </v:fill>
                     <v:stroke joinstyle="miter"/>
                     <v:path arrowok="t" o:connecttype="custom" o:connectlocs="132967,0;186152,0;319119,132967;319119,423239;319119,423239;0,423239;0,423239;0,132967;132967,0" o:connectangles="0,0,0,0,0,0,0,0,0"/>
                   </v:shape>
@@ -2348,32 +5026,57 @@
                     <v:h position="#0,#1" xrange="0,10800" yrange="0,10800"/>
                   </v:handles>
                 </v:shapetype>
-                <v:shape id="Left-Right Arrow 74" o:spid="_x0000_s1078" type="#_x0000_t69" style="position:absolute;left:9320;top:18372;width:2823;height:1473;visibility:visible;mso-wrap-style:square;v-text-anchor:middle" o:gfxdata="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" adj="5635" fillcolor="#5b9bd5 [3204]" strokecolor="#1f4d78 [1604]" strokeweight="1pt"/>
-                <v:shape id="Left-Right Arrow 75" o:spid="_x0000_s1079" type="#_x0000_t69" style="position:absolute;left:19385;top:18340;width:2823;height:1473;visibility:visible;mso-wrap-style:square;v-text-anchor:middle" o:gfxdata="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" adj="5635" fillcolor="#5b9bd5 [3204]" strokecolor="#1f4d78 [1604]" strokeweight="1pt"/>
-                <v:shape id="Text Box 21" o:spid="_x0000_s1080" type="#_x0000_t202" style="position:absolute;left:3462;top:30287;width:7302;height:2572;visibility:visible;mso-wrap-style:square;v-text-anchor:top" o:gfxdata="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" filled="f" stroked="f" strokeweight=".5pt">
+                <v:shape id="Left-Right Arrow 74" o:spid="_x0000_s1073" type="#_x0000_t69" style="position:absolute;left:6637;top:16883;width:2743;height:1372;visibility:visible;mso-wrap-style:square;v-text-anchor:middle" o:gfxdata="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" adj="5400" fillcolor="#00b050" stroked="f" strokeweight="1pt">
+                  <v:fill color2="yellow" rotate="t" angle="90" focus="100%" type="gradient">
+                    <o:fill v:ext="view" type="gradientUnscaled"/>
+                  </v:fill>
+                </v:shape>
+                <v:shape id="Left-Right Arrow 75" o:spid="_x0000_s1074" type="#_x0000_t69" style="position:absolute;left:19028;top:17094;width:2743;height:1372;visibility:visible;mso-wrap-style:square;v-text-anchor:middle" o:gfxdata="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" adj="5400" fillcolor="yellow" stroked="f" strokeweight="1pt">
+                  <v:fill color2="#a5a5a5 [2092]" rotate="t" angle="90" focus="100%" type="gradient"/>
+                </v:shape>
+                <v:shape id="Text Box 21" o:spid="_x0000_s1075" type="#_x0000_t202" style="position:absolute;left:405;top:27809;width:8370;height:3579;visibility:visible;mso-wrap-style:square;v-text-anchor:top" o:gfxdata="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" filled="f" stroked="f" strokeweight=".5pt">
                   <v:textbox>
                     <w:txbxContent>
                       <w:p>
                         <w:pPr>
                           <w:pStyle w:val="NormalWeb"/>
                           <w:spacing w:before="0" w:beforeAutospacing="0" w:after="160" w:afterAutospacing="0" w:line="256" w:lineRule="auto"/>
+                          <w:jc w:val="center"/>
                           <w:rPr>
                             <w:rFonts w:asciiTheme="minorHAnsi" w:hAnsiTheme="minorHAnsi" w:cstheme="minorHAnsi"/>
-                            <w:sz w:val="22"/>
+                            <w:b/>
+                            <w:color w:val="92D050"/>
+                            <w:sz w:val="32"/>
+                            <w14:shadow w14:blurRad="38100" w14:dist="19050" w14:dir="2700000" w14:sx="100000" w14:sy="100000" w14:kx="0" w14:ky="0" w14:algn="tl">
+                              <w14:schemeClr w14:val="dk1">
+                                <w14:alpha w14:val="60000"/>
+                              </w14:schemeClr>
+                            </w14:shadow>
+                            <w14:textOutline w14:w="0" w14:cap="flat" w14:cmpd="sng" w14:algn="ctr">
+                              <w14:noFill/>
+                              <w14:prstDash w14:val="solid"/>
+                              <w14:round/>
+                            </w14:textOutline>
                           </w:rPr>
                         </w:pPr>
                         <w:r>
                           <w:rPr>
                             <w:rFonts w:asciiTheme="minorHAnsi" w:eastAsia="Calibri" w:hAnsiTheme="minorHAnsi" w:cstheme="minorHAnsi"/>
+                            <w:b/>
                             <w:shadow/>
-                            <w:color w:val="5B9BD5"/>
-                            <w:sz w:val="20"/>
+                            <w:color w:val="92D050"/>
+                            <w:sz w:val="28"/>
                             <w:szCs w:val="22"/>
-                            <w14:shadow w14:blurRad="38100" w14:dist="25400" w14:dir="5400000" w14:sx="100000" w14:sy="100000" w14:kx="0" w14:ky="0" w14:algn="ctr">
-                              <w14:srgbClr w14:val="6E747A">
-                                <w14:alpha w14:val="57000"/>
-                              </w14:srgbClr>
+                            <w14:shadow w14:blurRad="38100" w14:dist="19050" w14:dir="2700000" w14:sx="100000" w14:sy="100000" w14:kx="0" w14:ky="0" w14:algn="tl">
+                              <w14:schemeClr w14:val="dk1">
+                                <w14:alpha w14:val="60000"/>
+                              </w14:schemeClr>
                             </w14:shadow>
+                            <w14:textOutline w14:w="0" w14:cap="flat" w14:cmpd="sng" w14:algn="ctr">
+                              <w14:noFill/>
+                              <w14:prstDash w14:val="solid"/>
+                              <w14:round/>
+                            </w14:textOutline>
                           </w:rPr>
                           <w:t>Traders</w:t>
                         </w:r>
@@ -2381,8 +5084,8 @@
                     </w:txbxContent>
                   </v:textbox>
                 </v:shape>
-                <v:shape id="Left-Right Arrow 77" o:spid="_x0000_s1081" type="#_x0000_t69" style="position:absolute;left:876;top:42610;width:2820;height:1467;visibility:visible;mso-wrap-style:square;v-text-anchor:middle" o:gfxdata="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" adj="5619" fillcolor="#5b9bd5 [3204]" strokecolor="#1f4d78 [1604]" strokeweight="1pt"/>
-                <v:shape id="Text Box 21" o:spid="_x0000_s1082" type="#_x0000_t202" style="position:absolute;left:3591;top:41371;width:32767;height:3673;visibility:visible;mso-wrap-style:square;v-text-anchor:top" o:gfxdata="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" filled="f" stroked="f" strokeweight=".5pt">
+                <v:shape id="Left-Right Arrow 77" o:spid="_x0000_s1076" type="#_x0000_t69" style="position:absolute;left:405;top:47023;width:2819;height:1467;visibility:visible;mso-wrap-style:square;v-text-anchor:middle" o:gfxdata="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" adj="5619" fillcolor="#7f7f7f [1612]" stroked="f" strokeweight="1pt"/>
+                <v:shape id="Text Box 21" o:spid="_x0000_s1077" type="#_x0000_t202" style="position:absolute;left:2783;top:46066;width:32767;height:3673;visibility:visible;mso-wrap-style:square;v-text-anchor:top" o:gfxdata="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" filled="f" stroked="f" strokeweight=".5pt">
                   <v:textbox>
                     <w:txbxContent>
                       <w:p>
@@ -2392,6 +5095,7 @@
                           <w:jc w:val="center"/>
                           <w:rPr>
                             <w:rFonts w:asciiTheme="minorHAnsi" w:hAnsiTheme="minorHAnsi" w:cstheme="minorHAnsi"/>
+                            <w:color w:val="D9D9D9" w:themeColor="background1" w:themeShade="D9"/>
                             <w:sz w:val="18"/>
                           </w:rPr>
                         </w:pPr>
@@ -2399,7 +5103,7 @@
                           <w:rPr>
                             <w:rFonts w:asciiTheme="minorHAnsi" w:eastAsia="Calibri" w:hAnsiTheme="minorHAnsi" w:cstheme="minorHAnsi"/>
                             <w:shadow/>
-                            <w:color w:val="5B9BD5"/>
+                            <w:color w:val="D9D9D9" w:themeColor="background1" w:themeShade="D9"/>
                             <w:sz w:val="16"/>
                             <w:szCs w:val="22"/>
                             <w14:shadow w14:blurRad="38100" w14:dist="25400" w14:dir="5400000" w14:sx="100000" w14:sy="100000" w14:kx="0" w14:ky="0" w14:algn="ctr">
@@ -2414,7 +5118,7 @@
                           <w:rPr>
                             <w:rFonts w:asciiTheme="minorHAnsi" w:eastAsia="Calibri" w:hAnsiTheme="minorHAnsi" w:cstheme="minorHAnsi"/>
                             <w:shadow/>
-                            <w:color w:val="5B9BD5"/>
+                            <w:color w:val="D9D9D9" w:themeColor="background1" w:themeShade="D9"/>
                             <w:sz w:val="16"/>
                             <w:szCs w:val="22"/>
                             <w14:shadow w14:blurRad="38100" w14:dist="25400" w14:dir="5400000" w14:sx="100000" w14:sy="100000" w14:kx="0" w14:ky="0" w14:algn="ctr">
@@ -2430,28 +5134,1690 @@
                     </w:txbxContent>
                   </v:textbox>
                 </v:shape>
-                <v:line id="Straight Connector 86" o:spid="_x0000_s1083" style="position:absolute;visibility:visible;mso-wrap-style:square" from="10682,9296" to="10682,30068" o:connectortype="straight" o:gfxdata="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" strokecolor="#5b9bd5 [3204]" strokeweight=".5pt">
+                <v:line id="Straight Connector 86" o:spid="_x0000_s1078" style="position:absolute;visibility:visible;mso-wrap-style:square" from="8142,9084" to="8142,29857" o:connectortype="straight" o:gfxdata="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" strokecolor="gray [1629]" strokeweight=".5pt">
                   <v:stroke dashstyle="dash" joinstyle="miter"/>
                 </v:line>
-                <v:line id="Straight Connector 87" o:spid="_x0000_s1084" style="position:absolute;visibility:visible;mso-wrap-style:square" from="20888,9290" to="20888,30055" o:connectortype="straight" o:gfxdata="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" strokecolor="#5b9bd5 [3204]" strokeweight=".5pt">
+                <v:line id="Straight Connector 87" o:spid="_x0000_s1079" style="position:absolute;flip:x;visibility:visible;mso-wrap-style:square" from="20412,1266" to="20538,30330" o:connectortype="straight" o:gfxdata="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" strokecolor="gray [1629]" strokeweight=".5pt">
                   <v:stroke dashstyle="dash" joinstyle="miter"/>
                 </v:line>
-                <v:line id="Straight Connector 88" o:spid="_x0000_s1085" style="position:absolute;visibility:visible;mso-wrap-style:square" from="31154,9295" to="31154,30053" o:connectortype="straight" o:gfxdata="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" strokecolor="#5b9bd5 [3204]" strokeweight=".5pt">
+                <v:line id="Straight Connector 88" o:spid="_x0000_s1080" style="position:absolute;visibility:visible;mso-wrap-style:square" from="30748,1356" to="30748,30617" o:connectortype="straight" o:gfxdata="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" strokecolor="gray [1629]" strokeweight=".5pt">
                   <v:stroke dashstyle="dash" joinstyle="miter"/>
                 </v:line>
-                <v:shape id="Left-Right Arrow 89" o:spid="_x0000_s1086" type="#_x0000_t69" style="position:absolute;left:29784;top:18340;width:2819;height:1466;visibility:visible;mso-wrap-style:square;v-text-anchor:middle" o:gfxdata="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" adj="5619" fillcolor="#5b9bd5 [3204]" strokecolor="#1f4d78 [1604]" strokeweight="1pt"/>
-                <v:line id="Straight Connector 105" o:spid="_x0000_s1087" style="position:absolute;visibility:visible;mso-wrap-style:square" from="3129,32771" to="42406,32771" o:connectortype="straight" o:gfxdata="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" strokecolor="#5b9bd5 [3204]" strokeweight=".5pt">
+                <v:shape id="Left-Right Arrow 89" o:spid="_x0000_s1081" type="#_x0000_t69" style="position:absolute;left:29427;top:17094;width:2743;height:1371;visibility:visible;mso-wrap-style:square;v-text-anchor:middle" o:gfxdata="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" adj="5400" fillcolor="#a5a5a5 [2092]" stroked="f" strokeweight="1pt">
+                  <v:fill color2="#4472c4 [3208]" angle="90" focus="100%" type="gradient"/>
+                </v:shape>
+                <v:shapetype id="_x0000_t47" coordsize="21600,21600" o:spt="47" adj="-8280,24300,-1800,4050" path="m@0@1l@2@3nfem,l21600,r,21600l,21600xe">
                   <v:stroke joinstyle="miter"/>
+                  <v:formulas>
+                    <v:f eqn="val #0"/>
+                    <v:f eqn="val #1"/>
+                    <v:f eqn="val #2"/>
+                    <v:f eqn="val #3"/>
+                  </v:formulas>
+                  <v:path arrowok="t" o:extrusionok="f" gradientshapeok="t" o:connecttype="custom" o:connectlocs="@0,@1;10800,0;10800,21600;0,10800;21600,10800"/>
+                  <v:handles>
+                    <v:h position="#0,#1"/>
+                    <v:h position="#2,#3"/>
+                  </v:handles>
+                  <o:callout v:ext="edit" type="oneSegment" on="t"/>
+                </v:shapetype>
+                <v:shape id="Line Callout 1 3" o:spid="_x0000_s1082" type="#_x0000_t47" style="position:absolute;left:1165;top:3359;width:8760;height:4745;visibility:visible;mso-wrap-style:square;v-text-anchor:middle" o:gfxdata="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" adj="29085,42496,21330,22873" filled="f" strokecolor="yellow" strokeweight="1pt">
+                  <v:textbox>
+                    <w:txbxContent>
+                      <w:p>
+                        <w:pPr>
+                          <w:jc w:val="center"/>
+                          <w:rPr>
+                            <w:rFonts w:asciiTheme="majorHAnsi" w:hAnsiTheme="majorHAnsi" w:cstheme="majorHAnsi"/>
+                            <w:color w:val="FFC000"/>
+                            <w:sz w:val="16"/>
+                          </w:rPr>
+                        </w:pPr>
+                        <w:r>
+                          <w:rPr>
+                            <w:rFonts w:asciiTheme="majorHAnsi" w:hAnsiTheme="majorHAnsi" w:cstheme="majorHAnsi"/>
+                            <w:color w:val="FFC000"/>
+                            <w:sz w:val="16"/>
+                          </w:rPr>
+                          <w:t>Provides trading platform to traders</w:t>
+                        </w:r>
+                      </w:p>
+                      <w:p>
+                        <w:pPr>
+                          <w:jc w:val="center"/>
+                          <w:rPr>
+                            <w:color w:val="FFC000"/>
+                          </w:rPr>
+                        </w:pPr>
+                      </w:p>
+                    </w:txbxContent>
+                  </v:textbox>
+                  <o:callout v:ext="edit" minusx="t" minusy="t"/>
+                </v:shape>
+                <v:rect id="Rectangle 4" o:spid="_x0000_s1083" style="position:absolute;left:33127;top:6189;width:55958;height:24427;visibility:visible;mso-wrap-style:square;v-text-anchor:top" o:gfxdata="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" fillcolor="#4f7ac7 [3032]" stroked="f">
+                  <v:fill color2="#416fc3 [3176]" rotate="t" colors="0 #6083cb;.5 #3e70ca;1 #2e61ba" focus="100%" type="gradient">
+                    <o:fill v:ext="view" type="gradientUnscaled"/>
+                  </v:fill>
+                  <v:shadow on="t" color="black" opacity="41287f" offset="0,1.5pt"/>
+                  <v:textbox>
+                    <w:txbxContent>
+                      <w:p>
+                        <w:pPr>
+                          <w:jc w:val="center"/>
+                          <w:rPr>
+                            <w:color w:val="002060"/>
+                          </w:rPr>
+                        </w:pPr>
+                        <w:r>
+                          <w:rPr>
+                            <w:color w:val="002060"/>
+                          </w:rPr>
+                          <w:t>Market</w:t>
+                        </w:r>
+                        <w:r>
+                          <w:rPr>
+                            <w:color w:val="002060"/>
+                          </w:rPr>
+                          <w:t xml:space="preserve"> Data Application (</w:t>
+                        </w:r>
+                        <w:r>
+                          <w:rPr>
+                            <w:color w:val="002060"/>
+                          </w:rPr>
+                          <w:t xml:space="preserve">MDA </w:t>
+                        </w:r>
+                        <w:r>
+                          <w:rPr>
+                            <w:color w:val="002060"/>
+                          </w:rPr>
+                          <w:t>Client)</w:t>
+                        </w:r>
+                      </w:p>
+                      <w:tbl>
+                        <w:tblPr>
+                          <w:tblStyle w:val="TableGrid"/>
+                          <w:tblW w:w="0" w:type="auto"/>
+                          <w:tblInd w:w="-5" w:type="dxa"/>
+                          <w:tblBorders>
+                            <w:top w:val="single" w:sz="4" w:space="0" w:color="5B9BD5" w:themeColor="accent1"/>
+                            <w:left w:val="single" w:sz="4" w:space="0" w:color="5B9BD5" w:themeColor="accent1"/>
+                            <w:bottom w:val="single" w:sz="4" w:space="0" w:color="5B9BD5" w:themeColor="accent1"/>
+                            <w:right w:val="single" w:sz="4" w:space="0" w:color="5B9BD5" w:themeColor="accent1"/>
+                            <w:insideH w:val="single" w:sz="4" w:space="0" w:color="5B9BD5" w:themeColor="accent1"/>
+                            <w:insideV w:val="single" w:sz="4" w:space="0" w:color="5B9BD5" w:themeColor="accent1"/>
+                          </w:tblBorders>
+                          <w:tblLook w:val="04A0" w:firstRow="1" w:lastRow="0" w:firstColumn="1" w:lastColumn="0" w:noHBand="0" w:noVBand="1"/>
+                        </w:tblPr>
+                        <w:tblGrid>
+                          <w:gridCol w:w="318"/>
+                          <w:gridCol w:w="2275"/>
+                          <w:gridCol w:w="5553"/>
+                        </w:tblGrid>
+                        <w:tr>
+                          <w:trPr>
+                            <w:trHeight w:val="240"/>
+                          </w:trPr>
+                          <w:tc>
+                            <w:tcPr>
+                              <w:tcW w:w="0" w:type="auto"/>
+                              <w:vMerge w:val="restart"/>
+                            </w:tcPr>
+                            <w:p>
+                              <w:pPr>
+                                <w:rPr>
+                                  <w:rFonts w:asciiTheme="majorHAnsi" w:hAnsiTheme="majorHAnsi" w:cstheme="majorHAnsi"/>
+                                  <w:color w:val="002060"/>
+                                  <w:sz w:val="20"/>
+                                  <w:szCs w:val="16"/>
+                                </w:rPr>
+                              </w:pPr>
+                              <w:r>
+                                <w:rPr>
+                                  <w:rFonts w:asciiTheme="majorHAnsi" w:hAnsiTheme="majorHAnsi" w:cstheme="majorHAnsi"/>
+                                  <w:color w:val="002060"/>
+                                  <w:sz w:val="20"/>
+                                  <w:szCs w:val="16"/>
+                                </w:rPr>
+                                <w:t>1</w:t>
+                              </w:r>
+                            </w:p>
+                          </w:tc>
+                          <w:tc>
+                            <w:tcPr>
+                              <w:tcW w:w="0" w:type="auto"/>
+                            </w:tcPr>
+                            <w:p>
+                              <w:pPr>
+                                <w:rPr>
+                                  <w:rFonts w:asciiTheme="majorHAnsi" w:hAnsiTheme="majorHAnsi" w:cstheme="majorHAnsi"/>
+                                  <w:color w:val="002060"/>
+                                  <w:sz w:val="20"/>
+                                  <w:szCs w:val="16"/>
+                                </w:rPr>
+                              </w:pPr>
+                              <w:r>
+                                <w:rPr>
+                                  <w:rFonts w:asciiTheme="majorHAnsi" w:hAnsiTheme="majorHAnsi" w:cstheme="majorHAnsi"/>
+                                  <w:color w:val="002060"/>
+                                  <w:sz w:val="20"/>
+                                  <w:szCs w:val="16"/>
+                                </w:rPr>
+                                <w:t>Network Management</w:t>
+                              </w:r>
+                            </w:p>
+                          </w:tc>
+                          <w:tc>
+                            <w:tcPr>
+                              <w:tcW w:w="0" w:type="auto"/>
+                            </w:tcPr>
+                            <w:p>
+                              <w:pPr>
+                                <w:rPr>
+                                  <w:rFonts w:asciiTheme="majorHAnsi" w:hAnsiTheme="majorHAnsi" w:cstheme="majorHAnsi"/>
+                                  <w:color w:val="002060"/>
+                                  <w:sz w:val="20"/>
+                                  <w:szCs w:val="16"/>
+                                </w:rPr>
+                              </w:pPr>
+                              <w:r>
+                                <w:rPr>
+                                  <w:rFonts w:asciiTheme="majorHAnsi" w:hAnsiTheme="majorHAnsi" w:cstheme="majorHAnsi"/>
+                                  <w:color w:val="002060"/>
+                                  <w:sz w:val="20"/>
+                                  <w:szCs w:val="16"/>
+                                </w:rPr>
+                                <w:t>TCP, UDP, Unicast, Multicast etc.</w:t>
+                              </w:r>
+                            </w:p>
+                          </w:tc>
+                        </w:tr>
+                        <w:tr>
+                          <w:trPr>
+                            <w:trHeight w:val="268"/>
+                          </w:trPr>
+                          <w:tc>
+                            <w:tcPr>
+                              <w:tcW w:w="0" w:type="auto"/>
+                              <w:vMerge/>
+                            </w:tcPr>
+                            <w:p>
+                              <w:pPr>
+                                <w:rPr>
+                                  <w:rFonts w:asciiTheme="majorHAnsi" w:hAnsiTheme="majorHAnsi" w:cstheme="majorHAnsi"/>
+                                  <w:color w:val="002060"/>
+                                  <w:sz w:val="20"/>
+                                  <w:szCs w:val="16"/>
+                                </w:rPr>
+                              </w:pPr>
+                            </w:p>
+                          </w:tc>
+                          <w:tc>
+                            <w:tcPr>
+                              <w:tcW w:w="0" w:type="auto"/>
+                            </w:tcPr>
+                            <w:p>
+                              <w:pPr>
+                                <w:rPr>
+                                  <w:rFonts w:asciiTheme="majorHAnsi" w:hAnsiTheme="majorHAnsi" w:cstheme="majorHAnsi"/>
+                                  <w:color w:val="002060"/>
+                                  <w:sz w:val="20"/>
+                                  <w:szCs w:val="16"/>
+                                </w:rPr>
+                              </w:pPr>
+                              <w:r>
+                                <w:rPr>
+                                  <w:rFonts w:asciiTheme="majorHAnsi" w:hAnsiTheme="majorHAnsi" w:cstheme="majorHAnsi"/>
+                                  <w:color w:val="002060"/>
+                                  <w:sz w:val="20"/>
+                                  <w:szCs w:val="16"/>
+                                </w:rPr>
+                                <w:t>Session Management</w:t>
+                              </w:r>
+                            </w:p>
+                          </w:tc>
+                          <w:tc>
+                            <w:tcPr>
+                              <w:tcW w:w="0" w:type="auto"/>
+                            </w:tcPr>
+                            <w:p>
+                              <w:pPr>
+                                <w:rPr>
+                                  <w:rFonts w:asciiTheme="majorHAnsi" w:hAnsiTheme="majorHAnsi" w:cstheme="majorHAnsi"/>
+                                  <w:color w:val="002060"/>
+                                  <w:sz w:val="20"/>
+                                  <w:szCs w:val="16"/>
+                                </w:rPr>
+                              </w:pPr>
+                              <w:r>
+                                <w:rPr>
+                                  <w:rFonts w:asciiTheme="majorHAnsi" w:hAnsiTheme="majorHAnsi" w:cstheme="majorHAnsi"/>
+                                  <w:color w:val="002060"/>
+                                  <w:sz w:val="20"/>
+                                  <w:szCs w:val="16"/>
+                                </w:rPr>
+                                <w:t>login, Logout Reconnect etc.</w:t>
+                              </w:r>
+                            </w:p>
+                          </w:tc>
+                        </w:tr>
+                        <w:tr>
+                          <w:trPr>
+                            <w:trHeight w:val="254"/>
+                          </w:trPr>
+                          <w:tc>
+                            <w:tcPr>
+                              <w:tcW w:w="0" w:type="auto"/>
+                              <w:vMerge/>
+                            </w:tcPr>
+                            <w:p>
+                              <w:pPr>
+                                <w:rPr>
+                                  <w:rFonts w:asciiTheme="majorHAnsi" w:hAnsiTheme="majorHAnsi" w:cstheme="majorHAnsi"/>
+                                  <w:color w:val="002060"/>
+                                  <w:sz w:val="20"/>
+                                  <w:szCs w:val="16"/>
+                                </w:rPr>
+                              </w:pPr>
+                            </w:p>
+                          </w:tc>
+                          <w:tc>
+                            <w:tcPr>
+                              <w:tcW w:w="0" w:type="auto"/>
+                            </w:tcPr>
+                            <w:p>
+                              <w:pPr>
+                                <w:rPr>
+                                  <w:rFonts w:asciiTheme="majorHAnsi" w:hAnsiTheme="majorHAnsi" w:cstheme="majorHAnsi"/>
+                                  <w:color w:val="002060"/>
+                                  <w:sz w:val="20"/>
+                                  <w:szCs w:val="16"/>
+                                </w:rPr>
+                              </w:pPr>
+                              <w:r>
+                                <w:rPr>
+                                  <w:rFonts w:asciiTheme="majorHAnsi" w:hAnsiTheme="majorHAnsi" w:cstheme="majorHAnsi"/>
+                                  <w:color w:val="002060"/>
+                                  <w:sz w:val="20"/>
+                                  <w:szCs w:val="16"/>
+                                </w:rPr>
+                                <w:t>Protocol Management</w:t>
+                              </w:r>
+                            </w:p>
+                          </w:tc>
+                          <w:tc>
+                            <w:tcPr>
+                              <w:tcW w:w="0" w:type="auto"/>
+                            </w:tcPr>
+                            <w:p>
+                              <w:pPr>
+                                <w:rPr>
+                                  <w:rFonts w:asciiTheme="majorHAnsi" w:hAnsiTheme="majorHAnsi" w:cstheme="majorHAnsi"/>
+                                  <w:color w:val="002060"/>
+                                  <w:sz w:val="20"/>
+                                  <w:szCs w:val="16"/>
+                                </w:rPr>
+                              </w:pPr>
+                              <w:r>
+                                <w:rPr>
+                                  <w:rFonts w:asciiTheme="majorHAnsi" w:hAnsiTheme="majorHAnsi" w:cstheme="majorHAnsi"/>
+                                  <w:color w:val="002060"/>
+                                  <w:sz w:val="20"/>
+                                  <w:szCs w:val="16"/>
+                                </w:rPr>
+                                <w:t xml:space="preserve">FIX, ITCH, TIP, </w:t>
+                              </w:r>
+                              <w:proofErr w:type="spellStart"/>
+                              <w:r>
+                                <w:rPr>
+                                  <w:rFonts w:asciiTheme="majorHAnsi" w:hAnsiTheme="majorHAnsi" w:cstheme="majorHAnsi"/>
+                                  <w:color w:val="002060"/>
+                                  <w:sz w:val="20"/>
+                                  <w:szCs w:val="16"/>
+                                </w:rPr>
+                                <w:t>SoupBinTCP</w:t>
+                              </w:r>
+                              <w:proofErr w:type="spellEnd"/>
+                              <w:r>
+                                <w:rPr>
+                                  <w:rFonts w:asciiTheme="majorHAnsi" w:hAnsiTheme="majorHAnsi" w:cstheme="majorHAnsi"/>
+                                  <w:color w:val="002060"/>
+                                  <w:sz w:val="20"/>
+                                  <w:szCs w:val="16"/>
+                                </w:rPr>
+                                <w:t xml:space="preserve"> and many such</w:t>
+                              </w:r>
+                            </w:p>
+                          </w:tc>
+                        </w:tr>
+                        <w:tr>
+                          <w:trPr>
+                            <w:trHeight w:val="268"/>
+                          </w:trPr>
+                          <w:tc>
+                            <w:tcPr>
+                              <w:tcW w:w="0" w:type="auto"/>
+                              <w:vMerge/>
+                            </w:tcPr>
+                            <w:p>
+                              <w:pPr>
+                                <w:rPr>
+                                  <w:rFonts w:asciiTheme="majorHAnsi" w:hAnsiTheme="majorHAnsi" w:cstheme="majorHAnsi"/>
+                                  <w:color w:val="002060"/>
+                                  <w:sz w:val="20"/>
+                                  <w:szCs w:val="16"/>
+                                </w:rPr>
+                              </w:pPr>
+                            </w:p>
+                          </w:tc>
+                          <w:tc>
+                            <w:tcPr>
+                              <w:tcW w:w="0" w:type="auto"/>
+                            </w:tcPr>
+                            <w:p>
+                              <w:pPr>
+                                <w:rPr>
+                                  <w:rFonts w:asciiTheme="majorHAnsi" w:hAnsiTheme="majorHAnsi" w:cstheme="majorHAnsi"/>
+                                  <w:color w:val="002060"/>
+                                  <w:sz w:val="20"/>
+                                  <w:szCs w:val="16"/>
+                                </w:rPr>
+                              </w:pPr>
+                              <w:r>
+                                <w:rPr>
+                                  <w:rFonts w:asciiTheme="majorHAnsi" w:hAnsiTheme="majorHAnsi" w:cstheme="majorHAnsi"/>
+                                  <w:color w:val="002060"/>
+                                  <w:sz w:val="20"/>
+                                  <w:szCs w:val="16"/>
+                                </w:rPr>
+                                <w:t>Data Formats</w:t>
+                              </w:r>
+                            </w:p>
+                          </w:tc>
+                          <w:tc>
+                            <w:tcPr>
+                              <w:tcW w:w="0" w:type="auto"/>
+                            </w:tcPr>
+                            <w:p>
+                              <w:pPr>
+                                <w:rPr>
+                                  <w:rFonts w:asciiTheme="majorHAnsi" w:hAnsiTheme="majorHAnsi" w:cstheme="majorHAnsi"/>
+                                  <w:color w:val="002060"/>
+                                  <w:sz w:val="20"/>
+                                  <w:szCs w:val="16"/>
+                                </w:rPr>
+                              </w:pPr>
+                              <w:r>
+                                <w:rPr>
+                                  <w:rFonts w:asciiTheme="majorHAnsi" w:hAnsiTheme="majorHAnsi" w:cstheme="majorHAnsi"/>
+                                  <w:color w:val="002060"/>
+                                  <w:sz w:val="20"/>
+                                  <w:szCs w:val="16"/>
+                                </w:rPr>
+                                <w:t xml:space="preserve">Text, Binary, </w:t>
+                              </w:r>
+                              <w:proofErr w:type="spellStart"/>
+                              <w:r>
+                                <w:rPr>
+                                  <w:rFonts w:asciiTheme="majorHAnsi" w:hAnsiTheme="majorHAnsi" w:cstheme="majorHAnsi"/>
+                                  <w:color w:val="002060"/>
+                                  <w:sz w:val="20"/>
+                                  <w:szCs w:val="16"/>
+                                </w:rPr>
+                                <w:t>Endian’ness</w:t>
+                              </w:r>
+                              <w:proofErr w:type="spellEnd"/>
+                              <w:r>
+                                <w:rPr>
+                                  <w:rFonts w:asciiTheme="majorHAnsi" w:hAnsiTheme="majorHAnsi" w:cstheme="majorHAnsi"/>
+                                  <w:color w:val="002060"/>
+                                  <w:sz w:val="20"/>
+                                  <w:szCs w:val="16"/>
+                                </w:rPr>
+                                <w:t>, Compression etc.</w:t>
+                              </w:r>
+                            </w:p>
+                          </w:tc>
+                        </w:tr>
+                        <w:tr>
+                          <w:trPr>
+                            <w:trHeight w:val="254"/>
+                          </w:trPr>
+                          <w:tc>
+                            <w:tcPr>
+                              <w:tcW w:w="0" w:type="auto"/>
+                              <w:vMerge/>
+                            </w:tcPr>
+                            <w:p>
+                              <w:pPr>
+                                <w:rPr>
+                                  <w:rFonts w:asciiTheme="majorHAnsi" w:hAnsiTheme="majorHAnsi" w:cstheme="majorHAnsi"/>
+                                  <w:color w:val="002060"/>
+                                  <w:sz w:val="20"/>
+                                  <w:szCs w:val="16"/>
+                                </w:rPr>
+                              </w:pPr>
+                            </w:p>
+                          </w:tc>
+                          <w:tc>
+                            <w:tcPr>
+                              <w:tcW w:w="0" w:type="auto"/>
+                            </w:tcPr>
+                            <w:p>
+                              <w:pPr>
+                                <w:rPr>
+                                  <w:rFonts w:asciiTheme="majorHAnsi" w:hAnsiTheme="majorHAnsi" w:cstheme="majorHAnsi"/>
+                                  <w:color w:val="002060"/>
+                                  <w:sz w:val="20"/>
+                                  <w:szCs w:val="16"/>
+                                </w:rPr>
+                              </w:pPr>
+                              <w:r>
+                                <w:rPr>
+                                  <w:rFonts w:asciiTheme="majorHAnsi" w:hAnsiTheme="majorHAnsi" w:cstheme="majorHAnsi"/>
+                                  <w:color w:val="002060"/>
+                                  <w:sz w:val="20"/>
+                                  <w:szCs w:val="16"/>
+                                </w:rPr>
+                                <w:t>Messaging</w:t>
+                              </w:r>
+                            </w:p>
+                          </w:tc>
+                          <w:tc>
+                            <w:tcPr>
+                              <w:tcW w:w="0" w:type="auto"/>
+                            </w:tcPr>
+                            <w:p>
+                              <w:pPr>
+                                <w:rPr>
+                                  <w:rFonts w:asciiTheme="majorHAnsi" w:hAnsiTheme="majorHAnsi" w:cstheme="majorHAnsi"/>
+                                  <w:color w:val="002060"/>
+                                  <w:sz w:val="20"/>
+                                  <w:szCs w:val="16"/>
+                                </w:rPr>
+                              </w:pPr>
+                              <w:r>
+                                <w:rPr>
+                                  <w:rFonts w:asciiTheme="majorHAnsi" w:hAnsiTheme="majorHAnsi" w:cstheme="majorHAnsi"/>
+                                  <w:color w:val="002060"/>
+                                  <w:sz w:val="20"/>
+                                  <w:szCs w:val="16"/>
+                                </w:rPr>
+                                <w:t>Administrative, Symbols, Status, Trade</w:t>
+                              </w:r>
+                              <w:r>
+                                <w:rPr>
+                                  <w:rFonts w:asciiTheme="majorHAnsi" w:hAnsiTheme="majorHAnsi" w:cstheme="majorHAnsi"/>
+                                  <w:color w:val="002060"/>
+                                  <w:sz w:val="20"/>
+                                  <w:szCs w:val="16"/>
+                                </w:rPr>
+                                <w:t>, News</w:t>
+                              </w:r>
+                              <w:r>
+                                <w:rPr>
+                                  <w:rFonts w:asciiTheme="majorHAnsi" w:hAnsiTheme="majorHAnsi" w:cstheme="majorHAnsi"/>
+                                  <w:color w:val="002060"/>
+                                  <w:sz w:val="20"/>
+                                  <w:szCs w:val="16"/>
+                                </w:rPr>
+                                <w:t xml:space="preserve"> and other types</w:t>
+                              </w:r>
+                            </w:p>
+                          </w:tc>
+                        </w:tr>
+                        <w:tr>
+                          <w:trPr>
+                            <w:trHeight w:val="254"/>
+                          </w:trPr>
+                          <w:tc>
+                            <w:tcPr>
+                              <w:tcW w:w="0" w:type="auto"/>
+                              <w:vMerge w:val="restart"/>
+                            </w:tcPr>
+                            <w:p>
+                              <w:pPr>
+                                <w:rPr>
+                                  <w:rFonts w:asciiTheme="majorHAnsi" w:eastAsia="Calibri" w:hAnsiTheme="majorHAnsi" w:cstheme="majorHAnsi"/>
+                                  <w:color w:val="002060"/>
+                                  <w:sz w:val="20"/>
+                                  <w:szCs w:val="16"/>
+                                </w:rPr>
+                              </w:pPr>
+                              <w:r>
+                                <w:rPr>
+                                  <w:rFonts w:asciiTheme="majorHAnsi" w:eastAsia="Calibri" w:hAnsiTheme="majorHAnsi" w:cstheme="majorHAnsi"/>
+                                  <w:color w:val="002060"/>
+                                  <w:sz w:val="20"/>
+                                  <w:szCs w:val="16"/>
+                                </w:rPr>
+                                <w:t>2</w:t>
+                              </w:r>
+                            </w:p>
+                          </w:tc>
+                          <w:tc>
+                            <w:tcPr>
+                              <w:tcW w:w="0" w:type="auto"/>
+                            </w:tcPr>
+                            <w:p>
+                              <w:pPr>
+                                <w:rPr>
+                                  <w:rFonts w:asciiTheme="majorHAnsi" w:hAnsiTheme="majorHAnsi" w:cstheme="majorHAnsi"/>
+                                  <w:color w:val="002060"/>
+                                  <w:sz w:val="20"/>
+                                  <w:szCs w:val="16"/>
+                                </w:rPr>
+                              </w:pPr>
+                              <w:r>
+                                <w:rPr>
+                                  <w:rFonts w:asciiTheme="majorHAnsi" w:eastAsia="Calibri" w:hAnsiTheme="majorHAnsi" w:cstheme="majorHAnsi"/>
+                                  <w:color w:val="002060"/>
+                                  <w:sz w:val="20"/>
+                                  <w:szCs w:val="16"/>
+                                </w:rPr>
+                                <w:t>Decoding</w:t>
+                              </w:r>
+                            </w:p>
+                          </w:tc>
+                          <w:tc>
+                            <w:tcPr>
+                              <w:tcW w:w="0" w:type="auto"/>
+                            </w:tcPr>
+                            <w:p>
+                              <w:pPr>
+                                <w:rPr>
+                                  <w:rFonts w:asciiTheme="majorHAnsi" w:hAnsiTheme="majorHAnsi" w:cstheme="majorHAnsi"/>
+                                  <w:color w:val="002060"/>
+                                  <w:sz w:val="20"/>
+                                  <w:szCs w:val="16"/>
+                                </w:rPr>
+                              </w:pPr>
+                              <w:r>
+                                <w:rPr>
+                                  <w:rFonts w:asciiTheme="majorHAnsi" w:eastAsia="Calibri" w:hAnsiTheme="majorHAnsi" w:cstheme="majorHAnsi"/>
+                                  <w:color w:val="002060"/>
+                                  <w:sz w:val="20"/>
+                                  <w:szCs w:val="16"/>
+                                </w:rPr>
+                                <w:t xml:space="preserve">Parse, </w:t>
+                              </w:r>
+                              <w:proofErr w:type="spellStart"/>
+                              <w:r>
+                                <w:rPr>
+                                  <w:rFonts w:asciiTheme="majorHAnsi" w:eastAsia="Calibri" w:hAnsiTheme="majorHAnsi" w:cstheme="majorHAnsi"/>
+                                  <w:color w:val="002060"/>
+                                  <w:sz w:val="20"/>
+                                  <w:szCs w:val="16"/>
+                                </w:rPr>
+                                <w:t>Demux</w:t>
+                              </w:r>
+                              <w:proofErr w:type="spellEnd"/>
+                              <w:r>
+                                <w:rPr>
+                                  <w:rFonts w:asciiTheme="majorHAnsi" w:eastAsia="Calibri" w:hAnsiTheme="majorHAnsi" w:cstheme="majorHAnsi"/>
+                                  <w:color w:val="002060"/>
+                                  <w:sz w:val="20"/>
+                                  <w:szCs w:val="16"/>
+                                </w:rPr>
+                                <w:t>., Decode, Extract important Fields etc.</w:t>
+                              </w:r>
+                            </w:p>
+                          </w:tc>
+                        </w:tr>
+                        <w:tr>
+                          <w:trPr>
+                            <w:trHeight w:val="254"/>
+                          </w:trPr>
+                          <w:tc>
+                            <w:tcPr>
+                              <w:tcW w:w="0" w:type="auto"/>
+                              <w:vMerge/>
+                            </w:tcPr>
+                            <w:p>
+                              <w:pPr>
+                                <w:rPr>
+                                  <w:rFonts w:asciiTheme="majorHAnsi" w:eastAsia="Calibri" w:hAnsiTheme="majorHAnsi" w:cstheme="majorHAnsi"/>
+                                  <w:color w:val="002060"/>
+                                  <w:sz w:val="20"/>
+                                  <w:szCs w:val="16"/>
+                                </w:rPr>
+                              </w:pPr>
+                            </w:p>
+                          </w:tc>
+                          <w:tc>
+                            <w:tcPr>
+                              <w:tcW w:w="0" w:type="auto"/>
+                            </w:tcPr>
+                            <w:p>
+                              <w:pPr>
+                                <w:rPr>
+                                  <w:rFonts w:asciiTheme="majorHAnsi" w:eastAsia="Calibri" w:hAnsiTheme="majorHAnsi" w:cstheme="majorHAnsi"/>
+                                  <w:color w:val="002060"/>
+                                  <w:sz w:val="20"/>
+                                  <w:szCs w:val="16"/>
+                                </w:rPr>
+                              </w:pPr>
+                              <w:r>
+                                <w:rPr>
+                                  <w:rFonts w:asciiTheme="majorHAnsi" w:eastAsia="Calibri" w:hAnsiTheme="majorHAnsi" w:cstheme="majorHAnsi"/>
+                                  <w:color w:val="002060"/>
+                                  <w:sz w:val="20"/>
+                                  <w:szCs w:val="16"/>
+                                </w:rPr>
+                                <w:t>Recovery</w:t>
+                              </w:r>
+                            </w:p>
+                          </w:tc>
+                          <w:tc>
+                            <w:tcPr>
+                              <w:tcW w:w="0" w:type="auto"/>
+                            </w:tcPr>
+                            <w:p>
+                              <w:pPr>
+                                <w:rPr>
+                                  <w:rFonts w:asciiTheme="majorHAnsi" w:eastAsia="Calibri" w:hAnsiTheme="majorHAnsi" w:cstheme="majorHAnsi"/>
+                                  <w:color w:val="002060"/>
+                                  <w:sz w:val="20"/>
+                                  <w:szCs w:val="16"/>
+                                </w:rPr>
+                              </w:pPr>
+                              <w:r>
+                                <w:rPr>
+                                  <w:rFonts w:asciiTheme="majorHAnsi" w:eastAsia="Calibri" w:hAnsiTheme="majorHAnsi" w:cstheme="majorHAnsi"/>
+                                  <w:color w:val="002060"/>
+                                  <w:sz w:val="20"/>
+                                  <w:szCs w:val="16"/>
+                                </w:rPr>
+                                <w:t>Gap Analysis, Recovery mechanism etc.</w:t>
+                              </w:r>
+                            </w:p>
+                          </w:tc>
+                        </w:tr>
+                        <w:tr>
+                          <w:trPr>
+                            <w:trHeight w:val="254"/>
+                          </w:trPr>
+                          <w:tc>
+                            <w:tcPr>
+                              <w:tcW w:w="0" w:type="auto"/>
+                            </w:tcPr>
+                            <w:p>
+                              <w:pPr>
+                                <w:rPr>
+                                  <w:rFonts w:asciiTheme="majorHAnsi" w:hAnsiTheme="majorHAnsi" w:cstheme="majorHAnsi"/>
+                                  <w:color w:val="002060"/>
+                                  <w:sz w:val="20"/>
+                                  <w:szCs w:val="16"/>
+                                </w:rPr>
+                              </w:pPr>
+                              <w:r>
+                                <w:rPr>
+                                  <w:rFonts w:asciiTheme="majorHAnsi" w:hAnsiTheme="majorHAnsi" w:cstheme="majorHAnsi"/>
+                                  <w:color w:val="002060"/>
+                                  <w:sz w:val="20"/>
+                                  <w:szCs w:val="16"/>
+                                </w:rPr>
+                                <w:t>3</w:t>
+                              </w:r>
+                            </w:p>
+                          </w:tc>
+                          <w:tc>
+                            <w:tcPr>
+                              <w:tcW w:w="0" w:type="auto"/>
+                            </w:tcPr>
+                            <w:p>
+                              <w:pPr>
+                                <w:rPr>
+                                  <w:rFonts w:asciiTheme="majorHAnsi" w:hAnsiTheme="majorHAnsi" w:cstheme="majorHAnsi"/>
+                                  <w:color w:val="002060"/>
+                                  <w:sz w:val="20"/>
+                                  <w:szCs w:val="16"/>
+                                </w:rPr>
+                              </w:pPr>
+                              <w:r>
+                                <w:rPr>
+                                  <w:rFonts w:asciiTheme="majorHAnsi" w:hAnsiTheme="majorHAnsi" w:cstheme="majorHAnsi"/>
+                                  <w:color w:val="002060"/>
+                                  <w:sz w:val="20"/>
+                                  <w:szCs w:val="16"/>
+                                </w:rPr>
+                                <w:t>Lookup</w:t>
+                              </w:r>
+                              <w:r>
+                                <w:rPr>
+                                  <w:rFonts w:asciiTheme="majorHAnsi" w:hAnsiTheme="majorHAnsi" w:cstheme="majorHAnsi"/>
+                                  <w:color w:val="002060"/>
+                                  <w:sz w:val="20"/>
+                                  <w:szCs w:val="16"/>
+                                </w:rPr>
+                                <w:t xml:space="preserve"> &amp; Enrich</w:t>
+                              </w:r>
+                            </w:p>
+                          </w:tc>
+                          <w:tc>
+                            <w:tcPr>
+                              <w:tcW w:w="0" w:type="auto"/>
+                            </w:tcPr>
+                            <w:p>
+                              <w:pPr>
+                                <w:rPr>
+                                  <w:rFonts w:asciiTheme="majorHAnsi" w:hAnsiTheme="majorHAnsi" w:cstheme="majorHAnsi"/>
+                                  <w:color w:val="002060"/>
+                                  <w:sz w:val="20"/>
+                                  <w:szCs w:val="16"/>
+                                </w:rPr>
+                              </w:pPr>
+                              <w:r>
+                                <w:rPr>
+                                  <w:rFonts w:asciiTheme="majorHAnsi" w:hAnsiTheme="majorHAnsi" w:cstheme="majorHAnsi"/>
+                                  <w:color w:val="002060"/>
+                                  <w:sz w:val="20"/>
+                                  <w:szCs w:val="16"/>
+                                </w:rPr>
+                                <w:t xml:space="preserve">With more </w:t>
+                              </w:r>
+                              <w:r>
+                                <w:rPr>
+                                  <w:rFonts w:asciiTheme="majorHAnsi" w:hAnsiTheme="majorHAnsi" w:cstheme="majorHAnsi"/>
+                                  <w:color w:val="002060"/>
+                                  <w:sz w:val="20"/>
+                                  <w:szCs w:val="16"/>
+                                </w:rPr>
+                                <w:t xml:space="preserve">Instrument / Reference Data / Symbols / ISIN </w:t>
+                              </w:r>
+                            </w:p>
+                          </w:tc>
+                        </w:tr>
+                        <w:tr>
+                          <w:trPr>
+                            <w:trHeight w:val="240"/>
+                          </w:trPr>
+                          <w:tc>
+                            <w:tcPr>
+                              <w:tcW w:w="0" w:type="auto"/>
+                              <w:vMerge w:val="restart"/>
+                            </w:tcPr>
+                            <w:p>
+                              <w:pPr>
+                                <w:rPr>
+                                  <w:rFonts w:asciiTheme="majorHAnsi" w:hAnsiTheme="majorHAnsi" w:cstheme="majorHAnsi"/>
+                                  <w:color w:val="002060"/>
+                                  <w:sz w:val="20"/>
+                                  <w:szCs w:val="16"/>
+                                </w:rPr>
+                              </w:pPr>
+                              <w:r>
+                                <w:rPr>
+                                  <w:rFonts w:asciiTheme="majorHAnsi" w:hAnsiTheme="majorHAnsi" w:cstheme="majorHAnsi"/>
+                                  <w:color w:val="002060"/>
+                                  <w:sz w:val="20"/>
+                                  <w:szCs w:val="16"/>
+                                </w:rPr>
+                                <w:t>4</w:t>
+                              </w:r>
+                            </w:p>
+                          </w:tc>
+                          <w:tc>
+                            <w:tcPr>
+                              <w:tcW w:w="0" w:type="auto"/>
+                            </w:tcPr>
+                            <w:p>
+                              <w:pPr>
+                                <w:rPr>
+                                  <w:rFonts w:asciiTheme="majorHAnsi" w:hAnsiTheme="majorHAnsi" w:cstheme="majorHAnsi"/>
+                                  <w:color w:val="002060"/>
+                                  <w:sz w:val="20"/>
+                                  <w:szCs w:val="16"/>
+                                </w:rPr>
+                              </w:pPr>
+                              <w:r>
+                                <w:rPr>
+                                  <w:rFonts w:asciiTheme="majorHAnsi" w:hAnsiTheme="majorHAnsi" w:cstheme="majorHAnsi"/>
+                                  <w:color w:val="002060"/>
+                                  <w:sz w:val="20"/>
+                                  <w:szCs w:val="16"/>
+                                </w:rPr>
+                                <w:t>Order</w:t>
+                              </w:r>
+                              <w:r>
+                                <w:rPr>
+                                  <w:rFonts w:asciiTheme="majorHAnsi" w:hAnsiTheme="majorHAnsi" w:cstheme="majorHAnsi"/>
+                                  <w:color w:val="002060"/>
+                                  <w:sz w:val="20"/>
+                                  <w:szCs w:val="16"/>
+                                </w:rPr>
+                                <w:t>-</w:t>
+                              </w:r>
+                              <w:r>
+                                <w:rPr>
+                                  <w:rFonts w:asciiTheme="majorHAnsi" w:hAnsiTheme="majorHAnsi" w:cstheme="majorHAnsi"/>
+                                  <w:color w:val="002060"/>
+                                  <w:sz w:val="20"/>
+                                  <w:szCs w:val="16"/>
+                                </w:rPr>
+                                <w:t>book Management</w:t>
+                              </w:r>
+                            </w:p>
+                          </w:tc>
+                          <w:tc>
+                            <w:tcPr>
+                              <w:tcW w:w="0" w:type="auto"/>
+                            </w:tcPr>
+                            <w:p>
+                              <w:pPr>
+                                <w:rPr>
+                                  <w:rFonts w:asciiTheme="majorHAnsi" w:hAnsiTheme="majorHAnsi" w:cstheme="majorHAnsi"/>
+                                  <w:color w:val="002060"/>
+                                  <w:sz w:val="20"/>
+                                  <w:szCs w:val="16"/>
+                                </w:rPr>
+                              </w:pPr>
+                              <w:r>
+                                <w:rPr>
+                                  <w:rFonts w:asciiTheme="majorHAnsi" w:hAnsiTheme="majorHAnsi" w:cstheme="majorHAnsi"/>
+                                  <w:color w:val="002060"/>
+                                  <w:sz w:val="20"/>
+                                  <w:szCs w:val="16"/>
+                                </w:rPr>
+                                <w:t>Add, Modify, Delete Ops, Books MBO (Market by order), MBP</w:t>
+                              </w:r>
+                            </w:p>
+                          </w:tc>
+                        </w:tr>
+                        <w:tr>
+                          <w:trPr>
+                            <w:trHeight w:val="268"/>
+                          </w:trPr>
+                          <w:tc>
+                            <w:tcPr>
+                              <w:tcW w:w="0" w:type="auto"/>
+                              <w:vMerge/>
+                            </w:tcPr>
+                            <w:p>
+                              <w:pPr>
+                                <w:rPr>
+                                  <w:rFonts w:asciiTheme="majorHAnsi" w:hAnsiTheme="majorHAnsi" w:cstheme="majorHAnsi"/>
+                                  <w:color w:val="002060"/>
+                                  <w:sz w:val="20"/>
+                                  <w:szCs w:val="16"/>
+                                </w:rPr>
+                              </w:pPr>
+                            </w:p>
+                          </w:tc>
+                          <w:tc>
+                            <w:tcPr>
+                              <w:tcW w:w="0" w:type="auto"/>
+                            </w:tcPr>
+                            <w:p>
+                              <w:pPr>
+                                <w:rPr>
+                                  <w:rFonts w:asciiTheme="majorHAnsi" w:hAnsiTheme="majorHAnsi" w:cstheme="majorHAnsi"/>
+                                  <w:color w:val="002060"/>
+                                  <w:sz w:val="20"/>
+                                  <w:szCs w:val="16"/>
+                                </w:rPr>
+                              </w:pPr>
+                              <w:r>
+                                <w:rPr>
+                                  <w:rFonts w:asciiTheme="majorHAnsi" w:hAnsiTheme="majorHAnsi" w:cstheme="majorHAnsi"/>
+                                  <w:color w:val="002060"/>
+                                  <w:sz w:val="20"/>
+                                  <w:szCs w:val="16"/>
+                                </w:rPr>
+                                <w:t>Market Logic</w:t>
+                              </w:r>
+                            </w:p>
+                          </w:tc>
+                          <w:tc>
+                            <w:tcPr>
+                              <w:tcW w:w="0" w:type="auto"/>
+                            </w:tcPr>
+                            <w:p>
+                              <w:pPr>
+                                <w:rPr>
+                                  <w:rFonts w:asciiTheme="majorHAnsi" w:hAnsiTheme="majorHAnsi" w:cstheme="majorHAnsi"/>
+                                  <w:color w:val="002060"/>
+                                  <w:sz w:val="20"/>
+                                  <w:szCs w:val="16"/>
+                                </w:rPr>
+                              </w:pPr>
+                              <w:r>
+                                <w:rPr>
+                                  <w:rFonts w:asciiTheme="majorHAnsi" w:hAnsiTheme="majorHAnsi" w:cstheme="majorHAnsi"/>
+                                  <w:color w:val="002060"/>
+                                  <w:sz w:val="20"/>
+                                  <w:szCs w:val="16"/>
+                                </w:rPr>
+                                <w:t>Based on Business Rules, incoming messages are filtered, enriched</w:t>
+                              </w:r>
+                            </w:p>
+                          </w:tc>
+                        </w:tr>
+                        <w:tr>
+                          <w:trPr>
+                            <w:trHeight w:val="254"/>
+                          </w:trPr>
+                          <w:tc>
+                            <w:tcPr>
+                              <w:tcW w:w="0" w:type="auto"/>
+                              <w:vMerge/>
+                            </w:tcPr>
+                            <w:p>
+                              <w:pPr>
+                                <w:rPr>
+                                  <w:rFonts w:asciiTheme="majorHAnsi" w:hAnsiTheme="majorHAnsi" w:cstheme="majorHAnsi"/>
+                                  <w:color w:val="002060"/>
+                                  <w:sz w:val="20"/>
+                                  <w:szCs w:val="16"/>
+                                </w:rPr>
+                              </w:pPr>
+                            </w:p>
+                          </w:tc>
+                          <w:tc>
+                            <w:tcPr>
+                              <w:tcW w:w="0" w:type="auto"/>
+                            </w:tcPr>
+                            <w:p>
+                              <w:pPr>
+                                <w:rPr>
+                                  <w:rFonts w:asciiTheme="majorHAnsi" w:hAnsiTheme="majorHAnsi" w:cstheme="majorHAnsi"/>
+                                  <w:color w:val="002060"/>
+                                  <w:sz w:val="20"/>
+                                  <w:szCs w:val="16"/>
+                                </w:rPr>
+                              </w:pPr>
+                              <w:r>
+                                <w:rPr>
+                                  <w:rFonts w:asciiTheme="majorHAnsi" w:hAnsiTheme="majorHAnsi" w:cstheme="majorHAnsi"/>
+                                  <w:color w:val="002060"/>
+                                  <w:sz w:val="20"/>
+                                  <w:szCs w:val="16"/>
+                                </w:rPr>
+                                <w:t>Transformation</w:t>
+                              </w:r>
+                            </w:p>
+                          </w:tc>
+                          <w:tc>
+                            <w:tcPr>
+                              <w:tcW w:w="0" w:type="auto"/>
+                            </w:tcPr>
+                            <w:p>
+                              <w:pPr>
+                                <w:rPr>
+                                  <w:rFonts w:asciiTheme="majorHAnsi" w:hAnsiTheme="majorHAnsi" w:cstheme="majorHAnsi"/>
+                                  <w:color w:val="002060"/>
+                                  <w:sz w:val="20"/>
+                                  <w:szCs w:val="16"/>
+                                </w:rPr>
+                              </w:pPr>
+                              <w:r>
+                                <w:rPr>
+                                  <w:rFonts w:asciiTheme="majorHAnsi" w:hAnsiTheme="majorHAnsi" w:cstheme="majorHAnsi"/>
+                                  <w:color w:val="002060"/>
+                                  <w:sz w:val="20"/>
+                                  <w:szCs w:val="16"/>
+                                </w:rPr>
+                                <w:t>Resultant Info is transformed in universally consumable data</w:t>
+                              </w:r>
+                            </w:p>
+                          </w:tc>
+                        </w:tr>
+                        <w:tr>
+                          <w:trPr>
+                            <w:trHeight w:val="132"/>
+                          </w:trPr>
+                          <w:tc>
+                            <w:tcPr>
+                              <w:tcW w:w="0" w:type="auto"/>
+                            </w:tcPr>
+                            <w:p>
+                              <w:pPr>
+                                <w:rPr>
+                                  <w:rFonts w:asciiTheme="majorHAnsi" w:hAnsiTheme="majorHAnsi" w:cstheme="majorHAnsi"/>
+                                  <w:color w:val="002060"/>
+                                  <w:sz w:val="20"/>
+                                  <w:szCs w:val="16"/>
+                                </w:rPr>
+                              </w:pPr>
+                              <w:r>
+                                <w:rPr>
+                                  <w:rFonts w:asciiTheme="majorHAnsi" w:hAnsiTheme="majorHAnsi" w:cstheme="majorHAnsi"/>
+                                  <w:color w:val="002060"/>
+                                  <w:sz w:val="20"/>
+                                  <w:szCs w:val="16"/>
+                                </w:rPr>
+                                <w:t>5</w:t>
+                              </w:r>
+                            </w:p>
+                          </w:tc>
+                          <w:tc>
+                            <w:tcPr>
+                              <w:tcW w:w="0" w:type="auto"/>
+                            </w:tcPr>
+                            <w:p>
+                              <w:pPr>
+                                <w:rPr>
+                                  <w:rFonts w:asciiTheme="majorHAnsi" w:hAnsiTheme="majorHAnsi" w:cstheme="majorHAnsi"/>
+                                  <w:color w:val="002060"/>
+                                  <w:sz w:val="20"/>
+                                  <w:szCs w:val="16"/>
+                                </w:rPr>
+                              </w:pPr>
+                              <w:r>
+                                <w:rPr>
+                                  <w:rFonts w:asciiTheme="majorHAnsi" w:hAnsiTheme="majorHAnsi" w:cstheme="majorHAnsi"/>
+                                  <w:color w:val="002060"/>
+                                  <w:sz w:val="20"/>
+                                  <w:szCs w:val="16"/>
+                                </w:rPr>
+                                <w:t>Publishing</w:t>
+                              </w:r>
+                            </w:p>
+                          </w:tc>
+                          <w:tc>
+                            <w:tcPr>
+                              <w:tcW w:w="0" w:type="auto"/>
+                            </w:tcPr>
+                            <w:p>
+                              <w:pPr>
+                                <w:rPr>
+                                  <w:rFonts w:asciiTheme="majorHAnsi" w:hAnsiTheme="majorHAnsi" w:cstheme="majorHAnsi"/>
+                                  <w:color w:val="002060"/>
+                                  <w:sz w:val="20"/>
+                                  <w:szCs w:val="16"/>
+                                </w:rPr>
+                              </w:pPr>
+                              <w:r>
+                                <w:rPr>
+                                  <w:rFonts w:asciiTheme="majorHAnsi" w:hAnsiTheme="majorHAnsi" w:cstheme="majorHAnsi"/>
+                                  <w:color w:val="002060"/>
+                                  <w:sz w:val="20"/>
+                                  <w:szCs w:val="16"/>
+                                </w:rPr>
+                                <w:t>Universally consumable data is published via APIs</w:t>
+                              </w:r>
+                            </w:p>
+                          </w:tc>
+                        </w:tr>
+                      </w:tbl>
+                      <w:p>
+                        <w:pPr>
+                          <w:jc w:val="center"/>
+                          <w:rPr>
+                            <w:color w:val="002060"/>
+                          </w:rPr>
+                        </w:pPr>
+                      </w:p>
+                    </w:txbxContent>
+                  </v:textbox>
+                </v:rect>
+                <v:shape id="Text Box 21" o:spid="_x0000_s1084" type="#_x0000_t202" style="position:absolute;left:46006;top:70;width:11443;height:3657;visibility:visible;mso-wrap-style:square;v-text-anchor:top" o:gfxdata="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" fillcolor="#82a0d7 [2168]" strokecolor="#4472c4 [3208]" strokeweight=".5pt">
+                  <v:fill color2="#678ccf [2616]" rotate="t" colors="0 #a8b7df;.5 #9aabd9;1 #879ed7" focus="100%" type="gradient">
+                    <o:fill v:ext="view" type="gradientUnscaled"/>
+                  </v:fill>
+                  <v:textbox inset="0,,0,0">
+                    <w:txbxContent>
+                      <w:p>
+                        <w:pPr>
+                          <w:pStyle w:val="NormalWeb"/>
+                          <w:spacing w:before="0" w:beforeAutospacing="0" w:after="240" w:afterAutospacing="0" w:line="256" w:lineRule="auto"/>
+                          <w:jc w:val="center"/>
+                          <w:rPr>
+                            <w:rFonts w:asciiTheme="majorHAnsi" w:hAnsiTheme="majorHAnsi" w:cstheme="majorHAnsi"/>
+                            <w:color w:val="002060"/>
+                            <w:sz w:val="20"/>
+                          </w:rPr>
+                        </w:pPr>
+                        <w:r>
+                          <w:rPr>
+                            <w:rFonts w:asciiTheme="majorHAnsi" w:eastAsia="Calibri" w:hAnsiTheme="majorHAnsi" w:cstheme="majorHAnsi"/>
+                            <w:shadow/>
+                            <w:color w:val="002060"/>
+                            <w:sz w:val="16"/>
+                            <w:szCs w:val="20"/>
+                            <w14:shadow w14:blurRad="38100" w14:dist="25400" w14:dir="5400000" w14:sx="100000" w14:sy="100000" w14:kx="0" w14:ky="0" w14:algn="ctr">
+                              <w14:srgbClr w14:val="6E747A">
+                                <w14:alpha w14:val="57000"/>
+                              </w14:srgbClr>
+                            </w14:shadow>
+                          </w:rPr>
+                          <w:t xml:space="preserve">Process, Index for quick </w:t>
+                        </w:r>
+                        <w:r>
+                          <w:rPr>
+                            <w:rFonts w:asciiTheme="majorHAnsi" w:eastAsia="Calibri" w:hAnsiTheme="majorHAnsi" w:cstheme="majorHAnsi"/>
+                            <w:shadow/>
+                            <w:color w:val="002060"/>
+                            <w:sz w:val="16"/>
+                            <w:szCs w:val="20"/>
+                            <w14:shadow w14:blurRad="38100" w14:dist="25400" w14:dir="5400000" w14:sx="100000" w14:sy="100000" w14:kx="0" w14:ky="0" w14:algn="ctr">
+                              <w14:srgbClr w14:val="6E747A">
+                                <w14:alpha w14:val="57000"/>
+                              </w14:srgbClr>
+                            </w14:shadow>
+                          </w:rPr>
+                          <w:t>Lookup of</w:t>
+                        </w:r>
+                        <w:r>
+                          <w:rPr>
+                            <w:rFonts w:asciiTheme="majorHAnsi" w:eastAsia="Calibri" w:hAnsiTheme="majorHAnsi" w:cstheme="majorHAnsi"/>
+                            <w:shadow/>
+                            <w:color w:val="002060"/>
+                            <w:sz w:val="16"/>
+                            <w:szCs w:val="20"/>
+                            <w14:shadow w14:blurRad="38100" w14:dist="25400" w14:dir="5400000" w14:sx="100000" w14:sy="100000" w14:kx="0" w14:ky="0" w14:algn="ctr">
+                              <w14:srgbClr w14:val="6E747A">
+                                <w14:alpha w14:val="57000"/>
+                              </w14:srgbClr>
+                            </w14:shadow>
+                          </w:rPr>
+                          <w:t xml:space="preserve"> Reference data</w:t>
+                        </w:r>
+                      </w:p>
+                    </w:txbxContent>
+                  </v:textbox>
+                </v:shape>
+                <v:shape id="Text Box 21" o:spid="_x0000_s1085" type="#_x0000_t202" style="position:absolute;left:32545;top:70;width:10058;height:3658;visibility:visible;mso-wrap-style:square;v-text-anchor:top" o:gfxdata="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" fillcolor="#82a0d7 [2168]" strokecolor="#4472c4 [3208]" strokeweight=".5pt">
+                  <v:fill color2="#678ccf [2616]" rotate="t" colors="0 #a8b7df;.5 #9aabd9;1 #879ed7" focus="100%" type="gradient">
+                    <o:fill v:ext="view" type="gradientUnscaled"/>
+                  </v:fill>
+                  <v:textbox inset="0,,0,0">
+                    <w:txbxContent>
+                      <w:p>
+                        <w:pPr>
+                          <w:pStyle w:val="NormalWeb"/>
+                          <w:spacing w:before="0" w:beforeAutospacing="0" w:after="240" w:afterAutospacing="0" w:line="254" w:lineRule="auto"/>
+                          <w:jc w:val="center"/>
+                          <w:rPr>
+                            <w:color w:val="002060"/>
+                          </w:rPr>
+                        </w:pPr>
+                        <w:r>
+                          <w:rPr>
+                            <w:rFonts w:ascii="Calibri Light" w:eastAsia="Calibri" w:hAnsi="Calibri Light" w:cs="Calibri Light"/>
+                            <w:shadow/>
+                            <w:color w:val="002060"/>
+                            <w:sz w:val="16"/>
+                            <w:szCs w:val="16"/>
+                            <w14:shadow w14:blurRad="38100" w14:dist="25400" w14:dir="5400000" w14:sx="100000" w14:sy="100000" w14:kx="0" w14:ky="0" w14:algn="ctr">
+                              <w14:srgbClr w14:val="6E747A">
+                                <w14:alpha w14:val="57000"/>
+                              </w14:srgbClr>
+                            </w14:shadow>
+                          </w:rPr>
+                          <w:t>Read Reference data from Exchange</w:t>
+                        </w:r>
+                      </w:p>
+                    </w:txbxContent>
+                  </v:textbox>
+                </v:shape>
+                <v:shapetype id="_x0000_t13" coordsize="21600,21600" o:spt="13" adj="16200,5400" path="m@0,l@0@1,0@1,0@2@0@2@0,21600,21600,10800xe">
+                  <v:stroke joinstyle="miter"/>
+                  <v:formulas>
+                    <v:f eqn="val #0"/>
+                    <v:f eqn="val #1"/>
+                    <v:f eqn="sum height 0 #1"/>
+                    <v:f eqn="sum 10800 0 #1"/>
+                    <v:f eqn="sum width 0 #0"/>
+                    <v:f eqn="prod @4 @3 10800"/>
+                    <v:f eqn="sum width 0 @5"/>
+                  </v:formulas>
+                  <v:path o:connecttype="custom" o:connectlocs="@0,0;0,10800;@0,21600;21600,10800" o:connectangles="270,180,90,0" textboxrect="0,@1,@6,@2"/>
+                  <v:handles>
+                    <v:h position="#0,#1" xrange="0,21600" yrange="0,10800"/>
+                  </v:handles>
+                </v:shapetype>
+                <v:shape id="Right Arrow 1" o:spid="_x0000_s1086" type="#_x0000_t13" style="position:absolute;left:43045;top:1370;width:2743;height:1371;visibility:visible;mso-wrap-style:square;v-text-anchor:middle" o:gfxdata="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" fillcolor="#5b9bd5 [3204]" stroked="f" strokeweight="1pt"/>
+                <v:shapetype id="_x0000_t67" coordsize="21600,21600" o:spt="67" adj="16200,5400" path="m0@0l@1@0@1,0@2,0@2@0,21600@0,10800,21600xe">
+                  <v:stroke joinstyle="miter"/>
+                  <v:formulas>
+                    <v:f eqn="val #0"/>
+                    <v:f eqn="val #1"/>
+                    <v:f eqn="sum height 0 #1"/>
+                    <v:f eqn="sum 10800 0 #1"/>
+                    <v:f eqn="sum width 0 #0"/>
+                    <v:f eqn="prod @4 @3 10800"/>
+                    <v:f eqn="sum width 0 @5"/>
+                  </v:formulas>
+                  <v:path o:connecttype="custom" o:connectlocs="10800,0;0,@0;10800,21600;21600,@0" o:connectangles="270,180,90,0" textboxrect="@1,0,@2,@6"/>
+                  <v:handles>
+                    <v:h position="#1,#0" xrange="0,10800" yrange="0,21600"/>
+                  </v:handles>
+                </v:shapetype>
+                <v:shape id="Down Arrow 2" o:spid="_x0000_s1087" type="#_x0000_t67" style="position:absolute;left:47813;top:3446;width:1372;height:2743;visibility:visible;mso-wrap-style:square;v-text-anchor:middle" o:gfxdata="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" fillcolor="#5b9bd5 [3204]" stroked="f" strokeweight="1pt"/>
+                <v:shape id="Text Box 21" o:spid="_x0000_s1088" type="#_x0000_t202" style="position:absolute;left:50697;top:31833;width:19045;height:3006;visibility:visible;mso-wrap-style:square;v-text-anchor:top" o:gfxdata="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" filled="f" stroked="f" strokeweight=".5pt">
+                  <v:textbox>
+                    <w:txbxContent>
+                      <w:p>
+                        <w:pPr>
+                          <w:pStyle w:val="NormalWeb"/>
+                          <w:spacing w:before="0" w:beforeAutospacing="0" w:after="160" w:afterAutospacing="0" w:line="254" w:lineRule="auto"/>
+                          <w:jc w:val="center"/>
+                          <w:rPr>
+                            <w:rFonts w:asciiTheme="majorHAnsi" w:hAnsiTheme="majorHAnsi" w:cstheme="majorHAnsi"/>
+                            <w:b/>
+                            <w:color w:val="B4C6E7" w:themeColor="accent5" w:themeTint="66"/>
+                            <w14:shadow w14:blurRad="38100" w14:dist="19050" w14:dir="2700000" w14:sx="100000" w14:sy="100000" w14:kx="0" w14:ky="0" w14:algn="tl">
+                              <w14:schemeClr w14:val="dk1">
+                                <w14:alpha w14:val="60000"/>
+                              </w14:schemeClr>
+                            </w14:shadow>
+                            <w14:textOutline w14:w="9525" w14:cap="flat" w14:cmpd="sng" w14:algn="ctr">
+                              <w14:noFill/>
+                              <w14:prstDash w14:val="solid"/>
+                              <w14:round/>
+                            </w14:textOutline>
+                          </w:rPr>
+                        </w:pPr>
+                        <w:r>
+                          <w:rPr>
+                            <w:rFonts w:asciiTheme="majorHAnsi" w:eastAsia="Calibri" w:hAnsiTheme="majorHAnsi" w:cstheme="majorHAnsi"/>
+                            <w:b/>
+                            <w:shadow/>
+                            <w:color w:val="B4C6E7" w:themeColor="accent5" w:themeTint="66"/>
+                            <w:sz w:val="20"/>
+                            <w:szCs w:val="20"/>
+                            <w14:shadow w14:blurRad="38100" w14:dist="19050" w14:dir="2700000" w14:sx="100000" w14:sy="100000" w14:kx="0" w14:ky="0" w14:algn="tl">
+                              <w14:schemeClr w14:val="dk1">
+                                <w14:alpha w14:val="60000"/>
+                              </w14:schemeClr>
+                            </w14:shadow>
+                            <w14:textOutline w14:w="9525" w14:cap="flat" w14:cmpd="sng" w14:algn="ctr">
+                              <w14:noFill/>
+                              <w14:prstDash w14:val="solid"/>
+                              <w14:round/>
+                            </w14:textOutline>
+                          </w:rPr>
+                          <w:t xml:space="preserve">Market Data </w:t>
+                        </w:r>
+                        <w:r>
+                          <w:rPr>
+                            <w:rFonts w:asciiTheme="majorHAnsi" w:eastAsia="Calibri" w:hAnsiTheme="majorHAnsi" w:cstheme="majorHAnsi"/>
+                            <w:b/>
+                            <w:shadow/>
+                            <w:color w:val="B4C6E7" w:themeColor="accent5" w:themeTint="66"/>
+                            <w:sz w:val="20"/>
+                            <w:szCs w:val="20"/>
+                            <w14:shadow w14:blurRad="38100" w14:dist="19050" w14:dir="2700000" w14:sx="100000" w14:sy="100000" w14:kx="0" w14:ky="0" w14:algn="tl">
+                              <w14:schemeClr w14:val="dk1">
+                                <w14:alpha w14:val="60000"/>
+                              </w14:schemeClr>
+                            </w14:shadow>
+                            <w14:textOutline w14:w="9525" w14:cap="flat" w14:cmpd="sng" w14:algn="ctr">
+                              <w14:noFill/>
+                              <w14:prstDash w14:val="solid"/>
+                              <w14:round/>
+                            </w14:textOutline>
+                          </w:rPr>
+                          <w:t xml:space="preserve">(MD) </w:t>
+                        </w:r>
+                        <w:r>
+                          <w:rPr>
+                            <w:rFonts w:asciiTheme="majorHAnsi" w:eastAsia="Calibri" w:hAnsiTheme="majorHAnsi" w:cstheme="majorHAnsi"/>
+                            <w:b/>
+                            <w:shadow/>
+                            <w:color w:val="B4C6E7" w:themeColor="accent5" w:themeTint="66"/>
+                            <w:sz w:val="20"/>
+                            <w:szCs w:val="20"/>
+                            <w14:shadow w14:blurRad="38100" w14:dist="19050" w14:dir="2700000" w14:sx="100000" w14:sy="100000" w14:kx="0" w14:ky="0" w14:algn="tl">
+                              <w14:schemeClr w14:val="dk1">
+                                <w14:alpha w14:val="60000"/>
+                              </w14:schemeClr>
+                            </w14:shadow>
+                            <w14:textOutline w14:w="9525" w14:cap="flat" w14:cmpd="sng" w14:algn="ctr">
+                              <w14:noFill/>
+                              <w14:prstDash w14:val="solid"/>
+                              <w14:round/>
+                            </w14:textOutline>
+                          </w:rPr>
+                          <w:t>Provider</w:t>
+                        </w:r>
+                      </w:p>
+                    </w:txbxContent>
+                  </v:textbox>
+                </v:shape>
+                <v:shape id="Down Arrow 84" o:spid="_x0000_s1089" type="#_x0000_t67" style="position:absolute;left:77307;top:29460;width:1371;height:2737;visibility:visible;mso-wrap-style:square;v-text-anchor:middle" o:gfxdata="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" adj="16187" fillcolor="#5b9bd5 [3204]" stroked="f" strokeweight="1pt"/>
+                <v:shape id="Text Box 21" o:spid="_x0000_s1090" type="#_x0000_t202" style="position:absolute;left:57533;top:40015;width:14186;height:4912;visibility:visible;mso-wrap-style:square;v-text-anchor:top" o:gfxdata="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" filled="f" stroked="f" strokeweight=".5pt">
+                  <v:textbox inset="0,,0,0">
+                    <w:txbxContent>
+                      <w:p>
+                        <w:pPr>
+                          <w:pStyle w:val="NormalWeb"/>
+                          <w:spacing w:before="0" w:beforeAutospacing="0" w:after="240" w:afterAutospacing="0" w:line="256" w:lineRule="auto"/>
+                          <w:jc w:val="center"/>
+                          <w:rPr>
+                            <w:rFonts w:asciiTheme="majorHAnsi" w:eastAsia="Calibri" w:hAnsiTheme="majorHAnsi" w:cstheme="majorHAnsi"/>
+                            <w:shadow/>
+                            <w:color w:val="F4B083" w:themeColor="accent2" w:themeTint="99"/>
+                            <w:sz w:val="20"/>
+                            <w:szCs w:val="20"/>
+                            <w14:shadow w14:blurRad="38100" w14:dist="25400" w14:dir="5400000" w14:sx="100000" w14:sy="100000" w14:kx="0" w14:ky="0" w14:algn="ctr">
+                              <w14:srgbClr w14:val="6E747A">
+                                <w14:alpha w14:val="57000"/>
+                              </w14:srgbClr>
+                            </w14:shadow>
+                          </w:rPr>
+                        </w:pPr>
+                        <w:r>
+                          <w:rPr>
+                            <w:rFonts w:asciiTheme="majorHAnsi" w:eastAsia="Calibri" w:hAnsiTheme="majorHAnsi" w:cstheme="majorHAnsi"/>
+                            <w:shadow/>
+                            <w:color w:val="F4B083" w:themeColor="accent2" w:themeTint="99"/>
+                            <w:sz w:val="20"/>
+                            <w:szCs w:val="20"/>
+                            <w14:shadow w14:blurRad="38100" w14:dist="25400" w14:dir="5400000" w14:sx="100000" w14:sy="100000" w14:kx="0" w14:ky="0" w14:algn="ctr">
+                              <w14:srgbClr w14:val="6E747A">
+                                <w14:alpha w14:val="57000"/>
+                              </w14:srgbClr>
+                            </w14:shadow>
+                          </w:rPr>
+                          <w:t>Customers, Researchers, Analysts, News Providers</w:t>
+                        </w:r>
+                      </w:p>
+                    </w:txbxContent>
+                  </v:textbox>
+                </v:shape>
+                <v:line id="Straight Connector 6" o:spid="_x0000_s1091" style="position:absolute;visibility:visible;mso-wrap-style:square" from="33127,36416" to="80228,36416" o:connectortype="straight" o:gfxdata="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" strokecolor="gray [1629]" strokeweight=".5pt">
+                  <v:stroke dashstyle="dash" joinstyle="miter"/>
                 </v:line>
+                <v:shapetype id="_x0000_t132" coordsize="21600,21600" o:spt="132" path="m10800,qx,3391l,18209qy10800,21600,21600,18209l21600,3391qy10800,xem,3391nfqy10800,6782,21600,3391e">
+                  <v:path o:extrusionok="f" gradientshapeok="t" o:connecttype="custom" o:connectlocs="10800,6782;10800,0;0,10800;10800,21600;21600,10800" o:connectangles="270,270,180,90,0" textboxrect="0,6782,21600,18209"/>
+                </v:shapetype>
+                <v:shape id="Flowchart: Magnetic Disk 7" o:spid="_x0000_s1092" type="#_x0000_t132" style="position:absolute;left:76490;top:34619;width:9144;height:3200;visibility:visible;mso-wrap-style:square;v-text-anchor:middle" o:gfxdata="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" fillcolor="#4f7ac7 [3032]" strokecolor="#002060">
+                  <v:fill color2="#416fc3 [3176]" rotate="t" colors="0 #6083cb;.5 #3e70ca;1 #2e61ba" focus="100%" type="gradient">
+                    <o:fill v:ext="view" type="gradientUnscaled"/>
+                  </v:fill>
+                  <v:shadow on="t" color="black" opacity="41287f" offset="0,1.5pt"/>
+                  <v:textbox inset="0,0,0,0">
+                    <w:txbxContent>
+                      <w:p>
+                        <w:pPr>
+                          <w:jc w:val="center"/>
+                        </w:pPr>
+                        <w:r>
+                          <w:t>API</w:t>
+                        </w:r>
+                      </w:p>
+                    </w:txbxContent>
+                  </v:textbox>
+                </v:shape>
+                <v:shape id="Flowchart: Magnetic Disk 5" o:spid="_x0000_s1093" type="#_x0000_t132" style="position:absolute;left:76487;top:32516;width:9158;height:3227;visibility:visible;mso-wrap-style:square;v-text-anchor:middle" o:gfxdata="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" fillcolor="#4f7ac7 [3032]" strokecolor="#002060">
+                  <v:fill color2="#416fc3 [3176]" rotate="t" colors="0 #6083cb;.5 #3e70ca;1 #2e61ba" focus="100%" type="gradient">
+                    <o:fill v:ext="view" type="gradientUnscaled"/>
+                  </v:fill>
+                  <v:shadow on="t" color="black" opacity="41287f" offset="0,1.5pt"/>
+                  <v:textbox inset="0,0,0,0">
+                    <w:txbxContent>
+                      <w:p>
+                        <w:pPr>
+                          <w:jc w:val="center"/>
+                        </w:pPr>
+                        <w:r>
+                          <w:t>MD DB</w:t>
+                        </w:r>
+                      </w:p>
+                    </w:txbxContent>
+                  </v:textbox>
+                </v:shape>
+                <v:shape id="Bent Arrow 8" o:spid="_x0000_s1094" style="position:absolute;left:74988;top:38308;width:6184;height:5663;flip:x y;visibility:visible;mso-wrap-style:square;v-text-anchor:middle" coordsize="618372,566321" o:gfxdata="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" path="m,566321l,348160c,211323,110928,100395,247765,100395r268499,l516264,,618372,141580,516264,283161r,-100395l247765,182766v-91345,,-165394,74049,-165394,165394l82371,566321,,566321xe" fillcolor="#f4b083 [1941]" stroked="f" strokeweight="1pt">
+                  <v:fill color2="#f4b083 [1941]" angle="90" colors="0 #f4b183;0 #2f5597;64685f #f4b183" focus="100%" type="gradient"/>
+                  <v:stroke joinstyle="miter"/>
+                  <v:path arrowok="t" o:connecttype="custom" o:connectlocs="0,566321;0,348160;247765,100395;516264,100395;516264,0;618372,141580;516264,283161;516264,182766;247765,182766;82371,348160;82371,566321;0,566321" o:connectangles="0,0,0,0,0,0,0,0,0,0,0,0"/>
+                </v:shape>
+                <v:shape id="Right Arrow 92" o:spid="_x0000_s1095" type="#_x0000_t13" style="position:absolute;left:54171;top:41924;width:2744;height:1365;rotation:180;visibility:visible;mso-wrap-style:square;v-text-anchor:middle" o:gfxdata="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" adj="16225" fillcolor="#f4b083 [1941]" stroked="f" strokeweight="1pt"/>
+                <v:shape id="Text Box 21" o:spid="_x0000_s1096" type="#_x0000_t202" style="position:absolute;left:37718;top:40015;width:15180;height:4909;visibility:visible;mso-wrap-style:square;v-text-anchor:top" o:gfxdata="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" filled="f" stroked="f" strokeweight=".5pt">
+                  <v:textbox inset="0,,0,0">
+                    <w:txbxContent>
+                      <w:p>
+                        <w:pPr>
+                          <w:pStyle w:val="NormalWeb"/>
+                          <w:spacing w:before="0" w:beforeAutospacing="0" w:after="240" w:afterAutospacing="0" w:line="254" w:lineRule="auto"/>
+                          <w:jc w:val="center"/>
+                          <w:rPr>
+                            <w:color w:val="F4B083" w:themeColor="accent2" w:themeTint="99"/>
+                          </w:rPr>
+                        </w:pPr>
+                        <w:r>
+                          <w:rPr>
+                            <w:rFonts w:ascii="Calibri Light" w:eastAsia="Calibri" w:hAnsi="Calibri Light" w:cs="Calibri Light"/>
+                            <w:shadow/>
+                            <w:color w:val="F4B083" w:themeColor="accent2" w:themeTint="99"/>
+                            <w:sz w:val="20"/>
+                            <w:szCs w:val="20"/>
+                            <w14:shadow w14:blurRad="38100" w14:dist="25400" w14:dir="5400000" w14:sx="100000" w14:sy="100000" w14:kx="0" w14:ky="0" w14:algn="ctr">
+                              <w14:srgbClr w14:val="6E747A">
+                                <w14:alpha w14:val="57000"/>
+                              </w14:srgbClr>
+                            </w14:shadow>
+                          </w:rPr>
+                          <w:t xml:space="preserve">Produce Analysis, </w:t>
+                        </w:r>
+                        <w:r>
+                          <w:rPr>
+                            <w:rFonts w:ascii="Calibri Light" w:eastAsia="Calibri" w:hAnsi="Calibri Light" w:cs="Calibri Light"/>
+                            <w:shadow/>
+                            <w:color w:val="F4B083" w:themeColor="accent2" w:themeTint="99"/>
+                            <w:sz w:val="20"/>
+                            <w:szCs w:val="20"/>
+                            <w14:shadow w14:blurRad="38100" w14:dist="25400" w14:dir="5400000" w14:sx="100000" w14:sy="100000" w14:kx="0" w14:ky="0" w14:algn="ctr">
+                              <w14:srgbClr w14:val="6E747A">
+                                <w14:alpha w14:val="57000"/>
+                              </w14:srgbClr>
+                            </w14:shadow>
+                          </w:rPr>
+                          <w:t xml:space="preserve">Statistical </w:t>
+                        </w:r>
+                        <w:r>
+                          <w:rPr>
+                            <w:rFonts w:ascii="Calibri Light" w:eastAsia="Calibri" w:hAnsi="Calibri Light" w:cs="Calibri Light"/>
+                            <w:shadow/>
+                            <w:color w:val="F4B083" w:themeColor="accent2" w:themeTint="99"/>
+                            <w:sz w:val="20"/>
+                            <w:szCs w:val="20"/>
+                            <w14:shadow w14:blurRad="38100" w14:dist="25400" w14:dir="5400000" w14:sx="100000" w14:sy="100000" w14:kx="0" w14:ky="0" w14:algn="ctr">
+                              <w14:srgbClr w14:val="6E747A">
+                                <w14:alpha w14:val="57000"/>
+                              </w14:srgbClr>
+                            </w14:shadow>
+                          </w:rPr>
+                          <w:t>R</w:t>
+                        </w:r>
+                        <w:bookmarkStart w:id="1" w:name="_GoBack"/>
+                        <w:r>
+                          <w:rPr>
+                            <w:rFonts w:ascii="Calibri Light" w:eastAsia="Calibri" w:hAnsi="Calibri Light" w:cs="Calibri Light"/>
+                            <w:shadow/>
+                            <w:color w:val="F4B083" w:themeColor="accent2" w:themeTint="99"/>
+                            <w:sz w:val="20"/>
+                            <w:szCs w:val="20"/>
+                            <w14:shadow w14:blurRad="38100" w14:dist="25400" w14:dir="5400000" w14:sx="100000" w14:sy="100000" w14:kx="0" w14:ky="0" w14:algn="ctr">
+                              <w14:srgbClr w14:val="6E747A">
+                                <w14:alpha w14:val="57000"/>
+                              </w14:srgbClr>
+                            </w14:shadow>
+                          </w:rPr>
+                          <w:t>eports,</w:t>
+                        </w:r>
+                        <w:r>
+                          <w:rPr>
+                            <w:rFonts w:ascii="Calibri Light" w:eastAsia="Calibri" w:hAnsi="Calibri Light" w:cs="Calibri Light"/>
+                            <w:shadow/>
+                            <w:color w:val="F4B083" w:themeColor="accent2" w:themeTint="99"/>
+                            <w:sz w:val="20"/>
+                            <w:szCs w:val="20"/>
+                            <w14:shadow w14:blurRad="38100" w14:dist="25400" w14:dir="5400000" w14:sx="100000" w14:sy="100000" w14:kx="0" w14:ky="0" w14:algn="ctr">
+                              <w14:srgbClr w14:val="6E747A">
+                                <w14:alpha w14:val="57000"/>
+                              </w14:srgbClr>
+                            </w14:shadow>
+                          </w:rPr>
+                          <w:t xml:space="preserve"> </w:t>
+                        </w:r>
+                        <w:r>
+                          <w:rPr>
+                            <w:rFonts w:ascii="Calibri Light" w:eastAsia="Calibri" w:hAnsi="Calibri Light" w:cs="Calibri Light"/>
+                            <w:shadow/>
+                            <w:color w:val="F4B083" w:themeColor="accent2" w:themeTint="99"/>
+                            <w:sz w:val="20"/>
+                            <w:szCs w:val="20"/>
+                            <w14:shadow w14:blurRad="38100" w14:dist="25400" w14:dir="5400000" w14:sx="100000" w14:sy="100000" w14:kx="0" w14:ky="0" w14:algn="ctr">
+                              <w14:srgbClr w14:val="6E747A">
+                                <w14:alpha w14:val="57000"/>
+                              </w14:srgbClr>
+                            </w14:shadow>
+                          </w:rPr>
+                          <w:t>News,</w:t>
+                        </w:r>
+                        <w:r>
+                          <w:rPr>
+                            <w:rFonts w:ascii="Calibri Light" w:eastAsia="Calibri" w:hAnsi="Calibri Light" w:cs="Calibri Light"/>
+                            <w:shadow/>
+                            <w:color w:val="F4B083" w:themeColor="accent2" w:themeTint="99"/>
+                            <w:sz w:val="20"/>
+                            <w:szCs w:val="20"/>
+                            <w14:shadow w14:blurRad="38100" w14:dist="25400" w14:dir="5400000" w14:sx="100000" w14:sy="100000" w14:kx="0" w14:ky="0" w14:algn="ctr">
+                              <w14:srgbClr w14:val="6E747A">
+                                <w14:alpha w14:val="57000"/>
+                              </w14:srgbClr>
+                            </w14:shadow>
+                          </w:rPr>
+                          <w:t xml:space="preserve"> Forecasts</w:t>
+                        </w:r>
+                        <w:bookmarkEnd w:id="1"/>
+                      </w:p>
+                    </w:txbxContent>
+                  </v:textbox>
+                </v:shape>
+                <v:shapetype id="_x0000_t33" coordsize="21600,21600" o:spt="33" o:oned="t" path="m,l21600,r,21600e" filled="f">
+                  <v:stroke joinstyle="miter"/>
+                  <v:path arrowok="t" fillok="f" o:connecttype="none"/>
+                  <o:lock v:ext="edit" shapetype="t"/>
+                </v:shapetype>
+                <v:shape id="Elbow Connector 23" o:spid="_x0000_s1097" type="#_x0000_t33" style="position:absolute;left:4590;top:31388;width:33128;height:11082;rotation:180;visibility:visible;mso-wrap-style:square" o:connectortype="elbow" o:gfxdata="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" strokeweight=".5pt">
+                  <v:stroke endarrow="block"/>
+                </v:shape>
+                <v:shape id="Elbow Connector 27" o:spid="_x0000_s1098" type="#_x0000_t33" style="position:absolute;left:13544;top:38871;width:24174;height:3599;rotation:180;visibility:visible;mso-wrap-style:square" o:connectortype="elbow" o:gfxdata="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" strokeweight=".5pt">
+                  <v:stroke endarrow="block"/>
+                </v:shape>
+                <v:shape id="Text Box 31" o:spid="_x0000_s1099" type="#_x0000_t202" style="position:absolute;left:7393;top:31222;width:12301;height:7649;visibility:visible;mso-wrap-style:square;v-text-anchor:top" o:gfxdata="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" filled="f" stroked="f" strokeweight=".5pt">
+                  <v:textbox>
+                    <w:txbxContent>
+                      <w:p>
+                        <w:pPr>
+                          <w:pStyle w:val="NormalWeb"/>
+                          <w:spacing w:before="0" w:beforeAutospacing="0" w:after="160" w:afterAutospacing="0" w:line="256" w:lineRule="auto"/>
+                          <w:jc w:val="center"/>
+                          <w:rPr>
+                            <w:rFonts w:asciiTheme="minorHAnsi" w:eastAsia="Calibri" w:hAnsiTheme="minorHAnsi" w:cstheme="minorHAnsi"/>
+                            <w:color w:val="FFFF00"/>
+                            <w:sz w:val="22"/>
+                            <w:szCs w:val="20"/>
+                            <w14:shadow w14:blurRad="38100" w14:dist="25400" w14:dir="5400000" w14:sx="100000" w14:sy="100000" w14:kx="0" w14:ky="0" w14:algn="ctr">
+                              <w14:srgbClr w14:val="6E747A">
+                                <w14:alpha w14:val="57000"/>
+                              </w14:srgbClr>
+                            </w14:shadow>
+                          </w:rPr>
+                        </w:pPr>
+                        <w:proofErr w:type="gramStart"/>
+                        <w:r>
+                          <w:rPr>
+                            <w:rFonts w:asciiTheme="minorHAnsi" w:hAnsiTheme="minorHAnsi" w:cstheme="minorHAnsi"/>
+                            <w:color w:val="FFFF00"/>
+                            <w:sz w:val="18"/>
+                            <w:szCs w:val="20"/>
+                          </w:rPr>
+                          <w:t>e.g</w:t>
+                        </w:r>
+                        <w:proofErr w:type="gramEnd"/>
+                        <w:r>
+                          <w:rPr>
+                            <w:rFonts w:asciiTheme="minorHAnsi" w:hAnsiTheme="minorHAnsi" w:cstheme="minorHAnsi"/>
+                            <w:color w:val="FFFF00"/>
+                            <w:sz w:val="18"/>
+                            <w:szCs w:val="20"/>
+                          </w:rPr>
+                          <w:t>. brokers, market makers, Investment banks or stock exchanges</w:t>
+                        </w:r>
+                      </w:p>
+                      <w:p>
+                        <w:pPr>
+                          <w:rPr>
+                            <w:sz w:val="24"/>
+                          </w:rPr>
+                        </w:pPr>
+                      </w:p>
+                    </w:txbxContent>
+                  </v:textbox>
+                </v:shape>
+                <v:shape id="Text Box 31" o:spid="_x0000_s1100" type="#_x0000_t202" style="position:absolute;left:19312;top:30330;width:12858;height:8845;visibility:visible;mso-wrap-style:square;v-text-anchor:top" o:gfxdata="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" filled="f" stroked="f" strokeweight=".5pt">
+                  <v:textbox>
+                    <w:txbxContent>
+                      <w:p>
+                        <w:pPr>
+                          <w:pStyle w:val="NormalWeb"/>
+                          <w:spacing w:before="0" w:beforeAutospacing="0" w:after="160" w:afterAutospacing="0" w:line="256" w:lineRule="auto"/>
+                          <w:jc w:val="center"/>
+                          <w:rPr>
+                            <w:rFonts w:asciiTheme="majorHAnsi" w:hAnsiTheme="majorHAnsi" w:cstheme="majorHAnsi"/>
+                            <w:sz w:val="20"/>
+                          </w:rPr>
+                        </w:pPr>
+                        <w:r>
+                          <w:rPr>
+                            <w:rFonts w:asciiTheme="majorHAnsi" w:hAnsiTheme="majorHAnsi" w:cstheme="majorHAnsi"/>
+                            <w:color w:val="A6A6A6" w:themeColor="background1" w:themeShade="A6"/>
+                            <w:sz w:val="20"/>
+                          </w:rPr>
+                          <w:t xml:space="preserve">Having </w:t>
+                        </w:r>
+                        <w:r>
+                          <w:rPr>
+                            <w:rFonts w:asciiTheme="majorHAnsi" w:hAnsiTheme="majorHAnsi" w:cstheme="majorHAnsi"/>
+                            <w:color w:val="A6A6A6" w:themeColor="background1" w:themeShade="A6"/>
+                            <w:sz w:val="20"/>
+                          </w:rPr>
+                          <w:t>Financial Products: Stocks, bonds, currencies, commodities, derivatives</w:t>
+                        </w:r>
+                        <w:r>
+                          <w:rPr>
+                            <w:rFonts w:asciiTheme="majorHAnsi" w:hAnsiTheme="majorHAnsi" w:cstheme="majorHAnsi"/>
+                            <w:color w:val="A6A6A6" w:themeColor="background1" w:themeShade="A6"/>
+                            <w:sz w:val="20"/>
+                            <w14:shadow w14:blurRad="38100" w14:dist="25400" w14:dir="5400000" w14:sx="100000" w14:sy="100000" w14:kx="0" w14:ky="0" w14:algn="ctr">
+                              <w14:srgbClr w14:val="6E747A">
+                                <w14:alpha w14:val="57000"/>
+                              </w14:srgbClr>
+                            </w14:shadow>
+                            <w14:textOutline w14:w="0" w14:cap="flat" w14:cmpd="sng" w14:algn="ctr">
+                              <w14:noFill/>
+                              <w14:prstDash w14:val="solid"/>
+                              <w14:round/>
+                            </w14:textOutline>
+                          </w:rPr>
+                          <w:br/>
+                        </w:r>
+                      </w:p>
+                    </w:txbxContent>
+                  </v:textbox>
+                </v:shape>
+                <v:shape id="Left-Right Arrow 95" o:spid="_x0000_s1101" type="#_x0000_t69" style="position:absolute;left:29309;top:1370;width:2737;height:1371;visibility:visible;mso-wrap-style:square;v-text-anchor:middle" o:gfxdata="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" adj="5413" fillcolor="#a5a5a5 [2092]" stroked="f" strokeweight="1pt">
+                  <v:fill color2="#4472c4 [3208]" angle="90" focus="100%" type="gradient"/>
+                </v:shape>
                 <w10:anchorlock/>
               </v:group>
             </w:pict>
           </mc:Fallback>
         </mc:AlternateContent>
       </w:r>
-      <w:bookmarkEnd w:id="0"/>
     </w:p>
+    <w:p/>
     <w:sectPr>
+      <w:headerReference w:type="even" r:id="rId7"/>
+      <w:headerReference w:type="default" r:id="rId8"/>
+      <w:footerReference w:type="even" r:id="rId9"/>
+      <w:footerReference w:type="default" r:id="rId10"/>
+      <w:headerReference w:type="first" r:id="rId11"/>
+      <w:footerReference w:type="first" r:id="rId12"/>
       <w:pgSz w:w="15840" w:h="12240" w:orient="landscape"/>
       <w:pgMar w:top="720" w:right="720" w:bottom="720" w:left="720" w:header="720" w:footer="720" w:gutter="0"/>
       <w:cols w:space="720"/>
@@ -2459,6 +6825,116 @@
     </w:sectPr>
   </w:body>
 </w:document>
+</file>
+
+<file path=word/endnotes.xml><?xml version="1.0" encoding="utf-8"?>
+<w:endnotes xmlns:wpc="http://schemas.microsoft.com/office/word/2010/wordprocessingCanvas" xmlns:mc="http://schemas.openxmlformats.org/markup-compatibility/2006" xmlns:o="urn:schemas-microsoft-com:office:office" xmlns:r="http://schemas.openxmlformats.org/officeDocument/2006/relationships" xmlns:m="http://schemas.openxmlformats.org/officeDocument/2006/math" xmlns:v="urn:schemas-microsoft-com:vml" xmlns:wp14="http://schemas.microsoft.com/office/word/2010/wordprocessingDrawing" xmlns:wp="http://schemas.openxmlformats.org/drawingml/2006/wordprocessingDrawing" xmlns:w10="urn:schemas-microsoft-com:office:word" xmlns:w="http://schemas.openxmlformats.org/wordprocessingml/2006/main" xmlns:w14="http://schemas.microsoft.com/office/word/2010/wordml" xmlns:w15="http://schemas.microsoft.com/office/word/2012/wordml" xmlns:wpg="http://schemas.microsoft.com/office/word/2010/wordprocessingGroup" xmlns:wpi="http://schemas.microsoft.com/office/word/2010/wordprocessingInk" xmlns:wne="http://schemas.microsoft.com/office/word/2006/wordml" xmlns:wps="http://schemas.microsoft.com/office/word/2010/wordprocessingShape" mc:Ignorable="w14 w15 wp14">
+  <w:endnote w:type="separator" w:id="-1">
+    <w:p>
+      <w:pPr>
+        <w:spacing w:after="0" w:line="240" w:lineRule="auto"/>
+      </w:pPr>
+      <w:r>
+        <w:separator/>
+      </w:r>
+    </w:p>
+  </w:endnote>
+  <w:endnote w:type="continuationSeparator" w:id="0">
+    <w:p>
+      <w:pPr>
+        <w:spacing w:after="0" w:line="240" w:lineRule="auto"/>
+      </w:pPr>
+      <w:r>
+        <w:continuationSeparator/>
+      </w:r>
+    </w:p>
+  </w:endnote>
+</w:endnotes>
+</file>
+
+<file path=word/footer1.xml><?xml version="1.0" encoding="utf-8"?>
+<w:ftr xmlns:wpc="http://schemas.microsoft.com/office/word/2010/wordprocessingCanvas" xmlns:mc="http://schemas.openxmlformats.org/markup-compatibility/2006" xmlns:o="urn:schemas-microsoft-com:office:office" xmlns:r="http://schemas.openxmlformats.org/officeDocument/2006/relationships" xmlns:m="http://schemas.openxmlformats.org/officeDocument/2006/math" xmlns:v="urn:schemas-microsoft-com:vml" xmlns:wp14="http://schemas.microsoft.com/office/word/2010/wordprocessingDrawing" xmlns:wp="http://schemas.openxmlformats.org/drawingml/2006/wordprocessingDrawing" xmlns:w10="urn:schemas-microsoft-com:office:word" xmlns:w="http://schemas.openxmlformats.org/wordprocessingml/2006/main" xmlns:w14="http://schemas.microsoft.com/office/word/2010/wordml" xmlns:w15="http://schemas.microsoft.com/office/word/2012/wordml" xmlns:wpg="http://schemas.microsoft.com/office/word/2010/wordprocessingGroup" xmlns:wpi="http://schemas.microsoft.com/office/word/2010/wordprocessingInk" xmlns:wne="http://schemas.microsoft.com/office/word/2006/wordml" xmlns:wps="http://schemas.microsoft.com/office/word/2010/wordprocessingShape" mc:Ignorable="w14 w15 wp14">
+  <w:p>
+    <w:pPr>
+      <w:pStyle w:val="Footer"/>
+    </w:pPr>
+  </w:p>
+</w:ftr>
+</file>
+
+<file path=word/footer2.xml><?xml version="1.0" encoding="utf-8"?>
+<w:ftr xmlns:wpc="http://schemas.microsoft.com/office/word/2010/wordprocessingCanvas" xmlns:mc="http://schemas.openxmlformats.org/markup-compatibility/2006" xmlns:o="urn:schemas-microsoft-com:office:office" xmlns:r="http://schemas.openxmlformats.org/officeDocument/2006/relationships" xmlns:m="http://schemas.openxmlformats.org/officeDocument/2006/math" xmlns:v="urn:schemas-microsoft-com:vml" xmlns:wp14="http://schemas.microsoft.com/office/word/2010/wordprocessingDrawing" xmlns:wp="http://schemas.openxmlformats.org/drawingml/2006/wordprocessingDrawing" xmlns:w10="urn:schemas-microsoft-com:office:word" xmlns:w="http://schemas.openxmlformats.org/wordprocessingml/2006/main" xmlns:w14="http://schemas.microsoft.com/office/word/2010/wordml" xmlns:w15="http://schemas.microsoft.com/office/word/2012/wordml" xmlns:wpg="http://schemas.microsoft.com/office/word/2010/wordprocessingGroup" xmlns:wpi="http://schemas.microsoft.com/office/word/2010/wordprocessingInk" xmlns:wne="http://schemas.microsoft.com/office/word/2006/wordml" xmlns:wps="http://schemas.microsoft.com/office/word/2010/wordprocessingShape" mc:Ignorable="w14 w15 wp14">
+  <w:p>
+    <w:pPr>
+      <w:pStyle w:val="Footer"/>
+    </w:pPr>
+  </w:p>
+</w:ftr>
+</file>
+
+<file path=word/footer3.xml><?xml version="1.0" encoding="utf-8"?>
+<w:ftr xmlns:wpc="http://schemas.microsoft.com/office/word/2010/wordprocessingCanvas" xmlns:mc="http://schemas.openxmlformats.org/markup-compatibility/2006" xmlns:o="urn:schemas-microsoft-com:office:office" xmlns:r="http://schemas.openxmlformats.org/officeDocument/2006/relationships" xmlns:m="http://schemas.openxmlformats.org/officeDocument/2006/math" xmlns:v="urn:schemas-microsoft-com:vml" xmlns:wp14="http://schemas.microsoft.com/office/word/2010/wordprocessingDrawing" xmlns:wp="http://schemas.openxmlformats.org/drawingml/2006/wordprocessingDrawing" xmlns:w10="urn:schemas-microsoft-com:office:word" xmlns:w="http://schemas.openxmlformats.org/wordprocessingml/2006/main" xmlns:w14="http://schemas.microsoft.com/office/word/2010/wordml" xmlns:w15="http://schemas.microsoft.com/office/word/2012/wordml" xmlns:wpg="http://schemas.microsoft.com/office/word/2010/wordprocessingGroup" xmlns:wpi="http://schemas.microsoft.com/office/word/2010/wordprocessingInk" xmlns:wne="http://schemas.microsoft.com/office/word/2006/wordml" xmlns:wps="http://schemas.microsoft.com/office/word/2010/wordprocessingShape" mc:Ignorable="w14 w15 wp14">
+  <w:p>
+    <w:pPr>
+      <w:pStyle w:val="Footer"/>
+    </w:pPr>
+  </w:p>
+</w:ftr>
+</file>
+
+<file path=word/footnotes.xml><?xml version="1.0" encoding="utf-8"?>
+<w:footnotes xmlns:wpc="http://schemas.microsoft.com/office/word/2010/wordprocessingCanvas" xmlns:mc="http://schemas.openxmlformats.org/markup-compatibility/2006" xmlns:o="urn:schemas-microsoft-com:office:office" xmlns:r="http://schemas.openxmlformats.org/officeDocument/2006/relationships" xmlns:m="http://schemas.openxmlformats.org/officeDocument/2006/math" xmlns:v="urn:schemas-microsoft-com:vml" xmlns:wp14="http://schemas.microsoft.com/office/word/2010/wordprocessingDrawing" xmlns:wp="http://schemas.openxmlformats.org/drawingml/2006/wordprocessingDrawing" xmlns:w10="urn:schemas-microsoft-com:office:word" xmlns:w="http://schemas.openxmlformats.org/wordprocessingml/2006/main" xmlns:w14="http://schemas.microsoft.com/office/word/2010/wordml" xmlns:w15="http://schemas.microsoft.com/office/word/2012/wordml" xmlns:wpg="http://schemas.microsoft.com/office/word/2010/wordprocessingGroup" xmlns:wpi="http://schemas.microsoft.com/office/word/2010/wordprocessingInk" xmlns:wne="http://schemas.microsoft.com/office/word/2006/wordml" xmlns:wps="http://schemas.microsoft.com/office/word/2010/wordprocessingShape" mc:Ignorable="w14 w15 wp14">
+  <w:footnote w:type="separator" w:id="-1">
+    <w:p>
+      <w:pPr>
+        <w:spacing w:after="0" w:line="240" w:lineRule="auto"/>
+      </w:pPr>
+      <w:r>
+        <w:separator/>
+      </w:r>
+    </w:p>
+  </w:footnote>
+  <w:footnote w:type="continuationSeparator" w:id="0">
+    <w:p>
+      <w:pPr>
+        <w:spacing w:after="0" w:line="240" w:lineRule="auto"/>
+      </w:pPr>
+      <w:r>
+        <w:continuationSeparator/>
+      </w:r>
+    </w:p>
+  </w:footnote>
+</w:footnotes>
+</file>
+
+<file path=word/header1.xml><?xml version="1.0" encoding="utf-8"?>
+<w:hdr xmlns:wpc="http://schemas.microsoft.com/office/word/2010/wordprocessingCanvas" xmlns:mc="http://schemas.openxmlformats.org/markup-compatibility/2006" xmlns:o="urn:schemas-microsoft-com:office:office" xmlns:r="http://schemas.openxmlformats.org/officeDocument/2006/relationships" xmlns:m="http://schemas.openxmlformats.org/officeDocument/2006/math" xmlns:v="urn:schemas-microsoft-com:vml" xmlns:wp14="http://schemas.microsoft.com/office/word/2010/wordprocessingDrawing" xmlns:wp="http://schemas.openxmlformats.org/drawingml/2006/wordprocessingDrawing" xmlns:w10="urn:schemas-microsoft-com:office:word" xmlns:w="http://schemas.openxmlformats.org/wordprocessingml/2006/main" xmlns:w14="http://schemas.microsoft.com/office/word/2010/wordml" xmlns:w15="http://schemas.microsoft.com/office/word/2012/wordml" xmlns:wpg="http://schemas.microsoft.com/office/word/2010/wordprocessingGroup" xmlns:wpi="http://schemas.microsoft.com/office/word/2010/wordprocessingInk" xmlns:wne="http://schemas.microsoft.com/office/word/2006/wordml" xmlns:wps="http://schemas.microsoft.com/office/word/2010/wordprocessingShape" mc:Ignorable="w14 w15 wp14">
+  <w:p>
+    <w:pPr>
+      <w:pStyle w:val="Header"/>
+    </w:pPr>
+  </w:p>
+</w:hdr>
+</file>
+
+<file path=word/header2.xml><?xml version="1.0" encoding="utf-8"?>
+<w:hdr xmlns:wpc="http://schemas.microsoft.com/office/word/2010/wordprocessingCanvas" xmlns:mc="http://schemas.openxmlformats.org/markup-compatibility/2006" xmlns:o="urn:schemas-microsoft-com:office:office" xmlns:r="http://schemas.openxmlformats.org/officeDocument/2006/relationships" xmlns:m="http://schemas.openxmlformats.org/officeDocument/2006/math" xmlns:v="urn:schemas-microsoft-com:vml" xmlns:wp14="http://schemas.microsoft.com/office/word/2010/wordprocessingDrawing" xmlns:wp="http://schemas.openxmlformats.org/drawingml/2006/wordprocessingDrawing" xmlns:w10="urn:schemas-microsoft-com:office:word" xmlns:w="http://schemas.openxmlformats.org/wordprocessingml/2006/main" xmlns:w14="http://schemas.microsoft.com/office/word/2010/wordml" xmlns:w15="http://schemas.microsoft.com/office/word/2012/wordml" xmlns:wpg="http://schemas.microsoft.com/office/word/2010/wordprocessingGroup" xmlns:wpi="http://schemas.microsoft.com/office/word/2010/wordprocessingInk" xmlns:wne="http://schemas.microsoft.com/office/word/2006/wordml" xmlns:wps="http://schemas.microsoft.com/office/word/2010/wordprocessingShape" mc:Ignorable="w14 w15 wp14">
+  <w:p>
+    <w:pPr>
+      <w:pStyle w:val="Header"/>
+    </w:pPr>
+  </w:p>
+</w:hdr>
+</file>
+
+<file path=word/header3.xml><?xml version="1.0" encoding="utf-8"?>
+<w:hdr xmlns:wpc="http://schemas.microsoft.com/office/word/2010/wordprocessingCanvas" xmlns:mc="http://schemas.openxmlformats.org/markup-compatibility/2006" xmlns:o="urn:schemas-microsoft-com:office:office" xmlns:r="http://schemas.openxmlformats.org/officeDocument/2006/relationships" xmlns:m="http://schemas.openxmlformats.org/officeDocument/2006/math" xmlns:v="urn:schemas-microsoft-com:vml" xmlns:wp14="http://schemas.microsoft.com/office/word/2010/wordprocessingDrawing" xmlns:wp="http://schemas.openxmlformats.org/drawingml/2006/wordprocessingDrawing" xmlns:w10="urn:schemas-microsoft-com:office:word" xmlns:w="http://schemas.openxmlformats.org/wordprocessingml/2006/main" xmlns:w14="http://schemas.microsoft.com/office/word/2010/wordml" xmlns:w15="http://schemas.microsoft.com/office/word/2012/wordml" xmlns:wpg="http://schemas.microsoft.com/office/word/2010/wordprocessingGroup" xmlns:wpi="http://schemas.microsoft.com/office/word/2010/wordprocessingInk" xmlns:wne="http://schemas.microsoft.com/office/word/2006/wordml" xmlns:wps="http://schemas.microsoft.com/office/word/2010/wordprocessingShape" mc:Ignorable="w14 w15 wp14">
+  <w:p>
+    <w:pPr>
+      <w:pStyle w:val="Header"/>
+    </w:pPr>
+  </w:p>
+</w:hdr>
 </file>
 
 <file path=word/styles.xml><?xml version="1.0" encoding="utf-8"?>
@@ -2945,7 +7421,6 @@
     <w:name w:val="Normal (Web)"/>
     <w:basedOn w:val="Normal"/>
     <w:uiPriority w:val="99"/>
-    <w:semiHidden/>
     <w:unhideWhenUsed/>
     <w:rsid w:val="00C53295"/>
     <w:pPr>
@@ -2956,6 +7431,78 @@
       <w:sz w:val="24"/>
       <w:szCs w:val="24"/>
     </w:rPr>
+  </w:style>
+  <w:style w:type="paragraph" w:styleId="NoSpacing">
+    <w:name w:val="No Spacing"/>
+    <w:uiPriority w:val="1"/>
+    <w:qFormat/>
+    <w:rsid w:val="00FC57B8"/>
+    <w:pPr>
+      <w:spacing w:after="0" w:line="240" w:lineRule="auto"/>
+    </w:pPr>
+  </w:style>
+  <w:style w:type="table" w:styleId="TableGrid">
+    <w:name w:val="Table Grid"/>
+    <w:basedOn w:val="TableNormal"/>
+    <w:uiPriority w:val="39"/>
+    <w:rsid w:val="000A65A5"/>
+    <w:pPr>
+      <w:spacing w:after="0" w:line="240" w:lineRule="auto"/>
+    </w:pPr>
+    <w:tblPr>
+      <w:tblBorders>
+        <w:top w:val="single" w:sz="4" w:space="0" w:color="auto"/>
+        <w:left w:val="single" w:sz="4" w:space="0" w:color="auto"/>
+        <w:bottom w:val="single" w:sz="4" w:space="0" w:color="auto"/>
+        <w:right w:val="single" w:sz="4" w:space="0" w:color="auto"/>
+        <w:insideH w:val="single" w:sz="4" w:space="0" w:color="auto"/>
+        <w:insideV w:val="single" w:sz="4" w:space="0" w:color="auto"/>
+      </w:tblBorders>
+    </w:tblPr>
+  </w:style>
+  <w:style w:type="paragraph" w:styleId="Header">
+    <w:name w:val="header"/>
+    <w:basedOn w:val="Normal"/>
+    <w:link w:val="HeaderChar"/>
+    <w:uiPriority w:val="99"/>
+    <w:unhideWhenUsed/>
+    <w:rsid w:val="004C1F5B"/>
+    <w:pPr>
+      <w:tabs>
+        <w:tab w:val="center" w:pos="4680"/>
+        <w:tab w:val="right" w:pos="9360"/>
+      </w:tabs>
+      <w:spacing w:after="0" w:line="240" w:lineRule="auto"/>
+    </w:pPr>
+  </w:style>
+  <w:style w:type="character" w:customStyle="1" w:styleId="HeaderChar">
+    <w:name w:val="Header Char"/>
+    <w:basedOn w:val="DefaultParagraphFont"/>
+    <w:link w:val="Header"/>
+    <w:uiPriority w:val="99"/>
+    <w:rsid w:val="004C1F5B"/>
+  </w:style>
+  <w:style w:type="paragraph" w:styleId="Footer">
+    <w:name w:val="footer"/>
+    <w:basedOn w:val="Normal"/>
+    <w:link w:val="FooterChar"/>
+    <w:uiPriority w:val="99"/>
+    <w:unhideWhenUsed/>
+    <w:rsid w:val="004C1F5B"/>
+    <w:pPr>
+      <w:tabs>
+        <w:tab w:val="center" w:pos="4680"/>
+        <w:tab w:val="right" w:pos="9360"/>
+      </w:tabs>
+      <w:spacing w:after="0" w:line="240" w:lineRule="auto"/>
+    </w:pPr>
+  </w:style>
+  <w:style w:type="character" w:customStyle="1" w:styleId="FooterChar">
+    <w:name w:val="Footer Char"/>
+    <w:basedOn w:val="DefaultParagraphFont"/>
+    <w:link w:val="Footer"/>
+    <w:uiPriority w:val="99"/>
+    <w:rsid w:val="004C1F5B"/>
   </w:style>
 </w:styles>
 </file>
@@ -3219,4 +7766,16 @@
     </a:ext>
   </a:extLst>
 </a:theme>
+</file>
+
+<file path=customXml/item1.xml><?xml version="1.0" encoding="utf-8"?>
+<b:Sources xmlns:b="http://schemas.openxmlformats.org/officeDocument/2006/bibliography" xmlns="http://schemas.openxmlformats.org/officeDocument/2006/bibliography" SelectedStyle="\APASixthEditionOfficeOnline.xsl" StyleName="APA" Version="6"/>
+</file>
+
+<file path=customXml/itemProps1.xml><?xml version="1.0" encoding="utf-8"?>
+<ds:datastoreItem xmlns:ds="http://schemas.openxmlformats.org/officeDocument/2006/customXml" ds:itemID="{90E92B7F-C6FE-41E7-8D0B-596ED0DE62DD}">
+  <ds:schemaRefs>
+    <ds:schemaRef ds:uri="http://schemas.openxmlformats.org/officeDocument/2006/bibliography"/>
+  </ds:schemaRefs>
+</ds:datastoreItem>
 </file>